--- a/Documentation/05-API-Specification.docx
+++ b/Documentation/05-API-Specification.docx
@@ -65,7 +65,7 @@
           <w:sz w:val="20"/>
           <w:szCs w:val="20"/>
         </w:rPr>
-        <w:t xml:space="preserve">Version 1.0  ·  Project documentation  ·  2026</w:t>
+        <w:t>Version 1.1  ·  Project documentation  ·  2026</w:t>
       </w:r>
     </w:p>
     <w:p>
@@ -192,7 +192,7 @@
           <w:sz w:val="20"/>
           <w:szCs w:val="20"/>
         </w:rPr>
-        <w:t xml:space="preserve">IDs are UUIDs. Timestamps are ISO 8601 UTC.</w:t>
+        <w:t>IDs are ULIDs (26-character, generated by the application — see document 04). Timestamps are ISO 8601 UTC.</w:t>
       </w:r>
     </w:p>
     <w:p>
@@ -865,6 +865,32 @@
     </w:p>
     <w:p>
       <w:pPr>
+        <w:spacing w:after="140" w:before="60" w:line="276"/>
+        <w:jc w:val="left"/>
+      </w:pPr>
+      <w:r>
+        <w:rPr>
+          <w:rFonts w:ascii="Calibri" w:cs="Calibri" w:eastAsia="Calibri" w:hAnsi="Calibri"/>
+          <w:b/>
+          <w:bCs/>
+          <w:color w:val="1A1A1A"/>
+          <w:sz w:val="20"/>
+          <w:szCs w:val="20"/>
+        </w:rPr>
+        <w:t>Last administrator.</w:t>
+      </w:r>
+      <w:r>
+        <w:rPr>
+          <w:rFonts w:ascii="Calibri" w:cs="Calibri" w:eastAsia="Calibri" w:hAnsi="Calibri"/>
+          <w:color w:val="1A1A1A"/>
+          <w:sz w:val="20"/>
+          <w:szCs w:val="20"/>
+        </w:rPr>
+        <w:t xml:space="preserve"> Removing, demoting or letting the last remaining admin leave a workspace returns 422 with code: "last_admin" (FR-510).</w:t>
+      </w:r>
+    </w:p>
+    <w:p>
+      <w:pPr>
         <w:pBdr>
           <w:bottom w:val="single" w:color="D4D4D4" w:sz="6" w:space="1"/>
         </w:pBdr>
@@ -885,7 +911,7 @@
           <w:sz w:val="28"/>
           <w:szCs w:val="28"/>
         </w:rPr>
-        <w:t xml:space="preserve">Workspaces &amp; members</w:t>
+        <w:t>Auth &amp; account</w:t>
       </w:r>
     </w:p>
     <w:tbl>
@@ -1045,7 +1071,7 @@
                 <w:szCs w:val="18"/>
                 <w:shd w:fill="F4F5F7" w:val="clear"/>
               </w:rPr>
-              <w:t xml:space="preserve">GET</w:t>
+              <w:t>POST</w:t>
             </w:r>
           </w:p>
         </w:tc>
@@ -1078,7 +1104,7 @@
                 <w:szCs w:val="18"/>
                 <w:shd w:fill="F4F5F7" w:val="clear"/>
               </w:rPr>
-              <w:t xml:space="preserve">/workspaces</w:t>
+              <w:t>/auth/magic-link</w:t>
             </w:r>
           </w:p>
         </w:tc>
@@ -1110,7 +1136,7 @@
                 <w:sz w:val="20"/>
                 <w:szCs w:val="20"/>
               </w:rPr>
-              <w:t xml:space="preserve">Workspaces the caller belongs to</w:t>
+              <w:t>Request a sign-in link; response is identical whether or not the email is registered (FR-101, FR-102)</w:t>
             </w:r>
           </w:p>
         </w:tc>
@@ -1125,28 +1151,27 @@
               <w:bottom w:val="single" w:color="D4D4D4" w:sz="2"/>
               <w:right w:val="single" w:color="D4D4D4" w:sz="2"/>
             </w:tcBorders>
-            <w:shd w:fill="FAFBFC" w:val="clear"/>
-            <w:tcMar>
-              <w:top w:type="dxa" w:w="80"/>
-              <w:left w:type="dxa" w:w="120"/>
-              <w:bottom w:type="dxa" w:w="80"/>
-              <w:right w:type="dxa" w:w="120"/>
-            </w:tcMar>
-          </w:tcPr>
-          <w:p>
-            <w:pPr>
-              <w:spacing w:after="40" w:before="40"/>
-              <w:jc w:val="left"/>
-            </w:pPr>
-            <w:r>
-              <w:rPr>
-                <w:rFonts w:ascii="Consolas" w:cs="Consolas" w:eastAsia="Consolas" w:hAnsi="Consolas"/>
-                <w:color w:val="0B3D2E"/>
-                <w:sz w:val="18"/>
-                <w:szCs w:val="18"/>
-                <w:shd w:fill="F4F5F7" w:val="clear"/>
-              </w:rPr>
-              <w:t xml:space="preserve">POST</w:t>
+            <w:tcMar>
+              <w:top w:type="dxa" w:w="80"/>
+              <w:left w:type="dxa" w:w="120"/>
+              <w:bottom w:type="dxa" w:w="80"/>
+              <w:right w:type="dxa" w:w="120"/>
+            </w:tcMar>
+          </w:tcPr>
+          <w:p>
+            <w:pPr>
+              <w:spacing w:after="40" w:before="40"/>
+              <w:jc w:val="left"/>
+            </w:pPr>
+            <w:r>
+              <w:rPr>
+                <w:rFonts w:ascii="Consolas" w:cs="Consolas" w:eastAsia="Consolas" w:hAnsi="Consolas"/>
+                <w:color w:val="0B3D2E"/>
+                <w:sz w:val="18"/>
+                <w:szCs w:val="18"/>
+                <w:shd w:fill="F4F5F7" w:val="clear"/>
+              </w:rPr>
+              <w:t>GET</w:t>
             </w:r>
           </w:p>
         </w:tc>
@@ -1159,28 +1184,27 @@
               <w:bottom w:val="single" w:color="D4D4D4" w:sz="2"/>
               <w:right w:val="single" w:color="D4D4D4" w:sz="2"/>
             </w:tcBorders>
-            <w:shd w:fill="FAFBFC" w:val="clear"/>
-            <w:tcMar>
-              <w:top w:type="dxa" w:w="80"/>
-              <w:left w:type="dxa" w:w="120"/>
-              <w:bottom w:type="dxa" w:w="80"/>
-              <w:right w:type="dxa" w:w="120"/>
-            </w:tcMar>
-          </w:tcPr>
-          <w:p>
-            <w:pPr>
-              <w:spacing w:after="40" w:before="40"/>
-              <w:jc w:val="left"/>
-            </w:pPr>
-            <w:r>
-              <w:rPr>
-                <w:rFonts w:ascii="Consolas" w:cs="Consolas" w:eastAsia="Consolas" w:hAnsi="Consolas"/>
-                <w:color w:val="0B3D2E"/>
-                <w:sz w:val="18"/>
-                <w:szCs w:val="18"/>
-                <w:shd w:fill="F4F5F7" w:val="clear"/>
-              </w:rPr>
-              <w:t xml:space="preserve">/workspaces</w:t>
+            <w:tcMar>
+              <w:top w:type="dxa" w:w="80"/>
+              <w:left w:type="dxa" w:w="120"/>
+              <w:bottom w:type="dxa" w:w="80"/>
+              <w:right w:type="dxa" w:w="120"/>
+            </w:tcMar>
+          </w:tcPr>
+          <w:p>
+            <w:pPr>
+              <w:spacing w:after="40" w:before="40"/>
+              <w:jc w:val="left"/>
+            </w:pPr>
+            <w:r>
+              <w:rPr>
+                <w:rFonts w:ascii="Consolas" w:cs="Consolas" w:eastAsia="Consolas" w:hAnsi="Consolas"/>
+                <w:color w:val="0B3D2E"/>
+                <w:sz w:val="18"/>
+                <w:szCs w:val="18"/>
+                <w:shd w:fill="F4F5F7" w:val="clear"/>
+              </w:rPr>
+              <w:t>/auth/magic-link/{token}</w:t>
             </w:r>
           </w:p>
         </w:tc>
@@ -1193,27 +1217,26 @@
               <w:bottom w:val="single" w:color="D4D4D4" w:sz="2"/>
               <w:right w:val="single" w:color="D4D4D4" w:sz="2"/>
             </w:tcBorders>
-            <w:shd w:fill="FAFBFC" w:val="clear"/>
-            <w:tcMar>
-              <w:top w:type="dxa" w:w="80"/>
-              <w:left w:type="dxa" w:w="120"/>
-              <w:bottom w:type="dxa" w:w="80"/>
-              <w:right w:type="dxa" w:w="120"/>
-            </w:tcMar>
-          </w:tcPr>
-          <w:p>
-            <w:pPr>
-              <w:spacing w:after="40" w:before="40"/>
-              <w:jc w:val="left"/>
-            </w:pPr>
-            <w:r>
-              <w:rPr>
-                <w:rFonts w:ascii="Calibri" w:cs="Calibri" w:eastAsia="Calibri" w:hAnsi="Calibri"/>
-                <w:color w:val="1A1A1A"/>
-                <w:sz w:val="20"/>
-                <w:szCs w:val="20"/>
-              </w:rPr>
-              <w:t xml:space="preserve">Create a workspace (caller becomes admin)</w:t>
+            <w:tcMar>
+              <w:top w:type="dxa" w:w="80"/>
+              <w:left w:type="dxa" w:w="120"/>
+              <w:bottom w:type="dxa" w:w="80"/>
+              <w:right w:type="dxa" w:w="120"/>
+            </w:tcMar>
+          </w:tcPr>
+          <w:p>
+            <w:pPr>
+              <w:spacing w:after="40" w:before="40"/>
+              <w:jc w:val="left"/>
+            </w:pPr>
+            <w:r>
+              <w:rPr>
+                <w:rFonts w:ascii="Calibri" w:cs="Calibri" w:eastAsia="Calibri" w:hAnsi="Calibri"/>
+                <w:color w:val="1A1A1A"/>
+                <w:sz w:val="20"/>
+                <w:szCs w:val="20"/>
+              </w:rPr>
+              <w:t>Consume a single-use, short-expiry signed link and create the Sanctum session (FR-103)</w:t>
             </w:r>
           </w:p>
         </w:tc>
@@ -1248,7 +1271,7 @@
                 <w:szCs w:val="18"/>
                 <w:shd w:fill="F4F5F7" w:val="clear"/>
               </w:rPr>
-              <w:t xml:space="preserve">GET</w:t>
+              <w:t>POST</w:t>
             </w:r>
           </w:p>
         </w:tc>
@@ -1281,7 +1304,7 @@
                 <w:szCs w:val="18"/>
                 <w:shd w:fill="F4F5F7" w:val="clear"/>
               </w:rPr>
-              <w:t xml:space="preserve">/workspaces/{id}</w:t>
+              <w:t>/auth/logout</w:t>
             </w:r>
           </w:p>
         </w:tc>
@@ -1313,7 +1336,7 @@
                 <w:sz w:val="20"/>
                 <w:szCs w:val="20"/>
               </w:rPr>
-              <w:t xml:space="preserve">Workspace detail + plan + settings</w:t>
+              <w:t>End the current session</w:t>
             </w:r>
           </w:p>
         </w:tc>
@@ -1328,28 +1351,27 @@
               <w:bottom w:val="single" w:color="D4D4D4" w:sz="2"/>
               <w:right w:val="single" w:color="D4D4D4" w:sz="2"/>
             </w:tcBorders>
-            <w:shd w:fill="FAFBFC" w:val="clear"/>
-            <w:tcMar>
-              <w:top w:type="dxa" w:w="80"/>
-              <w:left w:type="dxa" w:w="120"/>
-              <w:bottom w:type="dxa" w:w="80"/>
-              <w:right w:type="dxa" w:w="120"/>
-            </w:tcMar>
-          </w:tcPr>
-          <w:p>
-            <w:pPr>
-              <w:spacing w:after="40" w:before="40"/>
-              <w:jc w:val="left"/>
-            </w:pPr>
-            <w:r>
-              <w:rPr>
-                <w:rFonts w:ascii="Consolas" w:cs="Consolas" w:eastAsia="Consolas" w:hAnsi="Consolas"/>
-                <w:color w:val="0B3D2E"/>
-                <w:sz w:val="18"/>
-                <w:szCs w:val="18"/>
-                <w:shd w:fill="F4F5F7" w:val="clear"/>
-              </w:rPr>
-              <w:t xml:space="preserve">PATCH</w:t>
+            <w:tcMar>
+              <w:top w:type="dxa" w:w="80"/>
+              <w:left w:type="dxa" w:w="120"/>
+              <w:bottom w:type="dxa" w:w="80"/>
+              <w:right w:type="dxa" w:w="120"/>
+            </w:tcMar>
+          </w:tcPr>
+          <w:p>
+            <w:pPr>
+              <w:spacing w:after="40" w:before="40"/>
+              <w:jc w:val="left"/>
+            </w:pPr>
+            <w:r>
+              <w:rPr>
+                <w:rFonts w:ascii="Consolas" w:cs="Consolas" w:eastAsia="Consolas" w:hAnsi="Consolas"/>
+                <w:color w:val="0B3D2E"/>
+                <w:sz w:val="18"/>
+                <w:szCs w:val="18"/>
+                <w:shd w:fill="F4F5F7" w:val="clear"/>
+              </w:rPr>
+              <w:t>GET · DELETE</w:t>
             </w:r>
           </w:p>
         </w:tc>
@@ -1362,28 +1384,27 @@
               <w:bottom w:val="single" w:color="D4D4D4" w:sz="2"/>
               <w:right w:val="single" w:color="D4D4D4" w:sz="2"/>
             </w:tcBorders>
-            <w:shd w:fill="FAFBFC" w:val="clear"/>
-            <w:tcMar>
-              <w:top w:type="dxa" w:w="80"/>
-              <w:left w:type="dxa" w:w="120"/>
-              <w:bottom w:type="dxa" w:w="80"/>
-              <w:right w:type="dxa" w:w="120"/>
-            </w:tcMar>
-          </w:tcPr>
-          <w:p>
-            <w:pPr>
-              <w:spacing w:after="40" w:before="40"/>
-              <w:jc w:val="left"/>
-            </w:pPr>
-            <w:r>
-              <w:rPr>
-                <w:rFonts w:ascii="Consolas" w:cs="Consolas" w:eastAsia="Consolas" w:hAnsi="Consolas"/>
-                <w:color w:val="0B3D2E"/>
-                <w:sz w:val="18"/>
-                <w:szCs w:val="18"/>
-                <w:shd w:fill="F4F5F7" w:val="clear"/>
-              </w:rPr>
-              <w:t xml:space="preserve">/workspaces/{id}</w:t>
+            <w:tcMar>
+              <w:top w:type="dxa" w:w="80"/>
+              <w:left w:type="dxa" w:w="120"/>
+              <w:bottom w:type="dxa" w:w="80"/>
+              <w:right w:type="dxa" w:w="120"/>
+            </w:tcMar>
+          </w:tcPr>
+          <w:p>
+            <w:pPr>
+              <w:spacing w:after="40" w:before="40"/>
+              <w:jc w:val="left"/>
+            </w:pPr>
+            <w:r>
+              <w:rPr>
+                <w:rFonts w:ascii="Consolas" w:cs="Consolas" w:eastAsia="Consolas" w:hAnsi="Consolas"/>
+                <w:color w:val="0B3D2E"/>
+                <w:sz w:val="18"/>
+                <w:szCs w:val="18"/>
+                <w:shd w:fill="F4F5F7" w:val="clear"/>
+              </w:rPr>
+              <w:t>/auth/sessions · /auth/sessions/{id}</w:t>
             </w:r>
           </w:p>
         </w:tc>
@@ -1396,27 +1417,26 @@
               <w:bottom w:val="single" w:color="D4D4D4" w:sz="2"/>
               <w:right w:val="single" w:color="D4D4D4" w:sz="2"/>
             </w:tcBorders>
-            <w:shd w:fill="FAFBFC" w:val="clear"/>
-            <w:tcMar>
-              <w:top w:type="dxa" w:w="80"/>
-              <w:left w:type="dxa" w:w="120"/>
-              <w:bottom w:type="dxa" w:w="80"/>
-              <w:right w:type="dxa" w:w="120"/>
-            </w:tcMar>
-          </w:tcPr>
-          <w:p>
-            <w:pPr>
-              <w:spacing w:after="40" w:before="40"/>
-              <w:jc w:val="left"/>
-            </w:pPr>
-            <w:r>
-              <w:rPr>
-                <w:rFonts w:ascii="Calibri" w:cs="Calibri" w:eastAsia="Calibri" w:hAnsi="Calibri"/>
-                <w:color w:val="1A1A1A"/>
-                <w:sz w:val="20"/>
-                <w:szCs w:val="20"/>
-              </w:rPr>
-              <w:t xml:space="preserve">Update name, settings (admin)</w:t>
+            <w:tcMar>
+              <w:top w:type="dxa" w:w="80"/>
+              <w:left w:type="dxa" w:w="120"/>
+              <w:bottom w:type="dxa" w:w="80"/>
+              <w:right w:type="dxa" w:w="120"/>
+            </w:tcMar>
+          </w:tcPr>
+          <w:p>
+            <w:pPr>
+              <w:spacing w:after="40" w:before="40"/>
+              <w:jc w:val="left"/>
+            </w:pPr>
+            <w:r>
+              <w:rPr>
+                <w:rFonts w:ascii="Calibri" w:cs="Calibri" w:eastAsia="Calibri" w:hAnsi="Calibri"/>
+                <w:color w:val="1A1A1A"/>
+                <w:sz w:val="20"/>
+                <w:szCs w:val="20"/>
+              </w:rPr>
+              <w:t>List or revoke the caller's active sessions</w:t>
             </w:r>
           </w:p>
         </w:tc>
@@ -1451,7 +1471,7 @@
                 <w:szCs w:val="18"/>
                 <w:shd w:fill="F4F5F7" w:val="clear"/>
               </w:rPr>
-              <w:t xml:space="preserve">GET</w:t>
+              <w:t>GET · PATCH</w:t>
             </w:r>
           </w:p>
         </w:tc>
@@ -1484,7 +1504,7 @@
                 <w:szCs w:val="18"/>
                 <w:shd w:fill="F4F5F7" w:val="clear"/>
               </w:rPr>
-              <w:t xml:space="preserve">/workspaces/{id}/members</w:t>
+              <w:t>/account</w:t>
             </w:r>
           </w:p>
         </w:tc>
@@ -1516,7 +1536,7 @@
                 <w:sz w:val="20"/>
                 <w:szCs w:val="20"/>
               </w:rPr>
-              <w:t xml:space="preserve">List members</w:t>
+              <w:t>Profile: name, avatar, interface language</w:t>
             </w:r>
           </w:p>
         </w:tc>
@@ -1531,28 +1551,27 @@
               <w:bottom w:val="single" w:color="D4D4D4" w:sz="2"/>
               <w:right w:val="single" w:color="D4D4D4" w:sz="2"/>
             </w:tcBorders>
-            <w:shd w:fill="FAFBFC" w:val="clear"/>
-            <w:tcMar>
-              <w:top w:type="dxa" w:w="80"/>
-              <w:left w:type="dxa" w:w="120"/>
-              <w:bottom w:type="dxa" w:w="80"/>
-              <w:right w:type="dxa" w:w="120"/>
-            </w:tcMar>
-          </w:tcPr>
-          <w:p>
-            <w:pPr>
-              <w:spacing w:after="40" w:before="40"/>
-              <w:jc w:val="left"/>
-            </w:pPr>
-            <w:r>
-              <w:rPr>
-                <w:rFonts w:ascii="Consolas" w:cs="Consolas" w:eastAsia="Consolas" w:hAnsi="Consolas"/>
-                <w:color w:val="0B3D2E"/>
-                <w:sz w:val="18"/>
-                <w:szCs w:val="18"/>
-                <w:shd w:fill="F4F5F7" w:val="clear"/>
-              </w:rPr>
-              <w:t xml:space="preserve">POST</w:t>
+            <w:tcMar>
+              <w:top w:type="dxa" w:w="80"/>
+              <w:left w:type="dxa" w:w="120"/>
+              <w:bottom w:type="dxa" w:w="80"/>
+              <w:right w:type="dxa" w:w="120"/>
+            </w:tcMar>
+          </w:tcPr>
+          <w:p>
+            <w:pPr>
+              <w:spacing w:after="40" w:before="40"/>
+              <w:jc w:val="left"/>
+            </w:pPr>
+            <w:r>
+              <w:rPr>
+                <w:rFonts w:ascii="Consolas" w:cs="Consolas" w:eastAsia="Consolas" w:hAnsi="Consolas"/>
+                <w:color w:val="0B3D2E"/>
+                <w:sz w:val="18"/>
+                <w:szCs w:val="18"/>
+                <w:shd w:fill="F4F5F7" w:val="clear"/>
+              </w:rPr>
+              <w:t>PATCH</w:t>
             </w:r>
           </w:p>
         </w:tc>
@@ -1565,28 +1584,27 @@
               <w:bottom w:val="single" w:color="D4D4D4" w:sz="2"/>
               <w:right w:val="single" w:color="D4D4D4" w:sz="2"/>
             </w:tcBorders>
-            <w:shd w:fill="FAFBFC" w:val="clear"/>
-            <w:tcMar>
-              <w:top w:type="dxa" w:w="80"/>
-              <w:left w:type="dxa" w:w="120"/>
-              <w:bottom w:type="dxa" w:w="80"/>
-              <w:right w:type="dxa" w:w="120"/>
-            </w:tcMar>
-          </w:tcPr>
-          <w:p>
-            <w:pPr>
-              <w:spacing w:after="40" w:before="40"/>
-              <w:jc w:val="left"/>
-            </w:pPr>
-            <w:r>
-              <w:rPr>
-                <w:rFonts w:ascii="Consolas" w:cs="Consolas" w:eastAsia="Consolas" w:hAnsi="Consolas"/>
-                <w:color w:val="0B3D2E"/>
-                <w:sz w:val="18"/>
-                <w:szCs w:val="18"/>
-                <w:shd w:fill="F4F5F7" w:val="clear"/>
-              </w:rPr>
-              <w:t xml:space="preserve">/workspaces/{id}/invites</w:t>
+            <w:tcMar>
+              <w:top w:type="dxa" w:w="80"/>
+              <w:left w:type="dxa" w:w="120"/>
+              <w:bottom w:type="dxa" w:w="80"/>
+              <w:right w:type="dxa" w:w="120"/>
+            </w:tcMar>
+          </w:tcPr>
+          <w:p>
+            <w:pPr>
+              <w:spacing w:after="40" w:before="40"/>
+              <w:jc w:val="left"/>
+            </w:pPr>
+            <w:r>
+              <w:rPr>
+                <w:rFonts w:ascii="Consolas" w:cs="Consolas" w:eastAsia="Consolas" w:hAnsi="Consolas"/>
+                <w:color w:val="0B3D2E"/>
+                <w:sz w:val="18"/>
+                <w:szCs w:val="18"/>
+                <w:shd w:fill="F4F5F7" w:val="clear"/>
+              </w:rPr>
+              <w:t>/account/notifications</w:t>
             </w:r>
           </w:p>
         </w:tc>
@@ -1599,27 +1617,176 @@
               <w:bottom w:val="single" w:color="D4D4D4" w:sz="2"/>
               <w:right w:val="single" w:color="D4D4D4" w:sz="2"/>
             </w:tcBorders>
-            <w:shd w:fill="FAFBFC" w:val="clear"/>
-            <w:tcMar>
-              <w:top w:type="dxa" w:w="80"/>
-              <w:left w:type="dxa" w:w="120"/>
-              <w:bottom w:type="dxa" w:w="80"/>
-              <w:right w:type="dxa" w:w="120"/>
-            </w:tcMar>
-          </w:tcPr>
-          <w:p>
-            <w:pPr>
-              <w:spacing w:after="40" w:before="40"/>
-              <w:jc w:val="left"/>
-            </w:pPr>
-            <w:r>
-              <w:rPr>
-                <w:rFonts w:ascii="Calibri" w:cs="Calibri" w:eastAsia="Calibri" w:hAnsi="Calibri"/>
-                <w:color w:val="1A1A1A"/>
-                <w:sz w:val="20"/>
-                <w:szCs w:val="20"/>
-              </w:rPr>
-              <w:t xml:space="preserve">Invite by email with role</w:t>
+            <w:tcMar>
+              <w:top w:type="dxa" w:w="80"/>
+              <w:left w:type="dxa" w:w="120"/>
+              <w:bottom w:type="dxa" w:w="80"/>
+              <w:right w:type="dxa" w:w="120"/>
+            </w:tcMar>
+          </w:tcPr>
+          <w:p>
+            <w:pPr>
+              <w:spacing w:after="40" w:before="40"/>
+              <w:jc w:val="left"/>
+            </w:pPr>
+            <w:r>
+              <w:rPr>
+                <w:rFonts w:ascii="Calibri" w:cs="Calibri" w:eastAsia="Calibri" w:hAnsi="Calibri"/>
+                <w:color w:val="1A1A1A"/>
+                <w:sz w:val="20"/>
+                <w:szCs w:val="20"/>
+              </w:rPr>
+              <w:t>Per-workspace notification preferences (acknowledgement-due cannot be disabled where a policy requires it)</w:t>
+            </w:r>
+          </w:p>
+        </w:tc>
+      </w:tr>
+    </w:tbl>
+    <w:p>
+      <w:r>
+        <w:br w:type="page"/>
+      </w:r>
+    </w:p>
+    <w:p>
+      <w:pPr>
+        <w:pStyle w:val="Heading2"/>
+        <w:spacing w:after="140" w:before="320"/>
+      </w:pPr>
+      <w:r>
+        <w:rPr>
+          <w:rFonts w:ascii="Calibri Light" w:cs="Calibri Light" w:eastAsia="Calibri Light" w:hAnsi="Calibri Light"/>
+          <w:b/>
+          <w:bCs/>
+          <w:color w:val="1E2761"/>
+          <w:sz w:val="28"/>
+          <w:szCs w:val="28"/>
+        </w:rPr>
+        <w:t xml:space="preserve">Workspaces &amp; members</w:t>
+      </w:r>
+    </w:p>
+    <w:tbl>
+      <w:tblPr>
+        <w:tblW w:type="dxa" w:w="9360"/>
+        <w:tblBorders>
+          <w:top w:val="single" w:color="auto" w:sz="4"/>
+          <w:left w:val="single" w:color="auto" w:sz="4"/>
+          <w:bottom w:val="single" w:color="auto" w:sz="4"/>
+          <w:right w:val="single" w:color="auto" w:sz="4"/>
+          <w:insideH w:val="single" w:color="auto" w:sz="4"/>
+          <w:insideV w:val="single" w:color="auto" w:sz="4"/>
+        </w:tblBorders>
+      </w:tblPr>
+      <w:tblGrid>
+        <w:gridCol w:w="1029"/>
+        <w:gridCol w:w="3316"/>
+        <w:gridCol w:w="5015"/>
+      </w:tblGrid>
+      <w:tr>
+        <w:trPr>
+          <w:tblHeader/>
+        </w:trPr>
+        <w:tc>
+          <w:tcPr>
+            <w:tcW w:type="dxa" w:w="1029"/>
+            <w:tcBorders>
+              <w:top w:val="single" w:color="D4D4D4" w:sz="2"/>
+              <w:left w:val="single" w:color="D4D4D4" w:sz="2"/>
+              <w:bottom w:val="single" w:color="D4D4D4" w:sz="2"/>
+              <w:right w:val="single" w:color="D4D4D4" w:sz="2"/>
+            </w:tcBorders>
+            <w:shd w:fill="EDF1F5" w:val="clear"/>
+            <w:tcMar>
+              <w:top w:type="dxa" w:w="80"/>
+              <w:left w:type="dxa" w:w="120"/>
+              <w:bottom w:type="dxa" w:w="80"/>
+              <w:right w:type="dxa" w:w="120"/>
+            </w:tcMar>
+          </w:tcPr>
+          <w:p>
+            <w:pPr>
+              <w:spacing w:after="40" w:before="40"/>
+              <w:jc w:val="left"/>
+            </w:pPr>
+            <w:r>
+              <w:rPr>
+                <w:rFonts w:ascii="Calibri" w:cs="Calibri" w:eastAsia="Calibri" w:hAnsi="Calibri"/>
+                <w:b/>
+                <w:bCs/>
+                <w:color w:val="1A1A1A"/>
+                <w:sz w:val="20"/>
+                <w:szCs w:val="20"/>
+              </w:rPr>
+              <w:t xml:space="preserve">Method</w:t>
+            </w:r>
+          </w:p>
+        </w:tc>
+        <w:tc>
+          <w:tcPr>
+            <w:tcW w:type="dxa" w:w="3316"/>
+            <w:tcBorders>
+              <w:top w:val="single" w:color="D4D4D4" w:sz="2"/>
+              <w:left w:val="single" w:color="D4D4D4" w:sz="2"/>
+              <w:bottom w:val="single" w:color="D4D4D4" w:sz="2"/>
+              <w:right w:val="single" w:color="D4D4D4" w:sz="2"/>
+            </w:tcBorders>
+            <w:shd w:fill="EDF1F5" w:val="clear"/>
+            <w:tcMar>
+              <w:top w:type="dxa" w:w="80"/>
+              <w:left w:type="dxa" w:w="120"/>
+              <w:bottom w:type="dxa" w:w="80"/>
+              <w:right w:type="dxa" w:w="120"/>
+            </w:tcMar>
+          </w:tcPr>
+          <w:p>
+            <w:pPr>
+              <w:spacing w:after="40" w:before="40"/>
+              <w:jc w:val="left"/>
+            </w:pPr>
+            <w:r>
+              <w:rPr>
+                <w:rFonts w:ascii="Calibri" w:cs="Calibri" w:eastAsia="Calibri" w:hAnsi="Calibri"/>
+                <w:b/>
+                <w:bCs/>
+                <w:color w:val="1A1A1A"/>
+                <w:sz w:val="20"/>
+                <w:szCs w:val="20"/>
+              </w:rPr>
+              <w:t xml:space="preserve">Path</w:t>
+            </w:r>
+          </w:p>
+        </w:tc>
+        <w:tc>
+          <w:tcPr>
+            <w:tcW w:type="dxa" w:w="5015"/>
+            <w:tcBorders>
+              <w:top w:val="single" w:color="D4D4D4" w:sz="2"/>
+              <w:left w:val="single" w:color="D4D4D4" w:sz="2"/>
+              <w:bottom w:val="single" w:color="D4D4D4" w:sz="2"/>
+              <w:right w:val="single" w:color="D4D4D4" w:sz="2"/>
+            </w:tcBorders>
+            <w:shd w:fill="EDF1F5" w:val="clear"/>
+            <w:tcMar>
+              <w:top w:type="dxa" w:w="80"/>
+              <w:left w:type="dxa" w:w="120"/>
+              <w:bottom w:type="dxa" w:w="80"/>
+              <w:right w:type="dxa" w:w="120"/>
+            </w:tcMar>
+          </w:tcPr>
+          <w:p>
+            <w:pPr>
+              <w:spacing w:after="40" w:before="40"/>
+              <w:jc w:val="left"/>
+            </w:pPr>
+            <w:r>
+              <w:rPr>
+                <w:rFonts w:ascii="Calibri" w:cs="Calibri" w:eastAsia="Calibri" w:hAnsi="Calibri"/>
+                <w:b/>
+                <w:bCs/>
+                <w:color w:val="1A1A1A"/>
+                <w:sz w:val="20"/>
+                <w:szCs w:val="20"/>
+              </w:rPr>
+              <w:t xml:space="preserve">Description</w:t>
             </w:r>
           </w:p>
         </w:tc>
@@ -1654,7 +1821,7 @@
                 <w:szCs w:val="18"/>
                 <w:shd w:fill="F4F5F7" w:val="clear"/>
               </w:rPr>
-              <w:t xml:space="preserve">PATCH</w:t>
+              <w:t xml:space="preserve">GET</w:t>
             </w:r>
           </w:p>
         </w:tc>
@@ -1687,7 +1854,7 @@
                 <w:szCs w:val="18"/>
                 <w:shd w:fill="F4F5F7" w:val="clear"/>
               </w:rPr>
-              <w:t xml:space="preserve">/workspaces/{id}/members/{user_id}</w:t>
+              <w:t xml:space="preserve">/workspaces</w:t>
             </w:r>
           </w:p>
         </w:tc>
@@ -1719,7 +1886,7 @@
                 <w:sz w:val="20"/>
                 <w:szCs w:val="20"/>
               </w:rPr>
-              <w:t xml:space="preserve">Change role (admin)</w:t>
+              <w:t xml:space="preserve">Workspaces the caller belongs to</w:t>
             </w:r>
           </w:p>
         </w:tc>
@@ -1755,6 +1922,615 @@
                 <w:szCs w:val="18"/>
                 <w:shd w:fill="F4F5F7" w:val="clear"/>
               </w:rPr>
+              <w:t xml:space="preserve">POST</w:t>
+            </w:r>
+          </w:p>
+        </w:tc>
+        <w:tc>
+          <w:tcPr>
+            <w:tcW w:type="dxa" w:w="3316"/>
+            <w:tcBorders>
+              <w:top w:val="single" w:color="D4D4D4" w:sz="2"/>
+              <w:left w:val="single" w:color="D4D4D4" w:sz="2"/>
+              <w:bottom w:val="single" w:color="D4D4D4" w:sz="2"/>
+              <w:right w:val="single" w:color="D4D4D4" w:sz="2"/>
+            </w:tcBorders>
+            <w:shd w:fill="FAFBFC" w:val="clear"/>
+            <w:tcMar>
+              <w:top w:type="dxa" w:w="80"/>
+              <w:left w:type="dxa" w:w="120"/>
+              <w:bottom w:type="dxa" w:w="80"/>
+              <w:right w:type="dxa" w:w="120"/>
+            </w:tcMar>
+          </w:tcPr>
+          <w:p>
+            <w:pPr>
+              <w:spacing w:after="40" w:before="40"/>
+              <w:jc w:val="left"/>
+            </w:pPr>
+            <w:r>
+              <w:rPr>
+                <w:rFonts w:ascii="Consolas" w:cs="Consolas" w:eastAsia="Consolas" w:hAnsi="Consolas"/>
+                <w:color w:val="0B3D2E"/>
+                <w:sz w:val="18"/>
+                <w:szCs w:val="18"/>
+                <w:shd w:fill="F4F5F7" w:val="clear"/>
+              </w:rPr>
+              <w:t xml:space="preserve">/workspaces</w:t>
+            </w:r>
+          </w:p>
+        </w:tc>
+        <w:tc>
+          <w:tcPr>
+            <w:tcW w:type="dxa" w:w="5015"/>
+            <w:tcBorders>
+              <w:top w:val="single" w:color="D4D4D4" w:sz="2"/>
+              <w:left w:val="single" w:color="D4D4D4" w:sz="2"/>
+              <w:bottom w:val="single" w:color="D4D4D4" w:sz="2"/>
+              <w:right w:val="single" w:color="D4D4D4" w:sz="2"/>
+            </w:tcBorders>
+            <w:shd w:fill="FAFBFC" w:val="clear"/>
+            <w:tcMar>
+              <w:top w:type="dxa" w:w="80"/>
+              <w:left w:type="dxa" w:w="120"/>
+              <w:bottom w:type="dxa" w:w="80"/>
+              <w:right w:type="dxa" w:w="120"/>
+            </w:tcMar>
+          </w:tcPr>
+          <w:p>
+            <w:pPr>
+              <w:spacing w:after="40" w:before="40"/>
+              <w:jc w:val="left"/>
+            </w:pPr>
+            <w:r>
+              <w:rPr>
+                <w:rFonts w:ascii="Calibri" w:cs="Calibri" w:eastAsia="Calibri" w:hAnsi="Calibri"/>
+                <w:color w:val="1A1A1A"/>
+                <w:sz w:val="20"/>
+                <w:szCs w:val="20"/>
+              </w:rPr>
+              <w:t xml:space="preserve">Create a workspace (caller becomes admin)</w:t>
+            </w:r>
+          </w:p>
+        </w:tc>
+      </w:tr>
+      <w:tr>
+        <w:tc>
+          <w:tcPr>
+            <w:tcW w:type="dxa" w:w="1029"/>
+            <w:tcBorders>
+              <w:top w:val="single" w:color="D4D4D4" w:sz="2"/>
+              <w:left w:val="single" w:color="D4D4D4" w:sz="2"/>
+              <w:bottom w:val="single" w:color="D4D4D4" w:sz="2"/>
+              <w:right w:val="single" w:color="D4D4D4" w:sz="2"/>
+            </w:tcBorders>
+            <w:tcMar>
+              <w:top w:type="dxa" w:w="80"/>
+              <w:left w:type="dxa" w:w="120"/>
+              <w:bottom w:type="dxa" w:w="80"/>
+              <w:right w:type="dxa" w:w="120"/>
+            </w:tcMar>
+          </w:tcPr>
+          <w:p>
+            <w:pPr>
+              <w:spacing w:after="40" w:before="40"/>
+              <w:jc w:val="left"/>
+            </w:pPr>
+            <w:r>
+              <w:rPr>
+                <w:rFonts w:ascii="Consolas" w:cs="Consolas" w:eastAsia="Consolas" w:hAnsi="Consolas"/>
+                <w:color w:val="0B3D2E"/>
+                <w:sz w:val="18"/>
+                <w:szCs w:val="18"/>
+                <w:shd w:fill="F4F5F7" w:val="clear"/>
+              </w:rPr>
+              <w:t xml:space="preserve">GET</w:t>
+            </w:r>
+          </w:p>
+        </w:tc>
+        <w:tc>
+          <w:tcPr>
+            <w:tcW w:type="dxa" w:w="3316"/>
+            <w:tcBorders>
+              <w:top w:val="single" w:color="D4D4D4" w:sz="2"/>
+              <w:left w:val="single" w:color="D4D4D4" w:sz="2"/>
+              <w:bottom w:val="single" w:color="D4D4D4" w:sz="2"/>
+              <w:right w:val="single" w:color="D4D4D4" w:sz="2"/>
+            </w:tcBorders>
+            <w:tcMar>
+              <w:top w:type="dxa" w:w="80"/>
+              <w:left w:type="dxa" w:w="120"/>
+              <w:bottom w:type="dxa" w:w="80"/>
+              <w:right w:type="dxa" w:w="120"/>
+            </w:tcMar>
+          </w:tcPr>
+          <w:p>
+            <w:pPr>
+              <w:spacing w:after="40" w:before="40"/>
+              <w:jc w:val="left"/>
+            </w:pPr>
+            <w:r>
+              <w:rPr>
+                <w:rFonts w:ascii="Consolas" w:cs="Consolas" w:eastAsia="Consolas" w:hAnsi="Consolas"/>
+                <w:color w:val="0B3D2E"/>
+                <w:sz w:val="18"/>
+                <w:szCs w:val="18"/>
+                <w:shd w:fill="F4F5F7" w:val="clear"/>
+              </w:rPr>
+              <w:t xml:space="preserve">/workspaces/{id}</w:t>
+            </w:r>
+          </w:p>
+        </w:tc>
+        <w:tc>
+          <w:tcPr>
+            <w:tcW w:type="dxa" w:w="5015"/>
+            <w:tcBorders>
+              <w:top w:val="single" w:color="D4D4D4" w:sz="2"/>
+              <w:left w:val="single" w:color="D4D4D4" w:sz="2"/>
+              <w:bottom w:val="single" w:color="D4D4D4" w:sz="2"/>
+              <w:right w:val="single" w:color="D4D4D4" w:sz="2"/>
+            </w:tcBorders>
+            <w:tcMar>
+              <w:top w:type="dxa" w:w="80"/>
+              <w:left w:type="dxa" w:w="120"/>
+              <w:bottom w:type="dxa" w:w="80"/>
+              <w:right w:type="dxa" w:w="120"/>
+            </w:tcMar>
+          </w:tcPr>
+          <w:p>
+            <w:pPr>
+              <w:spacing w:after="40" w:before="40"/>
+              <w:jc w:val="left"/>
+            </w:pPr>
+            <w:r>
+              <w:rPr>
+                <w:rFonts w:ascii="Calibri" w:cs="Calibri" w:eastAsia="Calibri" w:hAnsi="Calibri"/>
+                <w:color w:val="1A1A1A"/>
+                <w:sz w:val="20"/>
+                <w:szCs w:val="20"/>
+              </w:rPr>
+              <w:t xml:space="preserve">Workspace detail + plan + settings</w:t>
+            </w:r>
+          </w:p>
+        </w:tc>
+      </w:tr>
+      <w:tr>
+        <w:tc>
+          <w:tcPr>
+            <w:tcW w:type="dxa" w:w="1029"/>
+            <w:tcBorders>
+              <w:top w:val="single" w:color="D4D4D4" w:sz="2"/>
+              <w:left w:val="single" w:color="D4D4D4" w:sz="2"/>
+              <w:bottom w:val="single" w:color="D4D4D4" w:sz="2"/>
+              <w:right w:val="single" w:color="D4D4D4" w:sz="2"/>
+            </w:tcBorders>
+            <w:shd w:fill="FAFBFC" w:val="clear"/>
+            <w:tcMar>
+              <w:top w:type="dxa" w:w="80"/>
+              <w:left w:type="dxa" w:w="120"/>
+              <w:bottom w:type="dxa" w:w="80"/>
+              <w:right w:type="dxa" w:w="120"/>
+            </w:tcMar>
+          </w:tcPr>
+          <w:p>
+            <w:pPr>
+              <w:spacing w:after="40" w:before="40"/>
+              <w:jc w:val="left"/>
+            </w:pPr>
+            <w:r>
+              <w:rPr>
+                <w:rFonts w:ascii="Consolas" w:cs="Consolas" w:eastAsia="Consolas" w:hAnsi="Consolas"/>
+                <w:color w:val="0B3D2E"/>
+                <w:sz w:val="18"/>
+                <w:szCs w:val="18"/>
+                <w:shd w:fill="F4F5F7" w:val="clear"/>
+              </w:rPr>
+              <w:t xml:space="preserve">PATCH</w:t>
+            </w:r>
+          </w:p>
+        </w:tc>
+        <w:tc>
+          <w:tcPr>
+            <w:tcW w:type="dxa" w:w="3316"/>
+            <w:tcBorders>
+              <w:top w:val="single" w:color="D4D4D4" w:sz="2"/>
+              <w:left w:val="single" w:color="D4D4D4" w:sz="2"/>
+              <w:bottom w:val="single" w:color="D4D4D4" w:sz="2"/>
+              <w:right w:val="single" w:color="D4D4D4" w:sz="2"/>
+            </w:tcBorders>
+            <w:shd w:fill="FAFBFC" w:val="clear"/>
+            <w:tcMar>
+              <w:top w:type="dxa" w:w="80"/>
+              <w:left w:type="dxa" w:w="120"/>
+              <w:bottom w:type="dxa" w:w="80"/>
+              <w:right w:type="dxa" w:w="120"/>
+            </w:tcMar>
+          </w:tcPr>
+          <w:p>
+            <w:pPr>
+              <w:spacing w:after="40" w:before="40"/>
+              <w:jc w:val="left"/>
+            </w:pPr>
+            <w:r>
+              <w:rPr>
+                <w:rFonts w:ascii="Consolas" w:cs="Consolas" w:eastAsia="Consolas" w:hAnsi="Consolas"/>
+                <w:color w:val="0B3D2E"/>
+                <w:sz w:val="18"/>
+                <w:szCs w:val="18"/>
+                <w:shd w:fill="F4F5F7" w:val="clear"/>
+              </w:rPr>
+              <w:t xml:space="preserve">/workspaces/{id}</w:t>
+            </w:r>
+          </w:p>
+        </w:tc>
+        <w:tc>
+          <w:tcPr>
+            <w:tcW w:type="dxa" w:w="5015"/>
+            <w:tcBorders>
+              <w:top w:val="single" w:color="D4D4D4" w:sz="2"/>
+              <w:left w:val="single" w:color="D4D4D4" w:sz="2"/>
+              <w:bottom w:val="single" w:color="D4D4D4" w:sz="2"/>
+              <w:right w:val="single" w:color="D4D4D4" w:sz="2"/>
+            </w:tcBorders>
+            <w:shd w:fill="FAFBFC" w:val="clear"/>
+            <w:tcMar>
+              <w:top w:type="dxa" w:w="80"/>
+              <w:left w:type="dxa" w:w="120"/>
+              <w:bottom w:type="dxa" w:w="80"/>
+              <w:right w:type="dxa" w:w="120"/>
+            </w:tcMar>
+          </w:tcPr>
+          <w:p>
+            <w:pPr>
+              <w:spacing w:after="40" w:before="40"/>
+              <w:jc w:val="left"/>
+            </w:pPr>
+            <w:r>
+              <w:rPr>
+                <w:rFonts w:ascii="Calibri" w:cs="Calibri" w:eastAsia="Calibri" w:hAnsi="Calibri"/>
+                <w:color w:val="1A1A1A"/>
+                <w:sz w:val="20"/>
+                <w:szCs w:val="20"/>
+              </w:rPr>
+              <w:t xml:space="preserve">Update name, settings (admin)</w:t>
+            </w:r>
+          </w:p>
+        </w:tc>
+      </w:tr>
+      <w:tr>
+        <w:tc>
+          <w:tcPr>
+            <w:tcW w:type="dxa" w:w="1029"/>
+            <w:tcBorders>
+              <w:top w:val="single" w:color="D4D4D4" w:sz="2"/>
+              <w:left w:val="single" w:color="D4D4D4" w:sz="2"/>
+              <w:bottom w:val="single" w:color="D4D4D4" w:sz="2"/>
+              <w:right w:val="single" w:color="D4D4D4" w:sz="2"/>
+            </w:tcBorders>
+            <w:tcMar>
+              <w:top w:type="dxa" w:w="80"/>
+              <w:left w:type="dxa" w:w="120"/>
+              <w:bottom w:type="dxa" w:w="80"/>
+              <w:right w:type="dxa" w:w="120"/>
+            </w:tcMar>
+          </w:tcPr>
+          <w:p>
+            <w:pPr>
+              <w:spacing w:after="40" w:before="40"/>
+              <w:jc w:val="left"/>
+            </w:pPr>
+            <w:r>
+              <w:rPr>
+                <w:rFonts w:ascii="Consolas" w:cs="Consolas" w:eastAsia="Consolas" w:hAnsi="Consolas"/>
+                <w:color w:val="0B3D2E"/>
+                <w:sz w:val="18"/>
+                <w:szCs w:val="18"/>
+                <w:shd w:fill="F4F5F7" w:val="clear"/>
+              </w:rPr>
+              <w:t xml:space="preserve">GET</w:t>
+            </w:r>
+          </w:p>
+        </w:tc>
+        <w:tc>
+          <w:tcPr>
+            <w:tcW w:type="dxa" w:w="3316"/>
+            <w:tcBorders>
+              <w:top w:val="single" w:color="D4D4D4" w:sz="2"/>
+              <w:left w:val="single" w:color="D4D4D4" w:sz="2"/>
+              <w:bottom w:val="single" w:color="D4D4D4" w:sz="2"/>
+              <w:right w:val="single" w:color="D4D4D4" w:sz="2"/>
+            </w:tcBorders>
+            <w:tcMar>
+              <w:top w:type="dxa" w:w="80"/>
+              <w:left w:type="dxa" w:w="120"/>
+              <w:bottom w:type="dxa" w:w="80"/>
+              <w:right w:type="dxa" w:w="120"/>
+            </w:tcMar>
+          </w:tcPr>
+          <w:p>
+            <w:pPr>
+              <w:spacing w:after="40" w:before="40"/>
+              <w:jc w:val="left"/>
+            </w:pPr>
+            <w:r>
+              <w:rPr>
+                <w:rFonts w:ascii="Consolas" w:cs="Consolas" w:eastAsia="Consolas" w:hAnsi="Consolas"/>
+                <w:color w:val="0B3D2E"/>
+                <w:sz w:val="18"/>
+                <w:szCs w:val="18"/>
+                <w:shd w:fill="F4F5F7" w:val="clear"/>
+              </w:rPr>
+              <w:t xml:space="preserve">/workspaces/{id}/members</w:t>
+            </w:r>
+          </w:p>
+        </w:tc>
+        <w:tc>
+          <w:tcPr>
+            <w:tcW w:type="dxa" w:w="5015"/>
+            <w:tcBorders>
+              <w:top w:val="single" w:color="D4D4D4" w:sz="2"/>
+              <w:left w:val="single" w:color="D4D4D4" w:sz="2"/>
+              <w:bottom w:val="single" w:color="D4D4D4" w:sz="2"/>
+              <w:right w:val="single" w:color="D4D4D4" w:sz="2"/>
+            </w:tcBorders>
+            <w:tcMar>
+              <w:top w:type="dxa" w:w="80"/>
+              <w:left w:type="dxa" w:w="120"/>
+              <w:bottom w:type="dxa" w:w="80"/>
+              <w:right w:type="dxa" w:w="120"/>
+            </w:tcMar>
+          </w:tcPr>
+          <w:p>
+            <w:pPr>
+              <w:spacing w:after="40" w:before="40"/>
+              <w:jc w:val="left"/>
+            </w:pPr>
+            <w:r>
+              <w:rPr>
+                <w:rFonts w:ascii="Calibri" w:cs="Calibri" w:eastAsia="Calibri" w:hAnsi="Calibri"/>
+                <w:color w:val="1A1A1A"/>
+                <w:sz w:val="20"/>
+                <w:szCs w:val="20"/>
+              </w:rPr>
+              <w:t xml:space="preserve">List members</w:t>
+            </w:r>
+          </w:p>
+        </w:tc>
+      </w:tr>
+      <w:tr>
+        <w:tc>
+          <w:tcPr>
+            <w:tcW w:type="dxa" w:w="1029"/>
+            <w:tcBorders>
+              <w:top w:val="single" w:color="D4D4D4" w:sz="2"/>
+              <w:left w:val="single" w:color="D4D4D4" w:sz="2"/>
+              <w:bottom w:val="single" w:color="D4D4D4" w:sz="2"/>
+              <w:right w:val="single" w:color="D4D4D4" w:sz="2"/>
+            </w:tcBorders>
+            <w:shd w:fill="FAFBFC" w:val="clear"/>
+            <w:tcMar>
+              <w:top w:type="dxa" w:w="80"/>
+              <w:left w:type="dxa" w:w="120"/>
+              <w:bottom w:type="dxa" w:w="80"/>
+              <w:right w:type="dxa" w:w="120"/>
+            </w:tcMar>
+          </w:tcPr>
+          <w:p>
+            <w:pPr>
+              <w:spacing w:after="40" w:before="40"/>
+              <w:jc w:val="left"/>
+            </w:pPr>
+            <w:r>
+              <w:rPr>
+                <w:rFonts w:ascii="Consolas" w:cs="Consolas" w:eastAsia="Consolas" w:hAnsi="Consolas"/>
+                <w:color w:val="0B3D2E"/>
+                <w:sz w:val="18"/>
+                <w:szCs w:val="18"/>
+                <w:shd w:fill="F4F5F7" w:val="clear"/>
+              </w:rPr>
+              <w:t xml:space="preserve">POST</w:t>
+            </w:r>
+          </w:p>
+        </w:tc>
+        <w:tc>
+          <w:tcPr>
+            <w:tcW w:type="dxa" w:w="3316"/>
+            <w:tcBorders>
+              <w:top w:val="single" w:color="D4D4D4" w:sz="2"/>
+              <w:left w:val="single" w:color="D4D4D4" w:sz="2"/>
+              <w:bottom w:val="single" w:color="D4D4D4" w:sz="2"/>
+              <w:right w:val="single" w:color="D4D4D4" w:sz="2"/>
+            </w:tcBorders>
+            <w:shd w:fill="FAFBFC" w:val="clear"/>
+            <w:tcMar>
+              <w:top w:type="dxa" w:w="80"/>
+              <w:left w:type="dxa" w:w="120"/>
+              <w:bottom w:type="dxa" w:w="80"/>
+              <w:right w:type="dxa" w:w="120"/>
+            </w:tcMar>
+          </w:tcPr>
+          <w:p>
+            <w:pPr>
+              <w:spacing w:after="40" w:before="40"/>
+              <w:jc w:val="left"/>
+            </w:pPr>
+            <w:r>
+              <w:rPr>
+                <w:rFonts w:ascii="Consolas" w:cs="Consolas" w:eastAsia="Consolas" w:hAnsi="Consolas"/>
+                <w:color w:val="0B3D2E"/>
+                <w:sz w:val="18"/>
+                <w:szCs w:val="18"/>
+                <w:shd w:fill="F4F5F7" w:val="clear"/>
+              </w:rPr>
+              <w:t xml:space="preserve">/workspaces/{id}/invites</w:t>
+            </w:r>
+          </w:p>
+        </w:tc>
+        <w:tc>
+          <w:tcPr>
+            <w:tcW w:type="dxa" w:w="5015"/>
+            <w:tcBorders>
+              <w:top w:val="single" w:color="D4D4D4" w:sz="2"/>
+              <w:left w:val="single" w:color="D4D4D4" w:sz="2"/>
+              <w:bottom w:val="single" w:color="D4D4D4" w:sz="2"/>
+              <w:right w:val="single" w:color="D4D4D4" w:sz="2"/>
+            </w:tcBorders>
+            <w:shd w:fill="FAFBFC" w:val="clear"/>
+            <w:tcMar>
+              <w:top w:type="dxa" w:w="80"/>
+              <w:left w:type="dxa" w:w="120"/>
+              <w:bottom w:type="dxa" w:w="80"/>
+              <w:right w:type="dxa" w:w="120"/>
+            </w:tcMar>
+          </w:tcPr>
+          <w:p>
+            <w:pPr>
+              <w:spacing w:after="40" w:before="40"/>
+              <w:jc w:val="left"/>
+            </w:pPr>
+            <w:r>
+              <w:rPr>
+                <w:rFonts w:ascii="Calibri" w:cs="Calibri" w:eastAsia="Calibri" w:hAnsi="Calibri"/>
+                <w:color w:val="1A1A1A"/>
+                <w:sz w:val="20"/>
+                <w:szCs w:val="20"/>
+              </w:rPr>
+              <w:t xml:space="preserve">Invite by email with role</w:t>
+            </w:r>
+          </w:p>
+        </w:tc>
+      </w:tr>
+      <w:tr>
+        <w:tc>
+          <w:tcPr>
+            <w:tcW w:type="dxa" w:w="1029"/>
+            <w:tcBorders>
+              <w:top w:val="single" w:color="D4D4D4" w:sz="2"/>
+              <w:left w:val="single" w:color="D4D4D4" w:sz="2"/>
+              <w:bottom w:val="single" w:color="D4D4D4" w:sz="2"/>
+              <w:right w:val="single" w:color="D4D4D4" w:sz="2"/>
+            </w:tcBorders>
+            <w:tcMar>
+              <w:top w:type="dxa" w:w="80"/>
+              <w:left w:type="dxa" w:w="120"/>
+              <w:bottom w:type="dxa" w:w="80"/>
+              <w:right w:type="dxa" w:w="120"/>
+            </w:tcMar>
+          </w:tcPr>
+          <w:p>
+            <w:pPr>
+              <w:spacing w:after="40" w:before="40"/>
+              <w:jc w:val="left"/>
+            </w:pPr>
+            <w:r>
+              <w:rPr>
+                <w:rFonts w:ascii="Consolas" w:cs="Consolas" w:eastAsia="Consolas" w:hAnsi="Consolas"/>
+                <w:color w:val="0B3D2E"/>
+                <w:sz w:val="18"/>
+                <w:szCs w:val="18"/>
+                <w:shd w:fill="F4F5F7" w:val="clear"/>
+              </w:rPr>
+              <w:t xml:space="preserve">PATCH</w:t>
+            </w:r>
+          </w:p>
+        </w:tc>
+        <w:tc>
+          <w:tcPr>
+            <w:tcW w:type="dxa" w:w="3316"/>
+            <w:tcBorders>
+              <w:top w:val="single" w:color="D4D4D4" w:sz="2"/>
+              <w:left w:val="single" w:color="D4D4D4" w:sz="2"/>
+              <w:bottom w:val="single" w:color="D4D4D4" w:sz="2"/>
+              <w:right w:val="single" w:color="D4D4D4" w:sz="2"/>
+            </w:tcBorders>
+            <w:tcMar>
+              <w:top w:type="dxa" w:w="80"/>
+              <w:left w:type="dxa" w:w="120"/>
+              <w:bottom w:type="dxa" w:w="80"/>
+              <w:right w:type="dxa" w:w="120"/>
+            </w:tcMar>
+          </w:tcPr>
+          <w:p>
+            <w:pPr>
+              <w:spacing w:after="40" w:before="40"/>
+              <w:jc w:val="left"/>
+            </w:pPr>
+            <w:r>
+              <w:rPr>
+                <w:rFonts w:ascii="Consolas" w:cs="Consolas" w:eastAsia="Consolas" w:hAnsi="Consolas"/>
+                <w:color w:val="0B3D2E"/>
+                <w:sz w:val="18"/>
+                <w:szCs w:val="18"/>
+                <w:shd w:fill="F4F5F7" w:val="clear"/>
+              </w:rPr>
+              <w:t xml:space="preserve">/workspaces/{id}/members/{user_id}</w:t>
+            </w:r>
+          </w:p>
+        </w:tc>
+        <w:tc>
+          <w:tcPr>
+            <w:tcW w:type="dxa" w:w="5015"/>
+            <w:tcBorders>
+              <w:top w:val="single" w:color="D4D4D4" w:sz="2"/>
+              <w:left w:val="single" w:color="D4D4D4" w:sz="2"/>
+              <w:bottom w:val="single" w:color="D4D4D4" w:sz="2"/>
+              <w:right w:val="single" w:color="D4D4D4" w:sz="2"/>
+            </w:tcBorders>
+            <w:tcMar>
+              <w:top w:type="dxa" w:w="80"/>
+              <w:left w:type="dxa" w:w="120"/>
+              <w:bottom w:type="dxa" w:w="80"/>
+              <w:right w:type="dxa" w:w="120"/>
+            </w:tcMar>
+          </w:tcPr>
+          <w:p>
+            <w:pPr>
+              <w:spacing w:after="40" w:before="40"/>
+              <w:jc w:val="left"/>
+            </w:pPr>
+            <w:r>
+              <w:rPr>
+                <w:rFonts w:ascii="Calibri" w:cs="Calibri" w:eastAsia="Calibri" w:hAnsi="Calibri"/>
+                <w:color w:val="1A1A1A"/>
+                <w:sz w:val="20"/>
+                <w:szCs w:val="20"/>
+              </w:rPr>
+              <w:t xml:space="preserve">Change role (admin)</w:t>
+            </w:r>
+          </w:p>
+        </w:tc>
+      </w:tr>
+      <w:tr>
+        <w:tc>
+          <w:tcPr>
+            <w:tcW w:type="dxa" w:w="1029"/>
+            <w:tcBorders>
+              <w:top w:val="single" w:color="D4D4D4" w:sz="2"/>
+              <w:left w:val="single" w:color="D4D4D4" w:sz="2"/>
+              <w:bottom w:val="single" w:color="D4D4D4" w:sz="2"/>
+              <w:right w:val="single" w:color="D4D4D4" w:sz="2"/>
+            </w:tcBorders>
+            <w:shd w:fill="FAFBFC" w:val="clear"/>
+            <w:tcMar>
+              <w:top w:type="dxa" w:w="80"/>
+              <w:left w:type="dxa" w:w="120"/>
+              <w:bottom w:type="dxa" w:w="80"/>
+              <w:right w:type="dxa" w:w="120"/>
+            </w:tcMar>
+          </w:tcPr>
+          <w:p>
+            <w:pPr>
+              <w:spacing w:after="40" w:before="40"/>
+              <w:jc w:val="left"/>
+            </w:pPr>
+            <w:r>
+              <w:rPr>
+                <w:rFonts w:ascii="Consolas" w:cs="Consolas" w:eastAsia="Consolas" w:hAnsi="Consolas"/>
+                <w:color w:val="0B3D2E"/>
+                <w:sz w:val="18"/>
+                <w:szCs w:val="18"/>
+                <w:shd w:fill="F4F5F7" w:val="clear"/>
+              </w:rPr>
               <w:t xml:space="preserve">DELETE</w:t>
             </w:r>
           </w:p>
@@ -1823,6 +2599,315 @@
                 <w:szCs w:val="20"/>
               </w:rPr>
               <w:t xml:space="preserve">Remove member — triggers immediate retrieval-scope recalculation</w:t>
+            </w:r>
+          </w:p>
+        </w:tc>
+      </w:tr>
+      <w:tr>
+        <w:tc>
+          <w:tcPr>
+            <w:tcW w:type="dxa" w:w="1029"/>
+            <w:tcBorders>
+              <w:top w:val="single" w:color="D4D4D4" w:sz="2"/>
+              <w:left w:val="single" w:color="D4D4D4" w:sz="2"/>
+              <w:bottom w:val="single" w:color="D4D4D4" w:sz="2"/>
+              <w:right w:val="single" w:color="D4D4D4" w:sz="2"/>
+            </w:tcBorders>
+            <w:shd w:fill="FAFBFC" w:val="clear"/>
+            <w:tcMar>
+              <w:top w:type="dxa" w:w="80"/>
+              <w:left w:type="dxa" w:w="120"/>
+              <w:bottom w:type="dxa" w:w="80"/>
+              <w:right w:type="dxa" w:w="120"/>
+            </w:tcMar>
+          </w:tcPr>
+          <w:p>
+            <w:pPr>
+              <w:spacing w:after="40" w:before="40"/>
+              <w:jc w:val="left"/>
+            </w:pPr>
+            <w:r>
+              <w:rPr>
+                <w:rFonts w:ascii="Consolas" w:cs="Consolas" w:eastAsia="Consolas" w:hAnsi="Consolas"/>
+                <w:color w:val="0B3D2E"/>
+                <w:sz w:val="18"/>
+                <w:szCs w:val="18"/>
+                <w:shd w:fill="F4F5F7" w:val="clear"/>
+              </w:rPr>
+              <w:t>POST</w:t>
+            </w:r>
+          </w:p>
+        </w:tc>
+        <w:tc>
+          <w:tcPr>
+            <w:tcW w:type="dxa" w:w="3316"/>
+            <w:tcBorders>
+              <w:top w:val="single" w:color="D4D4D4" w:sz="2"/>
+              <w:left w:val="single" w:color="D4D4D4" w:sz="2"/>
+              <w:bottom w:val="single" w:color="D4D4D4" w:sz="2"/>
+              <w:right w:val="single" w:color="D4D4D4" w:sz="2"/>
+            </w:tcBorders>
+            <w:shd w:fill="FAFBFC" w:val="clear"/>
+            <w:tcMar>
+              <w:top w:type="dxa" w:w="80"/>
+              <w:left w:type="dxa" w:w="120"/>
+              <w:bottom w:type="dxa" w:w="80"/>
+              <w:right w:type="dxa" w:w="120"/>
+            </w:tcMar>
+          </w:tcPr>
+          <w:p>
+            <w:pPr>
+              <w:spacing w:after="40" w:before="40"/>
+              <w:jc w:val="left"/>
+            </w:pPr>
+            <w:r>
+              <w:rPr>
+                <w:rFonts w:ascii="Consolas" w:cs="Consolas" w:eastAsia="Consolas" w:hAnsi="Consolas"/>
+                <w:color w:val="0B3D2E"/>
+                <w:sz w:val="18"/>
+                <w:szCs w:val="18"/>
+                <w:shd w:fill="F4F5F7" w:val="clear"/>
+              </w:rPr>
+              <w:t>/workspaces/{id}/invites/accept</w:t>
+            </w:r>
+          </w:p>
+        </w:tc>
+        <w:tc>
+          <w:tcPr>
+            <w:tcW w:type="dxa" w:w="5015"/>
+            <w:tcBorders>
+              <w:top w:val="single" w:color="D4D4D4" w:sz="2"/>
+              <w:left w:val="single" w:color="D4D4D4" w:sz="2"/>
+              <w:bottom w:val="single" w:color="D4D4D4" w:sz="2"/>
+              <w:right w:val="single" w:color="D4D4D4" w:sz="2"/>
+            </w:tcBorders>
+            <w:shd w:fill="FAFBFC" w:val="clear"/>
+            <w:tcMar>
+              <w:top w:type="dxa" w:w="80"/>
+              <w:left w:type="dxa" w:w="120"/>
+              <w:bottom w:type="dxa" w:w="80"/>
+              <w:right w:type="dxa" w:w="120"/>
+            </w:tcMar>
+          </w:tcPr>
+          <w:p>
+            <w:pPr>
+              <w:spacing w:after="40" w:before="40"/>
+              <w:jc w:val="left"/>
+            </w:pPr>
+            <w:r>
+              <w:rPr>
+                <w:rFonts w:ascii="Calibri" w:cs="Calibri" w:eastAsia="Calibri" w:hAnsi="Calibri"/>
+                <w:color w:val="1A1A1A"/>
+                <w:sz w:val="20"/>
+                <w:szCs w:val="20"/>
+              </w:rPr>
+              <w:t>Accept an invite token; creates the membership with the invited role</w:t>
+            </w:r>
+          </w:p>
+        </w:tc>
+      </w:tr>
+      <w:tr>
+        <w:tc>
+          <w:tcPr>
+            <w:tcW w:type="dxa" w:w="1029"/>
+            <w:tcBorders>
+              <w:top w:val="single" w:color="D4D4D4" w:sz="2"/>
+              <w:left w:val="single" w:color="D4D4D4" w:sz="2"/>
+              <w:bottom w:val="single" w:color="D4D4D4" w:sz="2"/>
+              <w:right w:val="single" w:color="D4D4D4" w:sz="2"/>
+            </w:tcBorders>
+            <w:shd w:fill="FAFBFC" w:val="clear"/>
+            <w:tcMar>
+              <w:top w:type="dxa" w:w="80"/>
+              <w:left w:type="dxa" w:w="120"/>
+              <w:bottom w:type="dxa" w:w="80"/>
+              <w:right w:type="dxa" w:w="120"/>
+            </w:tcMar>
+          </w:tcPr>
+          <w:p>
+            <w:pPr>
+              <w:spacing w:after="40" w:before="40"/>
+              <w:jc w:val="left"/>
+            </w:pPr>
+            <w:r>
+              <w:rPr>
+                <w:rFonts w:ascii="Consolas" w:cs="Consolas" w:eastAsia="Consolas" w:hAnsi="Consolas"/>
+                <w:color w:val="0B3D2E"/>
+                <w:sz w:val="18"/>
+                <w:szCs w:val="18"/>
+                <w:shd w:fill="F4F5F7" w:val="clear"/>
+              </w:rPr>
+              <w:t>DELETE</w:t>
+            </w:r>
+          </w:p>
+        </w:tc>
+        <w:tc>
+          <w:tcPr>
+            <w:tcW w:type="dxa" w:w="3316"/>
+            <w:tcBorders>
+              <w:top w:val="single" w:color="D4D4D4" w:sz="2"/>
+              <w:left w:val="single" w:color="D4D4D4" w:sz="2"/>
+              <w:bottom w:val="single" w:color="D4D4D4" w:sz="2"/>
+              <w:right w:val="single" w:color="D4D4D4" w:sz="2"/>
+            </w:tcBorders>
+            <w:shd w:fill="FAFBFC" w:val="clear"/>
+            <w:tcMar>
+              <w:top w:type="dxa" w:w="80"/>
+              <w:left w:type="dxa" w:w="120"/>
+              <w:bottom w:type="dxa" w:w="80"/>
+              <w:right w:type="dxa" w:w="120"/>
+            </w:tcMar>
+          </w:tcPr>
+          <w:p>
+            <w:pPr>
+              <w:spacing w:after="40" w:before="40"/>
+              <w:jc w:val="left"/>
+            </w:pPr>
+            <w:r>
+              <w:rPr>
+                <w:rFonts w:ascii="Consolas" w:cs="Consolas" w:eastAsia="Consolas" w:hAnsi="Consolas"/>
+                <w:color w:val="0B3D2E"/>
+                <w:sz w:val="18"/>
+                <w:szCs w:val="18"/>
+                <w:shd w:fill="F4F5F7" w:val="clear"/>
+              </w:rPr>
+              <w:t>/workspaces/{id}/invites/{invite_id}</w:t>
+            </w:r>
+          </w:p>
+        </w:tc>
+        <w:tc>
+          <w:tcPr>
+            <w:tcW w:type="dxa" w:w="5015"/>
+            <w:tcBorders>
+              <w:top w:val="single" w:color="D4D4D4" w:sz="2"/>
+              <w:left w:val="single" w:color="D4D4D4" w:sz="2"/>
+              <w:bottom w:val="single" w:color="D4D4D4" w:sz="2"/>
+              <w:right w:val="single" w:color="D4D4D4" w:sz="2"/>
+            </w:tcBorders>
+            <w:shd w:fill="FAFBFC" w:val="clear"/>
+            <w:tcMar>
+              <w:top w:type="dxa" w:w="80"/>
+              <w:left w:type="dxa" w:w="120"/>
+              <w:bottom w:type="dxa" w:w="80"/>
+              <w:right w:type="dxa" w:w="120"/>
+            </w:tcMar>
+          </w:tcPr>
+          <w:p>
+            <w:pPr>
+              <w:spacing w:after="40" w:before="40"/>
+              <w:jc w:val="left"/>
+            </w:pPr>
+            <w:r>
+              <w:rPr>
+                <w:rFonts w:ascii="Calibri" w:cs="Calibri" w:eastAsia="Calibri" w:hAnsi="Calibri"/>
+                <w:color w:val="1A1A1A"/>
+                <w:sz w:val="20"/>
+                <w:szCs w:val="20"/>
+              </w:rPr>
+              <w:t>Revoke an unaccepted invite; its link stops working (FR-107)</w:t>
+            </w:r>
+          </w:p>
+        </w:tc>
+      </w:tr>
+      <w:tr>
+        <w:tc>
+          <w:tcPr>
+            <w:tcW w:type="dxa" w:w="1029"/>
+            <w:tcBorders>
+              <w:top w:val="single" w:color="D4D4D4" w:sz="2"/>
+              <w:left w:val="single" w:color="D4D4D4" w:sz="2"/>
+              <w:bottom w:val="single" w:color="D4D4D4" w:sz="2"/>
+              <w:right w:val="single" w:color="D4D4D4" w:sz="2"/>
+            </w:tcBorders>
+            <w:shd w:fill="FAFBFC" w:val="clear"/>
+            <w:tcMar>
+              <w:top w:type="dxa" w:w="80"/>
+              <w:left w:type="dxa" w:w="120"/>
+              <w:bottom w:type="dxa" w:w="80"/>
+              <w:right w:type="dxa" w:w="120"/>
+            </w:tcMar>
+          </w:tcPr>
+          <w:p>
+            <w:pPr>
+              <w:spacing w:after="40" w:before="40"/>
+              <w:jc w:val="left"/>
+            </w:pPr>
+            <w:r>
+              <w:rPr>
+                <w:rFonts w:ascii="Consolas" w:cs="Consolas" w:eastAsia="Consolas" w:hAnsi="Consolas"/>
+                <w:color w:val="0B3D2E"/>
+                <w:sz w:val="18"/>
+                <w:szCs w:val="18"/>
+                <w:shd w:fill="F4F5F7" w:val="clear"/>
+              </w:rPr>
+              <w:t>DELETE</w:t>
+            </w:r>
+          </w:p>
+        </w:tc>
+        <w:tc>
+          <w:tcPr>
+            <w:tcW w:type="dxa" w:w="3316"/>
+            <w:tcBorders>
+              <w:top w:val="single" w:color="D4D4D4" w:sz="2"/>
+              <w:left w:val="single" w:color="D4D4D4" w:sz="2"/>
+              <w:bottom w:val="single" w:color="D4D4D4" w:sz="2"/>
+              <w:right w:val="single" w:color="D4D4D4" w:sz="2"/>
+            </w:tcBorders>
+            <w:shd w:fill="FAFBFC" w:val="clear"/>
+            <w:tcMar>
+              <w:top w:type="dxa" w:w="80"/>
+              <w:left w:type="dxa" w:w="120"/>
+              <w:bottom w:type="dxa" w:w="80"/>
+              <w:right w:type="dxa" w:w="120"/>
+            </w:tcMar>
+          </w:tcPr>
+          <w:p>
+            <w:pPr>
+              <w:spacing w:after="40" w:before="40"/>
+              <w:jc w:val="left"/>
+            </w:pPr>
+            <w:r>
+              <w:rPr>
+                <w:rFonts w:ascii="Consolas" w:cs="Consolas" w:eastAsia="Consolas" w:hAnsi="Consolas"/>
+                <w:color w:val="0B3D2E"/>
+                <w:sz w:val="18"/>
+                <w:szCs w:val="18"/>
+                <w:shd w:fill="F4F5F7" w:val="clear"/>
+              </w:rPr>
+              <w:t>/workspaces/{id}</w:t>
+            </w:r>
+          </w:p>
+        </w:tc>
+        <w:tc>
+          <w:tcPr>
+            <w:tcW w:type="dxa" w:w="5015"/>
+            <w:tcBorders>
+              <w:top w:val="single" w:color="D4D4D4" w:sz="2"/>
+              <w:left w:val="single" w:color="D4D4D4" w:sz="2"/>
+              <w:bottom w:val="single" w:color="D4D4D4" w:sz="2"/>
+              <w:right w:val="single" w:color="D4D4D4" w:sz="2"/>
+            </w:tcBorders>
+            <w:shd w:fill="FAFBFC" w:val="clear"/>
+            <w:tcMar>
+              <w:top w:type="dxa" w:w="80"/>
+              <w:left w:type="dxa" w:w="120"/>
+              <w:bottom w:type="dxa" w:w="80"/>
+              <w:right w:type="dxa" w:w="120"/>
+            </w:tcMar>
+          </w:tcPr>
+          <w:p>
+            <w:pPr>
+              <w:spacing w:after="40" w:before="40"/>
+              <w:jc w:val="left"/>
+            </w:pPr>
+            <w:r>
+              <w:rPr>
+                <w:rFonts w:ascii="Calibri" w:cs="Calibri" w:eastAsia="Calibri" w:hAnsi="Calibri"/>
+                <w:color w:val="1A1A1A"/>
+                <w:sz w:val="20"/>
+                <w:szCs w:val="20"/>
+              </w:rPr>
+              <w:t>Schedule workspace deletion with a grace period (admin; typed confirmation in the UI)</w:t>
             </w:r>
           </w:p>
         </w:tc>
@@ -5581,7 +6666,7 @@
           <w:sz w:val="20"/>
           <w:szCs w:val="20"/>
         </w:rPr>
-        <w:t xml:space="preserve">Rules enforced server-side:</w:t>
+        <w:t>Rules enforced server-side: self-approval is rejected unless workspaces.settings.self_approval = true; submitting or approving a document with zero steps returns 422; submitting a generated draft with unverified steps returns 422 with the outstanding count (FR-315); approving a stale revision returns 409.</w:t>
       </w:r>
       <w:r>
         <w:rPr>
@@ -5590,7 +6675,6 @@
           <w:sz w:val="20"/>
           <w:szCs w:val="20"/>
         </w:rPr>
-        <w:t xml:space="preserve"> self-approval is rejected unless </w:t>
       </w:r>
       <w:r>
         <w:rPr>
@@ -5600,7 +6684,6 @@
           <w:szCs w:val="18"/>
           <w:shd w:fill="F4F5F7" w:val="clear"/>
         </w:rPr>
-        <w:t xml:space="preserve">workspaces.settings.self_approval = true</w:t>
       </w:r>
       <w:r>
         <w:rPr>
@@ -5609,7 +6692,6 @@
           <w:sz w:val="20"/>
           <w:szCs w:val="20"/>
         </w:rPr>
-        <w:t xml:space="preserve">; approving a document with zero steps returns 422; approving a stale revision returns 409.</w:t>
       </w:r>
     </w:p>
     <w:p>
@@ -6622,6 +7704,109 @@
               <w:bottom w:val="single" w:color="D4D4D4" w:sz="2"/>
               <w:right w:val="single" w:color="D4D4D4" w:sz="2"/>
             </w:tcBorders>
+            <w:shd w:fill="FAFBFC" w:val="clear"/>
+            <w:tcMar>
+              <w:top w:type="dxa" w:w="80"/>
+              <w:left w:type="dxa" w:w="120"/>
+              <w:bottom w:type="dxa" w:w="80"/>
+              <w:right w:type="dxa" w:w="120"/>
+            </w:tcMar>
+          </w:tcPr>
+          <w:p>
+            <w:pPr>
+              <w:spacing w:after="40" w:before="40"/>
+              <w:jc w:val="left"/>
+            </w:pPr>
+            <w:r>
+              <w:rPr>
+                <w:rFonts w:ascii="Consolas" w:cs="Consolas" w:eastAsia="Consolas" w:hAnsi="Consolas"/>
+                <w:color w:val="0B3D2E"/>
+                <w:sz w:val="18"/>
+                <w:szCs w:val="18"/>
+                <w:shd w:fill="F4F5F7" w:val="clear"/>
+              </w:rPr>
+              <w:t>PATCH</w:t>
+            </w:r>
+          </w:p>
+        </w:tc>
+        <w:tc>
+          <w:tcPr>
+            <w:tcW w:type="dxa" w:w="2648"/>
+            <w:tcBorders>
+              <w:top w:val="single" w:color="D4D4D4" w:sz="2"/>
+              <w:left w:val="single" w:color="D4D4D4" w:sz="2"/>
+              <w:bottom w:val="single" w:color="D4D4D4" w:sz="2"/>
+              <w:right w:val="single" w:color="D4D4D4" w:sz="2"/>
+            </w:tcBorders>
+            <w:shd w:fill="FAFBFC" w:val="clear"/>
+            <w:tcMar>
+              <w:top w:type="dxa" w:w="80"/>
+              <w:left w:type="dxa" w:w="120"/>
+              <w:bottom w:type="dxa" w:w="80"/>
+              <w:right w:type="dxa" w:w="120"/>
+            </w:tcMar>
+          </w:tcPr>
+          <w:p>
+            <w:pPr>
+              <w:spacing w:after="40" w:before="40"/>
+              <w:jc w:val="left"/>
+            </w:pPr>
+            <w:r>
+              <w:rPr>
+                <w:rFonts w:ascii="Consolas" w:cs="Consolas" w:eastAsia="Consolas" w:hAnsi="Consolas"/>
+                <w:color w:val="0B3D2E"/>
+                <w:sz w:val="18"/>
+                <w:szCs w:val="18"/>
+                <w:shd w:fill="F4F5F7" w:val="clear"/>
+              </w:rPr>
+              <w:t>/recordings/{id}</w:t>
+            </w:r>
+          </w:p>
+        </w:tc>
+        <w:tc>
+          <w:tcPr>
+            <w:tcW w:type="dxa" w:w="5835"/>
+            <w:tcBorders>
+              <w:top w:val="single" w:color="D4D4D4" w:sz="2"/>
+              <w:left w:val="single" w:color="D4D4D4" w:sz="2"/>
+              <w:bottom w:val="single" w:color="D4D4D4" w:sz="2"/>
+              <w:right w:val="single" w:color="D4D4D4" w:sz="2"/>
+            </w:tcBorders>
+            <w:shd w:fill="FAFBFC" w:val="clear"/>
+            <w:tcMar>
+              <w:top w:type="dxa" w:w="80"/>
+              <w:left w:type="dxa" w:w="120"/>
+              <w:bottom w:type="dxa" w:w="80"/>
+              <w:right w:type="dxa" w:w="120"/>
+            </w:tcMar>
+          </w:tcPr>
+          <w:p>
+            <w:pPr>
+              <w:spacing w:after="40" w:before="40"/>
+              <w:jc w:val="left"/>
+            </w:pPr>
+            <w:r>
+              <w:rPr>
+                <w:rFonts w:ascii="Calibri" w:cs="Calibri" w:eastAsia="Calibri" w:hAnsi="Calibri"/>
+                <w:color w:val="1A1A1A"/>
+                <w:sz w:val="20"/>
+                <w:szCs w:val="20"/>
+              </w:rPr>
+              <w:t>Rename (title); uploader or admin</w:t>
+            </w:r>
+          </w:p>
+        </w:tc>
+      </w:tr>
+      <w:tr>
+        <w:tc>
+          <w:tcPr>
+            <w:tcW w:type="dxa" w:w="877"/>
+            <w:tcBorders>
+              <w:top w:val="single" w:color="D4D4D4" w:sz="2"/>
+              <w:left w:val="single" w:color="D4D4D4" w:sz="2"/>
+              <w:bottom w:val="single" w:color="D4D4D4" w:sz="2"/>
+              <w:right w:val="single" w:color="D4D4D4" w:sz="2"/>
+            </w:tcBorders>
             <w:tcMar>
               <w:top w:type="dxa" w:w="80"/>
               <w:left w:type="dxa" w:w="120"/>
@@ -7429,7 +8614,7 @@
           <w:szCs w:val="18"/>
           <w:shd w:fill="F4F5F7" w:val="clear"/>
         </w:rPr>
-        <w:t xml:space="preserve">03-technical-architecture.md</w:t>
+        <w:t>document 03 (Technical Architecture)</w:t>
       </w:r>
       <w:r>
         <w:rPr>
@@ -8444,6 +9629,107 @@
           </w:p>
         </w:tc>
       </w:tr>
+      <w:tr>
+        <w:tc>
+          <w:tcPr>
+            <w:tcW w:type="dxa" w:w="1386"/>
+            <w:tcBorders>
+              <w:top w:val="single" w:color="D4D4D4" w:sz="2"/>
+              <w:left w:val="single" w:color="D4D4D4" w:sz="2"/>
+              <w:bottom w:val="single" w:color="D4D4D4" w:sz="2"/>
+              <w:right w:val="single" w:color="D4D4D4" w:sz="2"/>
+            </w:tcBorders>
+            <w:tcMar>
+              <w:top w:type="dxa" w:w="80"/>
+              <w:left w:type="dxa" w:w="120"/>
+              <w:bottom w:type="dxa" w:w="80"/>
+              <w:right w:type="dxa" w:w="120"/>
+            </w:tcMar>
+          </w:tcPr>
+          <w:p>
+            <w:pPr>
+              <w:spacing w:after="40" w:before="40"/>
+              <w:jc w:val="left"/>
+            </w:pPr>
+            <w:r>
+              <w:rPr>
+                <w:rFonts w:ascii="Consolas" w:cs="Consolas" w:eastAsia="Consolas" w:hAnsi="Consolas"/>
+                <w:color w:val="0B3D2E"/>
+                <w:sz w:val="18"/>
+                <w:szCs w:val="18"/>
+                <w:shd w:fill="F4F5F7" w:val="clear"/>
+              </w:rPr>
+              <w:t>POST</w:t>
+            </w:r>
+          </w:p>
+        </w:tc>
+        <w:tc>
+          <w:tcPr>
+            <w:tcW w:type="dxa" w:w="4391"/>
+            <w:tcBorders>
+              <w:top w:val="single" w:color="D4D4D4" w:sz="2"/>
+              <w:left w:val="single" w:color="D4D4D4" w:sz="2"/>
+              <w:bottom w:val="single" w:color="D4D4D4" w:sz="2"/>
+              <w:right w:val="single" w:color="D4D4D4" w:sz="2"/>
+            </w:tcBorders>
+            <w:tcMar>
+              <w:top w:type="dxa" w:w="80"/>
+              <w:left w:type="dxa" w:w="120"/>
+              <w:bottom w:type="dxa" w:w="80"/>
+              <w:right w:type="dxa" w:w="120"/>
+            </w:tcMar>
+          </w:tcPr>
+          <w:p>
+            <w:pPr>
+              <w:spacing w:after="40" w:before="40"/>
+              <w:jc w:val="left"/>
+            </w:pPr>
+            <w:r>
+              <w:rPr>
+                <w:rFonts w:ascii="Consolas" w:cs="Consolas" w:eastAsia="Consolas" w:hAnsi="Consolas"/>
+                <w:color w:val="0B3D2E"/>
+                <w:sz w:val="18"/>
+                <w:szCs w:val="18"/>
+                <w:shd w:fill="F4F5F7" w:val="clear"/>
+              </w:rPr>
+              <w:t>/documents/requests</w:t>
+            </w:r>
+          </w:p>
+        </w:tc>
+        <w:tc>
+          <w:tcPr>
+            <w:tcW w:type="dxa" w:w="3583"/>
+            <w:tcBorders>
+              <w:top w:val="single" w:color="D4D4D4" w:sz="2"/>
+              <w:left w:val="single" w:color="D4D4D4" w:sz="2"/>
+              <w:bottom w:val="single" w:color="D4D4D4" w:sz="2"/>
+              <w:right w:val="single" w:color="D4D4D4" w:sz="2"/>
+            </w:tcBorders>
+            <w:tcMar>
+              <w:top w:type="dxa" w:w="80"/>
+              <w:left w:type="dxa" w:w="120"/>
+              <w:bottom w:type="dxa" w:w="80"/>
+              <w:right w:type="dxa" w:w="120"/>
+            </w:tcMar>
+          </w:tcPr>
+          <w:p>
+            <w:pPr>
+              <w:spacing w:after="40" w:before="40"/>
+              <w:jc w:val="left"/>
+            </w:pPr>
+            <w:r>
+              <w:rPr>
+                <w:rFonts w:ascii="Consolas" w:cs="Consolas" w:eastAsia="Consolas" w:hAnsi="Consolas"/>
+                <w:color w:val="0B3D2E"/>
+                <w:sz w:val="18"/>
+                <w:szCs w:val="18"/>
+                <w:shd w:fill="F4F5F7" w:val="clear"/>
+              </w:rPr>
+              <w:t>Ask a document owner to record a missing SOP; body { question, space_id?, owner_id? } — offered on refusal (FR-609)</w:t>
+            </w:r>
+          </w:p>
+        </w:tc>
+      </w:tr>
     </w:tbl>
     <w:p>
       <w:pPr>
@@ -9899,6 +11185,106 @@
           </w:p>
         </w:tc>
       </w:tr>
+      <w:tr>
+        <w:tc>
+          <w:tcPr>
+            <w:tcW w:type="dxa" w:w="903"/>
+            <w:tcBorders>
+              <w:top w:val="single" w:color="D4D4D4" w:sz="2"/>
+              <w:left w:val="single" w:color="D4D4D4" w:sz="2"/>
+              <w:bottom w:val="single" w:color="D4D4D4" w:sz="2"/>
+              <w:right w:val="single" w:color="D4D4D4" w:sz="2"/>
+            </w:tcBorders>
+            <w:tcMar>
+              <w:top w:type="dxa" w:w="80"/>
+              <w:left w:type="dxa" w:w="120"/>
+              <w:bottom w:type="dxa" w:w="80"/>
+              <w:right w:type="dxa" w:w="120"/>
+            </w:tcMar>
+          </w:tcPr>
+          <w:p>
+            <w:pPr>
+              <w:spacing w:after="40" w:before="40"/>
+              <w:jc w:val="left"/>
+            </w:pPr>
+            <w:r>
+              <w:rPr>
+                <w:rFonts w:ascii="Consolas" w:cs="Consolas" w:eastAsia="Consolas" w:hAnsi="Consolas"/>
+                <w:color w:val="0B3D2E"/>
+                <w:sz w:val="18"/>
+                <w:szCs w:val="18"/>
+                <w:shd w:fill="F4F5F7" w:val="clear"/>
+              </w:rPr>
+              <w:t>POST</w:t>
+            </w:r>
+          </w:p>
+        </w:tc>
+        <w:tc>
+          <w:tcPr>
+            <w:tcW w:type="dxa" w:w="4265"/>
+            <w:tcBorders>
+              <w:top w:val="single" w:color="D4D4D4" w:sz="2"/>
+              <w:left w:val="single" w:color="D4D4D4" w:sz="2"/>
+              <w:bottom w:val="single" w:color="D4D4D4" w:sz="2"/>
+              <w:right w:val="single" w:color="D4D4D4" w:sz="2"/>
+            </w:tcBorders>
+            <w:tcMar>
+              <w:top w:type="dxa" w:w="80"/>
+              <w:left w:type="dxa" w:w="120"/>
+              <w:bottom w:type="dxa" w:w="80"/>
+              <w:right w:type="dxa" w:w="120"/>
+            </w:tcMar>
+          </w:tcPr>
+          <w:p>
+            <w:pPr>
+              <w:spacing w:after="40" w:before="40"/>
+              <w:jc w:val="left"/>
+            </w:pPr>
+            <w:r>
+              <w:rPr>
+                <w:rFonts w:ascii="Consolas" w:cs="Consolas" w:eastAsia="Consolas" w:hAnsi="Consolas"/>
+                <w:color w:val="0B3D2E"/>
+                <w:sz w:val="18"/>
+                <w:szCs w:val="18"/>
+                <w:shd w:fill="F4F5F7" w:val="clear"/>
+              </w:rPr>
+              <w:t>/acknowledgements/remind</w:t>
+            </w:r>
+          </w:p>
+        </w:tc>
+        <w:tc>
+          <w:tcPr>
+            <w:tcW w:type="dxa" w:w="4192"/>
+            <w:tcBorders>
+              <w:top w:val="single" w:color="D4D4D4" w:sz="2"/>
+              <w:left w:val="single" w:color="D4D4D4" w:sz="2"/>
+              <w:bottom w:val="single" w:color="D4D4D4" w:sz="2"/>
+              <w:right w:val="single" w:color="D4D4D4" w:sz="2"/>
+            </w:tcBorders>
+            <w:tcMar>
+              <w:top w:type="dxa" w:w="80"/>
+              <w:left w:type="dxa" w:w="120"/>
+              <w:bottom w:type="dxa" w:w="80"/>
+              <w:right w:type="dxa" w:w="120"/>
+            </w:tcMar>
+          </w:tcPr>
+          <w:p>
+            <w:pPr>
+              <w:spacing w:after="40" w:before="40"/>
+              <w:jc w:val="left"/>
+            </w:pPr>
+            <w:r>
+              <w:rPr>
+                <w:rFonts w:ascii="Calibri" w:cs="Calibri" w:eastAsia="Calibri" w:hAnsi="Calibri"/>
+                <w:color w:val="1A1A1A"/>
+                <w:sz w:val="20"/>
+                <w:szCs w:val="20"/>
+              </w:rPr>
+              <w:t>Send a reminder to users with outstanding acknowledgements; body { document_id, user_ids? } (FR-706)</w:t>
+            </w:r>
+          </w:p>
+        </w:tc>
+      </w:tr>
     </w:tbl>
     <w:p>
       <w:pPr>
@@ -10348,6 +11734,106 @@
                 <w:szCs w:val="20"/>
               </w:rPr>
               <w:t xml:space="preserve">Append-only audit trail</w:t>
+            </w:r>
+          </w:p>
+        </w:tc>
+      </w:tr>
+      <w:tr>
+        <w:tc>
+          <w:tcPr>
+            <w:tcW w:type="dxa" w:w="889"/>
+            <w:tcBorders>
+              <w:top w:val="single" w:color="D4D4D4" w:sz="2"/>
+              <w:left w:val="single" w:color="D4D4D4" w:sz="2"/>
+              <w:bottom w:val="single" w:color="D4D4D4" w:sz="2"/>
+              <w:right w:val="single" w:color="D4D4D4" w:sz="2"/>
+            </w:tcBorders>
+            <w:tcMar>
+              <w:top w:type="dxa" w:w="80"/>
+              <w:left w:type="dxa" w:w="120"/>
+              <w:bottom w:type="dxa" w:w="80"/>
+              <w:right w:type="dxa" w:w="120"/>
+            </w:tcMar>
+          </w:tcPr>
+          <w:p>
+            <w:pPr>
+              <w:spacing w:after="40" w:before="40"/>
+              <w:jc w:val="left"/>
+            </w:pPr>
+            <w:r>
+              <w:rPr>
+                <w:rFonts w:ascii="Consolas" w:cs="Consolas" w:eastAsia="Consolas" w:hAnsi="Consolas"/>
+                <w:color w:val="0B3D2E"/>
+                <w:sz w:val="18"/>
+                <w:szCs w:val="18"/>
+                <w:shd w:fill="F4F5F7" w:val="clear"/>
+              </w:rPr>
+              <w:t>GET</w:t>
+            </w:r>
+          </w:p>
+        </w:tc>
+        <w:tc>
+          <w:tcPr>
+            <w:tcW w:type="dxa" w:w="2766"/>
+            <w:tcBorders>
+              <w:top w:val="single" w:color="D4D4D4" w:sz="2"/>
+              <w:left w:val="single" w:color="D4D4D4" w:sz="2"/>
+              <w:bottom w:val="single" w:color="D4D4D4" w:sz="2"/>
+              <w:right w:val="single" w:color="D4D4D4" w:sz="2"/>
+            </w:tcBorders>
+            <w:tcMar>
+              <w:top w:type="dxa" w:w="80"/>
+              <w:left w:type="dxa" w:w="120"/>
+              <w:bottom w:type="dxa" w:w="80"/>
+              <w:right w:type="dxa" w:w="120"/>
+            </w:tcMar>
+          </w:tcPr>
+          <w:p>
+            <w:pPr>
+              <w:spacing w:after="40" w:before="40"/>
+              <w:jc w:val="left"/>
+            </w:pPr>
+            <w:r>
+              <w:rPr>
+                <w:rFonts w:ascii="Consolas" w:cs="Consolas" w:eastAsia="Consolas" w:hAnsi="Consolas"/>
+                <w:color w:val="0B3D2E"/>
+                <w:sz w:val="18"/>
+                <w:szCs w:val="18"/>
+                <w:shd w:fill="F4F5F7" w:val="clear"/>
+              </w:rPr>
+              <w:t>/audit-log/export?…</w:t>
+            </w:r>
+          </w:p>
+        </w:tc>
+        <w:tc>
+          <w:tcPr>
+            <w:tcW w:type="dxa" w:w="5705"/>
+            <w:tcBorders>
+              <w:top w:val="single" w:color="D4D4D4" w:sz="2"/>
+              <w:left w:val="single" w:color="D4D4D4" w:sz="2"/>
+              <w:bottom w:val="single" w:color="D4D4D4" w:sz="2"/>
+              <w:right w:val="single" w:color="D4D4D4" w:sz="2"/>
+            </w:tcBorders>
+            <w:tcMar>
+              <w:top w:type="dxa" w:w="80"/>
+              <w:left w:type="dxa" w:w="120"/>
+              <w:bottom w:type="dxa" w:w="80"/>
+              <w:right w:type="dxa" w:w="120"/>
+            </w:tcMar>
+          </w:tcPr>
+          <w:p>
+            <w:pPr>
+              <w:spacing w:after="40" w:before="40"/>
+              <w:jc w:val="left"/>
+            </w:pPr>
+            <w:r>
+              <w:rPr>
+                <w:rFonts w:ascii="Calibri" w:cs="Calibri" w:eastAsia="Calibri" w:hAnsi="Calibri"/>
+                <w:color w:val="1A1A1A"/>
+                <w:sz w:val="20"/>
+                <w:szCs w:val="20"/>
+              </w:rPr>
+              <w:t>CSV of the audit log for the given filter</w:t>
             </w:r>
           </w:p>
         </w:tc>
@@ -10959,7 +12445,7 @@
                 <w:sz w:val="20"/>
                 <w:szCs w:val="20"/>
               </w:rPr>
-              <w:t xml:space="preserve">0</w:t>
+              <w:t>capped — value TBC</w:t>
             </w:r>
           </w:p>
         </w:tc>
@@ -11091,7 +12577,7 @@
                 <w:sz w:val="20"/>
                 <w:szCs w:val="20"/>
               </w:rPr>
-              <w:t xml:space="preserve">0</w:t>
+              <w:t>capped — value TBC</w:t>
             </w:r>
           </w:p>
         </w:tc>
@@ -11481,6 +12967,55 @@
           <w:szCs w:val="20"/>
         </w:rPr>
         <w:t xml:space="preserve">.</w:t>
+      </w:r>
+    </w:p>
+    <w:p>
+      <w:pPr>
+        <w:spacing w:after="140" w:before="60" w:line="276"/>
+        <w:jc w:val="left"/>
+      </w:pPr>
+      <w:r>
+        <w:rPr>
+          <w:rFonts w:ascii="Calibri" w:cs="Calibri" w:eastAsia="Calibri" w:hAnsi="Calibri"/>
+          <w:color w:val="1A1A1A"/>
+          <w:sz w:val="20"/>
+          <w:szCs w:val="20"/>
+        </w:rPr>
+        <w:t>Free includes video → SOP generation under a monthly cap, per document 14 (FR-901) and document 13 (BR-28): the Free tier is limited by document and user count, not by withholding generation. The cap values are an open decision (document 01 §12).</w:t>
+      </w:r>
+      <w:r>
+        <w:rPr>
+          <w:rFonts w:ascii="Consolas" w:cs="Consolas" w:eastAsia="Consolas" w:hAnsi="Consolas"/>
+          <w:color w:val="0B3D2E"/>
+          <w:sz w:val="18"/>
+          <w:szCs w:val="18"/>
+          <w:shd w:fill="F4F5F7" w:val="clear"/>
+        </w:rPr>
+      </w:r>
+      <w:r>
+        <w:rPr>
+          <w:rFonts w:ascii="Calibri" w:cs="Calibri" w:eastAsia="Calibri" w:hAnsi="Calibri"/>
+          <w:color w:val="1A1A1A"/>
+          <w:sz w:val="20"/>
+          <w:szCs w:val="20"/>
+        </w:rPr>
+      </w:r>
+      <w:r>
+        <w:rPr>
+          <w:rFonts w:ascii="Consolas" w:cs="Consolas" w:eastAsia="Consolas" w:hAnsi="Consolas"/>
+          <w:color w:val="0B3D2E"/>
+          <w:sz w:val="18"/>
+          <w:szCs w:val="18"/>
+          <w:shd w:fill="F4F5F7" w:val="clear"/>
+        </w:rPr>
+      </w:r>
+      <w:r>
+        <w:rPr>
+          <w:rFonts w:ascii="Calibri" w:cs="Calibri" w:eastAsia="Calibri" w:hAnsi="Calibri"/>
+          <w:color w:val="1A1A1A"/>
+          <w:sz w:val="20"/>
+          <w:szCs w:val="20"/>
+        </w:rPr>
       </w:r>
     </w:p>
     <w:p>

--- a/Documentation/05-API-Specification.docx
+++ b/Documentation/05-API-Specification.docx
@@ -12445,7 +12445,7 @@
                 <w:sz w:val="20"/>
                 <w:szCs w:val="20"/>
               </w:rPr>
-              <w:t>capped — value TBC</w:t>
+              <w:t>5</w:t>
             </w:r>
           </w:p>
         </w:tc>
@@ -12577,7 +12577,7 @@
                 <w:sz w:val="20"/>
                 <w:szCs w:val="20"/>
               </w:rPr>
-              <w:t>capped — value TBC</w:t>
+              <w:t>30</w:t>
             </w:r>
           </w:p>
         </w:tc>
@@ -12981,7 +12981,7 @@
           <w:sz w:val="20"/>
           <w:szCs w:val="20"/>
         </w:rPr>
-        <w:t>Free includes video → SOP generation under a monthly cap, per document 14 (FR-901) and document 13 (BR-28): the Free tier is limited by document and user count, not by withholding generation. The cap values are an open decision (document 01 §12).</w:t>
+        <w:t>Free includes video → SOP generation under a monthly cap (5 generations, 30 recording minutes), per document 14 (FR-901) and document 13 (BR-28): the Free tier is limited by document and user count, not by withholding generation. Chat is Team-only by design; the 0 on Free and Pro is packaging, not a rate limit.</w:t>
       </w:r>
       <w:r>
         <w:rPr>

--- a/Documentation/05-API-Specification.docx
+++ b/Documentation/05-API-Specification.docx
@@ -65,7 +65,7 @@
           <w:sz w:val="20"/>
           <w:szCs w:val="20"/>
         </w:rPr>
-        <w:t>Version 1.1  ·  Project documentation  ·  2026</w:t>
+        <w:t>Version 1.2  ·  Project documentation  ·  2026</w:t>
       </w:r>
     </w:p>
     <w:p>
@@ -1204,7 +1204,7 @@
                 <w:szCs w:val="18"/>
                 <w:shd w:fill="F4F5F7" w:val="clear"/>
               </w:rPr>
-              <w:t>/auth/magic-link/{token}</w:t>
+              <w:t>/auth/magic-link/{nonce}</w:t>
             </w:r>
           </w:p>
         </w:tc>
@@ -1236,7 +1236,7 @@
                 <w:sz w:val="20"/>
                 <w:szCs w:val="20"/>
               </w:rPr>
-              <w:t>Consume a single-use, short-expiry signed link and create the Sanctum session (FR-103)</w:t>
+              <w:t>Consume a signed, single-use link (15 min) and create the Sanctum session; redirects to FRONTEND_URL + next (FR-103)</w:t>
             </w:r>
           </w:p>
         </w:tc>
@@ -1901,28 +1901,27 @@
               <w:bottom w:val="single" w:color="D4D4D4" w:sz="2"/>
               <w:right w:val="single" w:color="D4D4D4" w:sz="2"/>
             </w:tcBorders>
-            <w:shd w:fill="FAFBFC" w:val="clear"/>
-            <w:tcMar>
-              <w:top w:type="dxa" w:w="80"/>
-              <w:left w:type="dxa" w:w="120"/>
-              <w:bottom w:type="dxa" w:w="80"/>
-              <w:right w:type="dxa" w:w="120"/>
-            </w:tcMar>
-          </w:tcPr>
-          <w:p>
-            <w:pPr>
-              <w:spacing w:after="40" w:before="40"/>
-              <w:jc w:val="left"/>
-            </w:pPr>
-            <w:r>
-              <w:rPr>
-                <w:rFonts w:ascii="Consolas" w:cs="Consolas" w:eastAsia="Consolas" w:hAnsi="Consolas"/>
-                <w:color w:val="0B3D2E"/>
-                <w:sz w:val="18"/>
-                <w:szCs w:val="18"/>
-                <w:shd w:fill="F4F5F7" w:val="clear"/>
-              </w:rPr>
-              <w:t xml:space="preserve">POST</w:t>
+            <w:tcMar>
+              <w:top w:type="dxa" w:w="80"/>
+              <w:left w:type="dxa" w:w="120"/>
+              <w:bottom w:type="dxa" w:w="80"/>
+              <w:right w:type="dxa" w:w="120"/>
+            </w:tcMar>
+          </w:tcPr>
+          <w:p>
+            <w:pPr>
+              <w:spacing w:after="40" w:before="40"/>
+              <w:jc w:val="left"/>
+            </w:pPr>
+            <w:r>
+              <w:rPr>
+                <w:rFonts w:ascii="Consolas" w:cs="Consolas" w:eastAsia="Consolas" w:hAnsi="Consolas"/>
+                <w:color w:val="0B3D2E"/>
+                <w:sz w:val="18"/>
+                <w:szCs w:val="18"/>
+                <w:shd w:fill="F4F5F7" w:val="clear"/>
+              </w:rPr>
+              <w:t>GET</w:t>
             </w:r>
           </w:p>
         </w:tc>
@@ -1935,28 +1934,27 @@
               <w:bottom w:val="single" w:color="D4D4D4" w:sz="2"/>
               <w:right w:val="single" w:color="D4D4D4" w:sz="2"/>
             </w:tcBorders>
-            <w:shd w:fill="FAFBFC" w:val="clear"/>
-            <w:tcMar>
-              <w:top w:type="dxa" w:w="80"/>
-              <w:left w:type="dxa" w:w="120"/>
-              <w:bottom w:type="dxa" w:w="80"/>
-              <w:right w:type="dxa" w:w="120"/>
-            </w:tcMar>
-          </w:tcPr>
-          <w:p>
-            <w:pPr>
-              <w:spacing w:after="40" w:before="40"/>
-              <w:jc w:val="left"/>
-            </w:pPr>
-            <w:r>
-              <w:rPr>
-                <w:rFonts w:ascii="Consolas" w:cs="Consolas" w:eastAsia="Consolas" w:hAnsi="Consolas"/>
-                <w:color w:val="0B3D2E"/>
-                <w:sz w:val="18"/>
-                <w:szCs w:val="18"/>
-                <w:shd w:fill="F4F5F7" w:val="clear"/>
-              </w:rPr>
-              <w:t xml:space="preserve">/workspaces</w:t>
+            <w:tcMar>
+              <w:top w:type="dxa" w:w="80"/>
+              <w:left w:type="dxa" w:w="120"/>
+              <w:bottom w:type="dxa" w:w="80"/>
+              <w:right w:type="dxa" w:w="120"/>
+            </w:tcMar>
+          </w:tcPr>
+          <w:p>
+            <w:pPr>
+              <w:spacing w:after="40" w:before="40"/>
+              <w:jc w:val="left"/>
+            </w:pPr>
+            <w:r>
+              <w:rPr>
+                <w:rFonts w:ascii="Consolas" w:cs="Consolas" w:eastAsia="Consolas" w:hAnsi="Consolas"/>
+                <w:color w:val="0B3D2E"/>
+                <w:sz w:val="18"/>
+                <w:szCs w:val="18"/>
+                <w:shd w:fill="F4F5F7" w:val="clear"/>
+              </w:rPr>
+              <w:t>/workspaces/slug-available?slug=</w:t>
             </w:r>
           </w:p>
         </w:tc>
@@ -1969,27 +1967,26 @@
               <w:bottom w:val="single" w:color="D4D4D4" w:sz="2"/>
               <w:right w:val="single" w:color="D4D4D4" w:sz="2"/>
             </w:tcBorders>
-            <w:shd w:fill="FAFBFC" w:val="clear"/>
-            <w:tcMar>
-              <w:top w:type="dxa" w:w="80"/>
-              <w:left w:type="dxa" w:w="120"/>
-              <w:bottom w:type="dxa" w:w="80"/>
-              <w:right w:type="dxa" w:w="120"/>
-            </w:tcMar>
-          </w:tcPr>
-          <w:p>
-            <w:pPr>
-              <w:spacing w:after="40" w:before="40"/>
-              <w:jc w:val="left"/>
-            </w:pPr>
-            <w:r>
-              <w:rPr>
-                <w:rFonts w:ascii="Calibri" w:cs="Calibri" w:eastAsia="Calibri" w:hAnsi="Calibri"/>
-                <w:color w:val="1A1A1A"/>
-                <w:sz w:val="20"/>
-                <w:szCs w:val="20"/>
-              </w:rPr>
-              <w:t xml:space="preserve">Create a workspace (caller becomes admin)</w:t>
+            <w:tcMar>
+              <w:top w:type="dxa" w:w="80"/>
+              <w:left w:type="dxa" w:w="120"/>
+              <w:bottom w:type="dxa" w:w="80"/>
+              <w:right w:type="dxa" w:w="120"/>
+            </w:tcMar>
+          </w:tcPr>
+          <w:p>
+            <w:pPr>
+              <w:spacing w:after="40" w:before="40"/>
+              <w:jc w:val="left"/>
+            </w:pPr>
+            <w:r>
+              <w:rPr>
+                <w:rFonts w:ascii="Calibri" w:cs="Calibri" w:eastAsia="Calibri" w:hAnsi="Calibri"/>
+                <w:color w:val="1A1A1A"/>
+                <w:sz w:val="20"/>
+                <w:szCs w:val="20"/>
+              </w:rPr>
+              <w:t>Live availability check for S2</w:t>
             </w:r>
           </w:p>
         </w:tc>
@@ -2004,27 +2001,28 @@
               <w:bottom w:val="single" w:color="D4D4D4" w:sz="2"/>
               <w:right w:val="single" w:color="D4D4D4" w:sz="2"/>
             </w:tcBorders>
-            <w:tcMar>
-              <w:top w:type="dxa" w:w="80"/>
-              <w:left w:type="dxa" w:w="120"/>
-              <w:bottom w:type="dxa" w:w="80"/>
-              <w:right w:type="dxa" w:w="120"/>
-            </w:tcMar>
-          </w:tcPr>
-          <w:p>
-            <w:pPr>
-              <w:spacing w:after="40" w:before="40"/>
-              <w:jc w:val="left"/>
-            </w:pPr>
-            <w:r>
-              <w:rPr>
-                <w:rFonts w:ascii="Consolas" w:cs="Consolas" w:eastAsia="Consolas" w:hAnsi="Consolas"/>
-                <w:color w:val="0B3D2E"/>
-                <w:sz w:val="18"/>
-                <w:szCs w:val="18"/>
-                <w:shd w:fill="F4F5F7" w:val="clear"/>
-              </w:rPr>
-              <w:t xml:space="preserve">GET</w:t>
+            <w:shd w:fill="FAFBFC" w:val="clear"/>
+            <w:tcMar>
+              <w:top w:type="dxa" w:w="80"/>
+              <w:left w:type="dxa" w:w="120"/>
+              <w:bottom w:type="dxa" w:w="80"/>
+              <w:right w:type="dxa" w:w="120"/>
+            </w:tcMar>
+          </w:tcPr>
+          <w:p>
+            <w:pPr>
+              <w:spacing w:after="40" w:before="40"/>
+              <w:jc w:val="left"/>
+            </w:pPr>
+            <w:r>
+              <w:rPr>
+                <w:rFonts w:ascii="Consolas" w:cs="Consolas" w:eastAsia="Consolas" w:hAnsi="Consolas"/>
+                <w:color w:val="0B3D2E"/>
+                <w:sz w:val="18"/>
+                <w:szCs w:val="18"/>
+                <w:shd w:fill="F4F5F7" w:val="clear"/>
+              </w:rPr>
+              <w:t xml:space="preserve">POST</w:t>
             </w:r>
           </w:p>
         </w:tc>
@@ -2037,27 +2035,28 @@
               <w:bottom w:val="single" w:color="D4D4D4" w:sz="2"/>
               <w:right w:val="single" w:color="D4D4D4" w:sz="2"/>
             </w:tcBorders>
-            <w:tcMar>
-              <w:top w:type="dxa" w:w="80"/>
-              <w:left w:type="dxa" w:w="120"/>
-              <w:bottom w:type="dxa" w:w="80"/>
-              <w:right w:type="dxa" w:w="120"/>
-            </w:tcMar>
-          </w:tcPr>
-          <w:p>
-            <w:pPr>
-              <w:spacing w:after="40" w:before="40"/>
-              <w:jc w:val="left"/>
-            </w:pPr>
-            <w:r>
-              <w:rPr>
-                <w:rFonts w:ascii="Consolas" w:cs="Consolas" w:eastAsia="Consolas" w:hAnsi="Consolas"/>
-                <w:color w:val="0B3D2E"/>
-                <w:sz w:val="18"/>
-                <w:szCs w:val="18"/>
-                <w:shd w:fill="F4F5F7" w:val="clear"/>
-              </w:rPr>
-              <w:t xml:space="preserve">/workspaces/{id}</w:t>
+            <w:shd w:fill="FAFBFC" w:val="clear"/>
+            <w:tcMar>
+              <w:top w:type="dxa" w:w="80"/>
+              <w:left w:type="dxa" w:w="120"/>
+              <w:bottom w:type="dxa" w:w="80"/>
+              <w:right w:type="dxa" w:w="120"/>
+            </w:tcMar>
+          </w:tcPr>
+          <w:p>
+            <w:pPr>
+              <w:spacing w:after="40" w:before="40"/>
+              <w:jc w:val="left"/>
+            </w:pPr>
+            <w:r>
+              <w:rPr>
+                <w:rFonts w:ascii="Consolas" w:cs="Consolas" w:eastAsia="Consolas" w:hAnsi="Consolas"/>
+                <w:color w:val="0B3D2E"/>
+                <w:sz w:val="18"/>
+                <w:szCs w:val="18"/>
+                <w:shd w:fill="F4F5F7" w:val="clear"/>
+              </w:rPr>
+              <w:t xml:space="preserve">/workspaces</w:t>
             </w:r>
           </w:p>
         </w:tc>
@@ -2070,26 +2069,27 @@
               <w:bottom w:val="single" w:color="D4D4D4" w:sz="2"/>
               <w:right w:val="single" w:color="D4D4D4" w:sz="2"/>
             </w:tcBorders>
-            <w:tcMar>
-              <w:top w:type="dxa" w:w="80"/>
-              <w:left w:type="dxa" w:w="120"/>
-              <w:bottom w:type="dxa" w:w="80"/>
-              <w:right w:type="dxa" w:w="120"/>
-            </w:tcMar>
-          </w:tcPr>
-          <w:p>
-            <w:pPr>
-              <w:spacing w:after="40" w:before="40"/>
-              <w:jc w:val="left"/>
-            </w:pPr>
-            <w:r>
-              <w:rPr>
-                <w:rFonts w:ascii="Calibri" w:cs="Calibri" w:eastAsia="Calibri" w:hAnsi="Calibri"/>
-                <w:color w:val="1A1A1A"/>
-                <w:sz w:val="20"/>
-                <w:szCs w:val="20"/>
-              </w:rPr>
-              <w:t xml:space="preserve">Workspace detail + plan + settings</w:t>
+            <w:shd w:fill="FAFBFC" w:val="clear"/>
+            <w:tcMar>
+              <w:top w:type="dxa" w:w="80"/>
+              <w:left w:type="dxa" w:w="120"/>
+              <w:bottom w:type="dxa" w:w="80"/>
+              <w:right w:type="dxa" w:w="120"/>
+            </w:tcMar>
+          </w:tcPr>
+          <w:p>
+            <w:pPr>
+              <w:spacing w:after="40" w:before="40"/>
+              <w:jc w:val="left"/>
+            </w:pPr>
+            <w:r>
+              <w:rPr>
+                <w:rFonts w:ascii="Calibri" w:cs="Calibri" w:eastAsia="Calibri" w:hAnsi="Calibri"/>
+                <w:color w:val="1A1A1A"/>
+                <w:sz w:val="20"/>
+                <w:szCs w:val="20"/>
+              </w:rPr>
+              <w:t xml:space="preserve">Create a workspace (caller becomes admin)</w:t>
             </w:r>
           </w:p>
         </w:tc>
@@ -2104,28 +2104,27 @@
               <w:bottom w:val="single" w:color="D4D4D4" w:sz="2"/>
               <w:right w:val="single" w:color="D4D4D4" w:sz="2"/>
             </w:tcBorders>
-            <w:shd w:fill="FAFBFC" w:val="clear"/>
-            <w:tcMar>
-              <w:top w:type="dxa" w:w="80"/>
-              <w:left w:type="dxa" w:w="120"/>
-              <w:bottom w:type="dxa" w:w="80"/>
-              <w:right w:type="dxa" w:w="120"/>
-            </w:tcMar>
-          </w:tcPr>
-          <w:p>
-            <w:pPr>
-              <w:spacing w:after="40" w:before="40"/>
-              <w:jc w:val="left"/>
-            </w:pPr>
-            <w:r>
-              <w:rPr>
-                <w:rFonts w:ascii="Consolas" w:cs="Consolas" w:eastAsia="Consolas" w:hAnsi="Consolas"/>
-                <w:color w:val="0B3D2E"/>
-                <w:sz w:val="18"/>
-                <w:szCs w:val="18"/>
-                <w:shd w:fill="F4F5F7" w:val="clear"/>
-              </w:rPr>
-              <w:t xml:space="preserve">PATCH</w:t>
+            <w:tcMar>
+              <w:top w:type="dxa" w:w="80"/>
+              <w:left w:type="dxa" w:w="120"/>
+              <w:bottom w:type="dxa" w:w="80"/>
+              <w:right w:type="dxa" w:w="120"/>
+            </w:tcMar>
+          </w:tcPr>
+          <w:p>
+            <w:pPr>
+              <w:spacing w:after="40" w:before="40"/>
+              <w:jc w:val="left"/>
+            </w:pPr>
+            <w:r>
+              <w:rPr>
+                <w:rFonts w:ascii="Consolas" w:cs="Consolas" w:eastAsia="Consolas" w:hAnsi="Consolas"/>
+                <w:color w:val="0B3D2E"/>
+                <w:sz w:val="18"/>
+                <w:szCs w:val="18"/>
+                <w:shd w:fill="F4F5F7" w:val="clear"/>
+              </w:rPr>
+              <w:t xml:space="preserve">GET</w:t>
             </w:r>
           </w:p>
         </w:tc>
@@ -2138,7 +2137,6 @@
               <w:bottom w:val="single" w:color="D4D4D4" w:sz="2"/>
               <w:right w:val="single" w:color="D4D4D4" w:sz="2"/>
             </w:tcBorders>
-            <w:shd w:fill="FAFBFC" w:val="clear"/>
             <w:tcMar>
               <w:top w:type="dxa" w:w="80"/>
               <w:left w:type="dxa" w:w="120"/>
@@ -2172,27 +2170,26 @@
               <w:bottom w:val="single" w:color="D4D4D4" w:sz="2"/>
               <w:right w:val="single" w:color="D4D4D4" w:sz="2"/>
             </w:tcBorders>
-            <w:shd w:fill="FAFBFC" w:val="clear"/>
-            <w:tcMar>
-              <w:top w:type="dxa" w:w="80"/>
-              <w:left w:type="dxa" w:w="120"/>
-              <w:bottom w:type="dxa" w:w="80"/>
-              <w:right w:type="dxa" w:w="120"/>
-            </w:tcMar>
-          </w:tcPr>
-          <w:p>
-            <w:pPr>
-              <w:spacing w:after="40" w:before="40"/>
-              <w:jc w:val="left"/>
-            </w:pPr>
-            <w:r>
-              <w:rPr>
-                <w:rFonts w:ascii="Calibri" w:cs="Calibri" w:eastAsia="Calibri" w:hAnsi="Calibri"/>
-                <w:color w:val="1A1A1A"/>
-                <w:sz w:val="20"/>
-                <w:szCs w:val="20"/>
-              </w:rPr>
-              <w:t xml:space="preserve">Update name, settings (admin)</w:t>
+            <w:tcMar>
+              <w:top w:type="dxa" w:w="80"/>
+              <w:left w:type="dxa" w:w="120"/>
+              <w:bottom w:type="dxa" w:w="80"/>
+              <w:right w:type="dxa" w:w="120"/>
+            </w:tcMar>
+          </w:tcPr>
+          <w:p>
+            <w:pPr>
+              <w:spacing w:after="40" w:before="40"/>
+              <w:jc w:val="left"/>
+            </w:pPr>
+            <w:r>
+              <w:rPr>
+                <w:rFonts w:ascii="Calibri" w:cs="Calibri" w:eastAsia="Calibri" w:hAnsi="Calibri"/>
+                <w:color w:val="1A1A1A"/>
+                <w:sz w:val="20"/>
+                <w:szCs w:val="20"/>
+              </w:rPr>
+              <w:t xml:space="preserve">Workspace detail + plan + settings</w:t>
             </w:r>
           </w:p>
         </w:tc>
@@ -2207,27 +2204,28 @@
               <w:bottom w:val="single" w:color="D4D4D4" w:sz="2"/>
               <w:right w:val="single" w:color="D4D4D4" w:sz="2"/>
             </w:tcBorders>
-            <w:tcMar>
-              <w:top w:type="dxa" w:w="80"/>
-              <w:left w:type="dxa" w:w="120"/>
-              <w:bottom w:type="dxa" w:w="80"/>
-              <w:right w:type="dxa" w:w="120"/>
-            </w:tcMar>
-          </w:tcPr>
-          <w:p>
-            <w:pPr>
-              <w:spacing w:after="40" w:before="40"/>
-              <w:jc w:val="left"/>
-            </w:pPr>
-            <w:r>
-              <w:rPr>
-                <w:rFonts w:ascii="Consolas" w:cs="Consolas" w:eastAsia="Consolas" w:hAnsi="Consolas"/>
-                <w:color w:val="0B3D2E"/>
-                <w:sz w:val="18"/>
-                <w:szCs w:val="18"/>
-                <w:shd w:fill="F4F5F7" w:val="clear"/>
-              </w:rPr>
-              <w:t xml:space="preserve">GET</w:t>
+            <w:shd w:fill="FAFBFC" w:val="clear"/>
+            <w:tcMar>
+              <w:top w:type="dxa" w:w="80"/>
+              <w:left w:type="dxa" w:w="120"/>
+              <w:bottom w:type="dxa" w:w="80"/>
+              <w:right w:type="dxa" w:w="120"/>
+            </w:tcMar>
+          </w:tcPr>
+          <w:p>
+            <w:pPr>
+              <w:spacing w:after="40" w:before="40"/>
+              <w:jc w:val="left"/>
+            </w:pPr>
+            <w:r>
+              <w:rPr>
+                <w:rFonts w:ascii="Consolas" w:cs="Consolas" w:eastAsia="Consolas" w:hAnsi="Consolas"/>
+                <w:color w:val="0B3D2E"/>
+                <w:sz w:val="18"/>
+                <w:szCs w:val="18"/>
+                <w:shd w:fill="F4F5F7" w:val="clear"/>
+              </w:rPr>
+              <w:t xml:space="preserve">PATCH</w:t>
             </w:r>
           </w:p>
         </w:tc>
@@ -2240,27 +2238,28 @@
               <w:bottom w:val="single" w:color="D4D4D4" w:sz="2"/>
               <w:right w:val="single" w:color="D4D4D4" w:sz="2"/>
             </w:tcBorders>
-            <w:tcMar>
-              <w:top w:type="dxa" w:w="80"/>
-              <w:left w:type="dxa" w:w="120"/>
-              <w:bottom w:type="dxa" w:w="80"/>
-              <w:right w:type="dxa" w:w="120"/>
-            </w:tcMar>
-          </w:tcPr>
-          <w:p>
-            <w:pPr>
-              <w:spacing w:after="40" w:before="40"/>
-              <w:jc w:val="left"/>
-            </w:pPr>
-            <w:r>
-              <w:rPr>
-                <w:rFonts w:ascii="Consolas" w:cs="Consolas" w:eastAsia="Consolas" w:hAnsi="Consolas"/>
-                <w:color w:val="0B3D2E"/>
-                <w:sz w:val="18"/>
-                <w:szCs w:val="18"/>
-                <w:shd w:fill="F4F5F7" w:val="clear"/>
-              </w:rPr>
-              <w:t xml:space="preserve">/workspaces/{id}/members</w:t>
+            <w:shd w:fill="FAFBFC" w:val="clear"/>
+            <w:tcMar>
+              <w:top w:type="dxa" w:w="80"/>
+              <w:left w:type="dxa" w:w="120"/>
+              <w:bottom w:type="dxa" w:w="80"/>
+              <w:right w:type="dxa" w:w="120"/>
+            </w:tcMar>
+          </w:tcPr>
+          <w:p>
+            <w:pPr>
+              <w:spacing w:after="40" w:before="40"/>
+              <w:jc w:val="left"/>
+            </w:pPr>
+            <w:r>
+              <w:rPr>
+                <w:rFonts w:ascii="Consolas" w:cs="Consolas" w:eastAsia="Consolas" w:hAnsi="Consolas"/>
+                <w:color w:val="0B3D2E"/>
+                <w:sz w:val="18"/>
+                <w:szCs w:val="18"/>
+                <w:shd w:fill="F4F5F7" w:val="clear"/>
+              </w:rPr>
+              <w:t xml:space="preserve">/workspaces/{id}</w:t>
             </w:r>
           </w:p>
         </w:tc>
@@ -2273,26 +2272,27 @@
               <w:bottom w:val="single" w:color="D4D4D4" w:sz="2"/>
               <w:right w:val="single" w:color="D4D4D4" w:sz="2"/>
             </w:tcBorders>
-            <w:tcMar>
-              <w:top w:type="dxa" w:w="80"/>
-              <w:left w:type="dxa" w:w="120"/>
-              <w:bottom w:type="dxa" w:w="80"/>
-              <w:right w:type="dxa" w:w="120"/>
-            </w:tcMar>
-          </w:tcPr>
-          <w:p>
-            <w:pPr>
-              <w:spacing w:after="40" w:before="40"/>
-              <w:jc w:val="left"/>
-            </w:pPr>
-            <w:r>
-              <w:rPr>
-                <w:rFonts w:ascii="Calibri" w:cs="Calibri" w:eastAsia="Calibri" w:hAnsi="Calibri"/>
-                <w:color w:val="1A1A1A"/>
-                <w:sz w:val="20"/>
-                <w:szCs w:val="20"/>
-              </w:rPr>
-              <w:t xml:space="preserve">List members</w:t>
+            <w:shd w:fill="FAFBFC" w:val="clear"/>
+            <w:tcMar>
+              <w:top w:type="dxa" w:w="80"/>
+              <w:left w:type="dxa" w:w="120"/>
+              <w:bottom w:type="dxa" w:w="80"/>
+              <w:right w:type="dxa" w:w="120"/>
+            </w:tcMar>
+          </w:tcPr>
+          <w:p>
+            <w:pPr>
+              <w:spacing w:after="40" w:before="40"/>
+              <w:jc w:val="left"/>
+            </w:pPr>
+            <w:r>
+              <w:rPr>
+                <w:rFonts w:ascii="Calibri" w:cs="Calibri" w:eastAsia="Calibri" w:hAnsi="Calibri"/>
+                <w:color w:val="1A1A1A"/>
+                <w:sz w:val="20"/>
+                <w:szCs w:val="20"/>
+              </w:rPr>
+              <w:t xml:space="preserve">Update name, settings (admin)</w:t>
             </w:r>
           </w:p>
         </w:tc>
@@ -2307,28 +2307,27 @@
               <w:bottom w:val="single" w:color="D4D4D4" w:sz="2"/>
               <w:right w:val="single" w:color="D4D4D4" w:sz="2"/>
             </w:tcBorders>
-            <w:shd w:fill="FAFBFC" w:val="clear"/>
-            <w:tcMar>
-              <w:top w:type="dxa" w:w="80"/>
-              <w:left w:type="dxa" w:w="120"/>
-              <w:bottom w:type="dxa" w:w="80"/>
-              <w:right w:type="dxa" w:w="120"/>
-            </w:tcMar>
-          </w:tcPr>
-          <w:p>
-            <w:pPr>
-              <w:spacing w:after="40" w:before="40"/>
-              <w:jc w:val="left"/>
-            </w:pPr>
-            <w:r>
-              <w:rPr>
-                <w:rFonts w:ascii="Consolas" w:cs="Consolas" w:eastAsia="Consolas" w:hAnsi="Consolas"/>
-                <w:color w:val="0B3D2E"/>
-                <w:sz w:val="18"/>
-                <w:szCs w:val="18"/>
-                <w:shd w:fill="F4F5F7" w:val="clear"/>
-              </w:rPr>
-              <w:t xml:space="preserve">POST</w:t>
+            <w:tcMar>
+              <w:top w:type="dxa" w:w="80"/>
+              <w:left w:type="dxa" w:w="120"/>
+              <w:bottom w:type="dxa" w:w="80"/>
+              <w:right w:type="dxa" w:w="120"/>
+            </w:tcMar>
+          </w:tcPr>
+          <w:p>
+            <w:pPr>
+              <w:spacing w:after="40" w:before="40"/>
+              <w:jc w:val="left"/>
+            </w:pPr>
+            <w:r>
+              <w:rPr>
+                <w:rFonts w:ascii="Consolas" w:cs="Consolas" w:eastAsia="Consolas" w:hAnsi="Consolas"/>
+                <w:color w:val="0B3D2E"/>
+                <w:sz w:val="18"/>
+                <w:szCs w:val="18"/>
+                <w:shd w:fill="F4F5F7" w:val="clear"/>
+              </w:rPr>
+              <w:t xml:space="preserve">GET</w:t>
             </w:r>
           </w:p>
         </w:tc>
@@ -2341,28 +2340,27 @@
               <w:bottom w:val="single" w:color="D4D4D4" w:sz="2"/>
               <w:right w:val="single" w:color="D4D4D4" w:sz="2"/>
             </w:tcBorders>
-            <w:shd w:fill="FAFBFC" w:val="clear"/>
-            <w:tcMar>
-              <w:top w:type="dxa" w:w="80"/>
-              <w:left w:type="dxa" w:w="120"/>
-              <w:bottom w:type="dxa" w:w="80"/>
-              <w:right w:type="dxa" w:w="120"/>
-            </w:tcMar>
-          </w:tcPr>
-          <w:p>
-            <w:pPr>
-              <w:spacing w:after="40" w:before="40"/>
-              <w:jc w:val="left"/>
-            </w:pPr>
-            <w:r>
-              <w:rPr>
-                <w:rFonts w:ascii="Consolas" w:cs="Consolas" w:eastAsia="Consolas" w:hAnsi="Consolas"/>
-                <w:color w:val="0B3D2E"/>
-                <w:sz w:val="18"/>
-                <w:szCs w:val="18"/>
-                <w:shd w:fill="F4F5F7" w:val="clear"/>
-              </w:rPr>
-              <w:t xml:space="preserve">/workspaces/{id}/invites</w:t>
+            <w:tcMar>
+              <w:top w:type="dxa" w:w="80"/>
+              <w:left w:type="dxa" w:w="120"/>
+              <w:bottom w:type="dxa" w:w="80"/>
+              <w:right w:type="dxa" w:w="120"/>
+            </w:tcMar>
+          </w:tcPr>
+          <w:p>
+            <w:pPr>
+              <w:spacing w:after="40" w:before="40"/>
+              <w:jc w:val="left"/>
+            </w:pPr>
+            <w:r>
+              <w:rPr>
+                <w:rFonts w:ascii="Consolas" w:cs="Consolas" w:eastAsia="Consolas" w:hAnsi="Consolas"/>
+                <w:color w:val="0B3D2E"/>
+                <w:sz w:val="18"/>
+                <w:szCs w:val="18"/>
+                <w:shd w:fill="F4F5F7" w:val="clear"/>
+              </w:rPr>
+              <w:t xml:space="preserve">/workspaces/{id}/members</w:t>
             </w:r>
           </w:p>
         </w:tc>
@@ -2375,27 +2373,26 @@
               <w:bottom w:val="single" w:color="D4D4D4" w:sz="2"/>
               <w:right w:val="single" w:color="D4D4D4" w:sz="2"/>
             </w:tcBorders>
-            <w:shd w:fill="FAFBFC" w:val="clear"/>
-            <w:tcMar>
-              <w:top w:type="dxa" w:w="80"/>
-              <w:left w:type="dxa" w:w="120"/>
-              <w:bottom w:type="dxa" w:w="80"/>
-              <w:right w:type="dxa" w:w="120"/>
-            </w:tcMar>
-          </w:tcPr>
-          <w:p>
-            <w:pPr>
-              <w:spacing w:after="40" w:before="40"/>
-              <w:jc w:val="left"/>
-            </w:pPr>
-            <w:r>
-              <w:rPr>
-                <w:rFonts w:ascii="Calibri" w:cs="Calibri" w:eastAsia="Calibri" w:hAnsi="Calibri"/>
-                <w:color w:val="1A1A1A"/>
-                <w:sz w:val="20"/>
-                <w:szCs w:val="20"/>
-              </w:rPr>
-              <w:t xml:space="preserve">Invite by email with role</w:t>
+            <w:tcMar>
+              <w:top w:type="dxa" w:w="80"/>
+              <w:left w:type="dxa" w:w="120"/>
+              <w:bottom w:type="dxa" w:w="80"/>
+              <w:right w:type="dxa" w:w="120"/>
+            </w:tcMar>
+          </w:tcPr>
+          <w:p>
+            <w:pPr>
+              <w:spacing w:after="40" w:before="40"/>
+              <w:jc w:val="left"/>
+            </w:pPr>
+            <w:r>
+              <w:rPr>
+                <w:rFonts w:ascii="Calibri" w:cs="Calibri" w:eastAsia="Calibri" w:hAnsi="Calibri"/>
+                <w:color w:val="1A1A1A"/>
+                <w:sz w:val="20"/>
+                <w:szCs w:val="20"/>
+              </w:rPr>
+              <w:t xml:space="preserve">List members</w:t>
             </w:r>
           </w:p>
         </w:tc>
@@ -2410,27 +2407,28 @@
               <w:bottom w:val="single" w:color="D4D4D4" w:sz="2"/>
               <w:right w:val="single" w:color="D4D4D4" w:sz="2"/>
             </w:tcBorders>
-            <w:tcMar>
-              <w:top w:type="dxa" w:w="80"/>
-              <w:left w:type="dxa" w:w="120"/>
-              <w:bottom w:type="dxa" w:w="80"/>
-              <w:right w:type="dxa" w:w="120"/>
-            </w:tcMar>
-          </w:tcPr>
-          <w:p>
-            <w:pPr>
-              <w:spacing w:after="40" w:before="40"/>
-              <w:jc w:val="left"/>
-            </w:pPr>
-            <w:r>
-              <w:rPr>
-                <w:rFonts w:ascii="Consolas" w:cs="Consolas" w:eastAsia="Consolas" w:hAnsi="Consolas"/>
-                <w:color w:val="0B3D2E"/>
-                <w:sz w:val="18"/>
-                <w:szCs w:val="18"/>
-                <w:shd w:fill="F4F5F7" w:val="clear"/>
-              </w:rPr>
-              <w:t xml:space="preserve">PATCH</w:t>
+            <w:shd w:fill="FAFBFC" w:val="clear"/>
+            <w:tcMar>
+              <w:top w:type="dxa" w:w="80"/>
+              <w:left w:type="dxa" w:w="120"/>
+              <w:bottom w:type="dxa" w:w="80"/>
+              <w:right w:type="dxa" w:w="120"/>
+            </w:tcMar>
+          </w:tcPr>
+          <w:p>
+            <w:pPr>
+              <w:spacing w:after="40" w:before="40"/>
+              <w:jc w:val="left"/>
+            </w:pPr>
+            <w:r>
+              <w:rPr>
+                <w:rFonts w:ascii="Consolas" w:cs="Consolas" w:eastAsia="Consolas" w:hAnsi="Consolas"/>
+                <w:color w:val="0B3D2E"/>
+                <w:sz w:val="18"/>
+                <w:szCs w:val="18"/>
+                <w:shd w:fill="F4F5F7" w:val="clear"/>
+              </w:rPr>
+              <w:t xml:space="preserve">POST</w:t>
             </w:r>
           </w:p>
         </w:tc>
@@ -2443,27 +2441,28 @@
               <w:bottom w:val="single" w:color="D4D4D4" w:sz="2"/>
               <w:right w:val="single" w:color="D4D4D4" w:sz="2"/>
             </w:tcBorders>
-            <w:tcMar>
-              <w:top w:type="dxa" w:w="80"/>
-              <w:left w:type="dxa" w:w="120"/>
-              <w:bottom w:type="dxa" w:w="80"/>
-              <w:right w:type="dxa" w:w="120"/>
-            </w:tcMar>
-          </w:tcPr>
-          <w:p>
-            <w:pPr>
-              <w:spacing w:after="40" w:before="40"/>
-              <w:jc w:val="left"/>
-            </w:pPr>
-            <w:r>
-              <w:rPr>
-                <w:rFonts w:ascii="Consolas" w:cs="Consolas" w:eastAsia="Consolas" w:hAnsi="Consolas"/>
-                <w:color w:val="0B3D2E"/>
-                <w:sz w:val="18"/>
-                <w:szCs w:val="18"/>
-                <w:shd w:fill="F4F5F7" w:val="clear"/>
-              </w:rPr>
-              <w:t xml:space="preserve">/workspaces/{id}/members/{user_id}</w:t>
+            <w:shd w:fill="FAFBFC" w:val="clear"/>
+            <w:tcMar>
+              <w:top w:type="dxa" w:w="80"/>
+              <w:left w:type="dxa" w:w="120"/>
+              <w:bottom w:type="dxa" w:w="80"/>
+              <w:right w:type="dxa" w:w="120"/>
+            </w:tcMar>
+          </w:tcPr>
+          <w:p>
+            <w:pPr>
+              <w:spacing w:after="40" w:before="40"/>
+              <w:jc w:val="left"/>
+            </w:pPr>
+            <w:r>
+              <w:rPr>
+                <w:rFonts w:ascii="Consolas" w:cs="Consolas" w:eastAsia="Consolas" w:hAnsi="Consolas"/>
+                <w:color w:val="0B3D2E"/>
+                <w:sz w:val="18"/>
+                <w:szCs w:val="18"/>
+                <w:shd w:fill="F4F5F7" w:val="clear"/>
+              </w:rPr>
+              <w:t xml:space="preserve">/workspaces/{id}/invites</w:t>
             </w:r>
           </w:p>
         </w:tc>
@@ -2476,26 +2475,27 @@
               <w:bottom w:val="single" w:color="D4D4D4" w:sz="2"/>
               <w:right w:val="single" w:color="D4D4D4" w:sz="2"/>
             </w:tcBorders>
-            <w:tcMar>
-              <w:top w:type="dxa" w:w="80"/>
-              <w:left w:type="dxa" w:w="120"/>
-              <w:bottom w:type="dxa" w:w="80"/>
-              <w:right w:type="dxa" w:w="120"/>
-            </w:tcMar>
-          </w:tcPr>
-          <w:p>
-            <w:pPr>
-              <w:spacing w:after="40" w:before="40"/>
-              <w:jc w:val="left"/>
-            </w:pPr>
-            <w:r>
-              <w:rPr>
-                <w:rFonts w:ascii="Calibri" w:cs="Calibri" w:eastAsia="Calibri" w:hAnsi="Calibri"/>
-                <w:color w:val="1A1A1A"/>
-                <w:sz w:val="20"/>
-                <w:szCs w:val="20"/>
-              </w:rPr>
-              <w:t xml:space="preserve">Change role (admin)</w:t>
+            <w:shd w:fill="FAFBFC" w:val="clear"/>
+            <w:tcMar>
+              <w:top w:type="dxa" w:w="80"/>
+              <w:left w:type="dxa" w:w="120"/>
+              <w:bottom w:type="dxa" w:w="80"/>
+              <w:right w:type="dxa" w:w="120"/>
+            </w:tcMar>
+          </w:tcPr>
+          <w:p>
+            <w:pPr>
+              <w:spacing w:after="40" w:before="40"/>
+              <w:jc w:val="left"/>
+            </w:pPr>
+            <w:r>
+              <w:rPr>
+                <w:rFonts w:ascii="Calibri" w:cs="Calibri" w:eastAsia="Calibri" w:hAnsi="Calibri"/>
+                <w:color w:val="1A1A1A"/>
+                <w:sz w:val="20"/>
+                <w:szCs w:val="20"/>
+              </w:rPr>
+              <w:t>Invite in a batch: { invites: [{ email, role, space_ids? }] } → per-row status sent | already_member | already_invited | plan_limit_exceeded. Seats are checked before sending (FR-106); 429 only when every row hit the limit</w:t>
             </w:r>
           </w:p>
         </w:tc>
@@ -2510,28 +2510,27 @@
               <w:bottom w:val="single" w:color="D4D4D4" w:sz="2"/>
               <w:right w:val="single" w:color="D4D4D4" w:sz="2"/>
             </w:tcBorders>
-            <w:shd w:fill="FAFBFC" w:val="clear"/>
-            <w:tcMar>
-              <w:top w:type="dxa" w:w="80"/>
-              <w:left w:type="dxa" w:w="120"/>
-              <w:bottom w:type="dxa" w:w="80"/>
-              <w:right w:type="dxa" w:w="120"/>
-            </w:tcMar>
-          </w:tcPr>
-          <w:p>
-            <w:pPr>
-              <w:spacing w:after="40" w:before="40"/>
-              <w:jc w:val="left"/>
-            </w:pPr>
-            <w:r>
-              <w:rPr>
-                <w:rFonts w:ascii="Consolas" w:cs="Consolas" w:eastAsia="Consolas" w:hAnsi="Consolas"/>
-                <w:color w:val="0B3D2E"/>
-                <w:sz w:val="18"/>
-                <w:szCs w:val="18"/>
-                <w:shd w:fill="F4F5F7" w:val="clear"/>
-              </w:rPr>
-              <w:t xml:space="preserve">DELETE</w:t>
+            <w:tcMar>
+              <w:top w:type="dxa" w:w="80"/>
+              <w:left w:type="dxa" w:w="120"/>
+              <w:bottom w:type="dxa" w:w="80"/>
+              <w:right w:type="dxa" w:w="120"/>
+            </w:tcMar>
+          </w:tcPr>
+          <w:p>
+            <w:pPr>
+              <w:spacing w:after="40" w:before="40"/>
+              <w:jc w:val="left"/>
+            </w:pPr>
+            <w:r>
+              <w:rPr>
+                <w:rFonts w:ascii="Consolas" w:cs="Consolas" w:eastAsia="Consolas" w:hAnsi="Consolas"/>
+                <w:color w:val="0B3D2E"/>
+                <w:sz w:val="18"/>
+                <w:szCs w:val="18"/>
+                <w:shd w:fill="F4F5F7" w:val="clear"/>
+              </w:rPr>
+              <w:t xml:space="preserve">PATCH</w:t>
             </w:r>
           </w:p>
         </w:tc>
@@ -2544,7 +2543,6 @@
               <w:bottom w:val="single" w:color="D4D4D4" w:sz="2"/>
               <w:right w:val="single" w:color="D4D4D4" w:sz="2"/>
             </w:tcBorders>
-            <w:shd w:fill="FAFBFC" w:val="clear"/>
             <w:tcMar>
               <w:top w:type="dxa" w:w="80"/>
               <w:left w:type="dxa" w:w="120"/>
@@ -2578,27 +2576,26 @@
               <w:bottom w:val="single" w:color="D4D4D4" w:sz="2"/>
               <w:right w:val="single" w:color="D4D4D4" w:sz="2"/>
             </w:tcBorders>
-            <w:shd w:fill="FAFBFC" w:val="clear"/>
-            <w:tcMar>
-              <w:top w:type="dxa" w:w="80"/>
-              <w:left w:type="dxa" w:w="120"/>
-              <w:bottom w:type="dxa" w:w="80"/>
-              <w:right w:type="dxa" w:w="120"/>
-            </w:tcMar>
-          </w:tcPr>
-          <w:p>
-            <w:pPr>
-              <w:spacing w:after="40" w:before="40"/>
-              <w:jc w:val="left"/>
-            </w:pPr>
-            <w:r>
-              <w:rPr>
-                <w:rFonts w:ascii="Calibri" w:cs="Calibri" w:eastAsia="Calibri" w:hAnsi="Calibri"/>
-                <w:color w:val="1A1A1A"/>
-                <w:sz w:val="20"/>
-                <w:szCs w:val="20"/>
-              </w:rPr>
-              <w:t xml:space="preserve">Remove member — triggers immediate retrieval-scope recalculation</w:t>
+            <w:tcMar>
+              <w:top w:type="dxa" w:w="80"/>
+              <w:left w:type="dxa" w:w="120"/>
+              <w:bottom w:type="dxa" w:w="80"/>
+              <w:right w:type="dxa" w:w="120"/>
+            </w:tcMar>
+          </w:tcPr>
+          <w:p>
+            <w:pPr>
+              <w:spacing w:after="40" w:before="40"/>
+              <w:jc w:val="left"/>
+            </w:pPr>
+            <w:r>
+              <w:rPr>
+                <w:rFonts w:ascii="Calibri" w:cs="Calibri" w:eastAsia="Calibri" w:hAnsi="Calibri"/>
+                <w:color w:val="1A1A1A"/>
+                <w:sz w:val="20"/>
+                <w:szCs w:val="20"/>
+              </w:rPr>
+              <w:t xml:space="preserve">Change role (admin)</w:t>
             </w:r>
           </w:p>
         </w:tc>
@@ -2634,7 +2631,7 @@
                 <w:szCs w:val="18"/>
                 <w:shd w:fill="F4F5F7" w:val="clear"/>
               </w:rPr>
-              <w:t>POST</w:t>
+              <w:t xml:space="preserve">DELETE</w:t>
             </w:r>
           </w:p>
         </w:tc>
@@ -2668,7 +2665,7 @@
                 <w:szCs w:val="18"/>
                 <w:shd w:fill="F4F5F7" w:val="clear"/>
               </w:rPr>
-              <w:t>/workspaces/{id}/invites/accept</w:t>
+              <w:t xml:space="preserve">/workspaces/{id}/members/{user_id}</w:t>
             </w:r>
           </w:p>
         </w:tc>
@@ -2701,7 +2698,7 @@
                 <w:sz w:val="20"/>
                 <w:szCs w:val="20"/>
               </w:rPr>
-              <w:t>Accept an invite token; creates the membership with the invited role</w:t>
+              <w:t xml:space="preserve">Remove member — triggers immediate retrieval-scope recalculation</w:t>
             </w:r>
           </w:p>
         </w:tc>
@@ -2737,7 +2734,7 @@
                 <w:szCs w:val="18"/>
                 <w:shd w:fill="F4F5F7" w:val="clear"/>
               </w:rPr>
-              <w:t>DELETE</w:t>
+              <w:t>POST</w:t>
             </w:r>
           </w:p>
         </w:tc>
@@ -2771,7 +2768,7 @@
                 <w:szCs w:val="18"/>
                 <w:shd w:fill="F4F5F7" w:val="clear"/>
               </w:rPr>
-              <w:t>/workspaces/{id}/invites/{invite_id}</w:t>
+              <w:t>/invites/accept</w:t>
             </w:r>
           </w:p>
         </w:tc>
@@ -2804,7 +2801,7 @@
                 <w:sz w:val="20"/>
                 <w:szCs w:val="20"/>
               </w:rPr>
-              <w:t>Revoke an unaccepted invite; its link stops working (FR-107)</w:t>
+              <w:t>Accept an invite token (top level — no workspace context yet); the signed-in email must match; joins with the invited role and spaces; single use</w:t>
             </w:r>
           </w:p>
         </w:tc>
@@ -2874,6 +2871,109 @@
                 <w:szCs w:val="18"/>
                 <w:shd w:fill="F4F5F7" w:val="clear"/>
               </w:rPr>
+              <w:t>/workspaces/{id}/invites/{invite_id}</w:t>
+            </w:r>
+          </w:p>
+        </w:tc>
+        <w:tc>
+          <w:tcPr>
+            <w:tcW w:type="dxa" w:w="5015"/>
+            <w:tcBorders>
+              <w:top w:val="single" w:color="D4D4D4" w:sz="2"/>
+              <w:left w:val="single" w:color="D4D4D4" w:sz="2"/>
+              <w:bottom w:val="single" w:color="D4D4D4" w:sz="2"/>
+              <w:right w:val="single" w:color="D4D4D4" w:sz="2"/>
+            </w:tcBorders>
+            <w:shd w:fill="FAFBFC" w:val="clear"/>
+            <w:tcMar>
+              <w:top w:type="dxa" w:w="80"/>
+              <w:left w:type="dxa" w:w="120"/>
+              <w:bottom w:type="dxa" w:w="80"/>
+              <w:right w:type="dxa" w:w="120"/>
+            </w:tcMar>
+          </w:tcPr>
+          <w:p>
+            <w:pPr>
+              <w:spacing w:after="40" w:before="40"/>
+              <w:jc w:val="left"/>
+            </w:pPr>
+            <w:r>
+              <w:rPr>
+                <w:rFonts w:ascii="Calibri" w:cs="Calibri" w:eastAsia="Calibri" w:hAnsi="Calibri"/>
+                <w:color w:val="1A1A1A"/>
+                <w:sz w:val="20"/>
+                <w:szCs w:val="20"/>
+              </w:rPr>
+              <w:t>Revoke an unaccepted invite; its link stops working (FR-107)</w:t>
+            </w:r>
+          </w:p>
+        </w:tc>
+      </w:tr>
+      <w:tr>
+        <w:tc>
+          <w:tcPr>
+            <w:tcW w:type="dxa" w:w="1029"/>
+            <w:tcBorders>
+              <w:top w:val="single" w:color="D4D4D4" w:sz="2"/>
+              <w:left w:val="single" w:color="D4D4D4" w:sz="2"/>
+              <w:bottom w:val="single" w:color="D4D4D4" w:sz="2"/>
+              <w:right w:val="single" w:color="D4D4D4" w:sz="2"/>
+            </w:tcBorders>
+            <w:shd w:fill="FAFBFC" w:val="clear"/>
+            <w:tcMar>
+              <w:top w:type="dxa" w:w="80"/>
+              <w:left w:type="dxa" w:w="120"/>
+              <w:bottom w:type="dxa" w:w="80"/>
+              <w:right w:type="dxa" w:w="120"/>
+            </w:tcMar>
+          </w:tcPr>
+          <w:p>
+            <w:pPr>
+              <w:spacing w:after="40" w:before="40"/>
+              <w:jc w:val="left"/>
+            </w:pPr>
+            <w:r>
+              <w:rPr>
+                <w:rFonts w:ascii="Consolas" w:cs="Consolas" w:eastAsia="Consolas" w:hAnsi="Consolas"/>
+                <w:color w:val="0B3D2E"/>
+                <w:sz w:val="18"/>
+                <w:szCs w:val="18"/>
+                <w:shd w:fill="F4F5F7" w:val="clear"/>
+              </w:rPr>
+              <w:t>DELETE</w:t>
+            </w:r>
+          </w:p>
+        </w:tc>
+        <w:tc>
+          <w:tcPr>
+            <w:tcW w:type="dxa" w:w="3316"/>
+            <w:tcBorders>
+              <w:top w:val="single" w:color="D4D4D4" w:sz="2"/>
+              <w:left w:val="single" w:color="D4D4D4" w:sz="2"/>
+              <w:bottom w:val="single" w:color="D4D4D4" w:sz="2"/>
+              <w:right w:val="single" w:color="D4D4D4" w:sz="2"/>
+            </w:tcBorders>
+            <w:shd w:fill="FAFBFC" w:val="clear"/>
+            <w:tcMar>
+              <w:top w:type="dxa" w:w="80"/>
+              <w:left w:type="dxa" w:w="120"/>
+              <w:bottom w:type="dxa" w:w="80"/>
+              <w:right w:type="dxa" w:w="120"/>
+            </w:tcMar>
+          </w:tcPr>
+          <w:p>
+            <w:pPr>
+              <w:spacing w:after="40" w:before="40"/>
+              <w:jc w:val="left"/>
+            </w:pPr>
+            <w:r>
+              <w:rPr>
+                <w:rFonts w:ascii="Consolas" w:cs="Consolas" w:eastAsia="Consolas" w:hAnsi="Consolas"/>
+                <w:color w:val="0B3D2E"/>
+                <w:sz w:val="18"/>
+                <w:szCs w:val="18"/>
+                <w:shd w:fill="F4F5F7" w:val="clear"/>
+              </w:rPr>
               <w:t>/workspaces/{id}</w:t>
             </w:r>
           </w:p>
@@ -2908,6 +3008,212 @@
                 <w:szCs w:val="20"/>
               </w:rPr>
               <w:t>Schedule workspace deletion with a grace period (admin; typed confirmation in the UI)</w:t>
+            </w:r>
+          </w:p>
+        </w:tc>
+      </w:tr>
+      <w:tr>
+        <w:tc>
+          <w:tcPr>
+            <w:tcW w:type="dxa" w:w="1029"/>
+            <w:tcBorders>
+              <w:top w:val="single" w:color="D4D4D4" w:sz="2"/>
+              <w:left w:val="single" w:color="D4D4D4" w:sz="2"/>
+              <w:bottom w:val="single" w:color="D4D4D4" w:sz="2"/>
+              <w:right w:val="single" w:color="D4D4D4" w:sz="2"/>
+            </w:tcBorders>
+            <w:shd w:fill="FAFBFC" w:val="clear"/>
+            <w:tcMar>
+              <w:top w:type="dxa" w:w="80"/>
+              <w:left w:type="dxa" w:w="120"/>
+              <w:bottom w:type="dxa" w:w="80"/>
+              <w:right w:type="dxa" w:w="120"/>
+            </w:tcMar>
+          </w:tcPr>
+          <w:p>
+            <w:pPr>
+              <w:spacing w:after="40" w:before="40"/>
+              <w:jc w:val="left"/>
+            </w:pPr>
+            <w:r>
+              <w:rPr>
+                <w:rFonts w:ascii="Consolas" w:cs="Consolas" w:eastAsia="Consolas" w:hAnsi="Consolas"/>
+                <w:color w:val="0B3D2E"/>
+                <w:sz w:val="18"/>
+                <w:szCs w:val="18"/>
+                <w:shd w:fill="F4F5F7" w:val="clear"/>
+              </w:rPr>
+              <w:t>GET</w:t>
+            </w:r>
+          </w:p>
+        </w:tc>
+        <w:tc>
+          <w:tcPr>
+            <w:tcW w:type="dxa" w:w="3316"/>
+            <w:tcBorders>
+              <w:top w:val="single" w:color="D4D4D4" w:sz="2"/>
+              <w:left w:val="single" w:color="D4D4D4" w:sz="2"/>
+              <w:bottom w:val="single" w:color="D4D4D4" w:sz="2"/>
+              <w:right w:val="single" w:color="D4D4D4" w:sz="2"/>
+            </w:tcBorders>
+            <w:shd w:fill="FAFBFC" w:val="clear"/>
+            <w:tcMar>
+              <w:top w:type="dxa" w:w="80"/>
+              <w:left w:type="dxa" w:w="120"/>
+              <w:bottom w:type="dxa" w:w="80"/>
+              <w:right w:type="dxa" w:w="120"/>
+            </w:tcMar>
+          </w:tcPr>
+          <w:p>
+            <w:pPr>
+              <w:spacing w:after="40" w:before="40"/>
+              <w:jc w:val="left"/>
+            </w:pPr>
+            <w:r>
+              <w:rPr>
+                <w:rFonts w:ascii="Consolas" w:cs="Consolas" w:eastAsia="Consolas" w:hAnsi="Consolas"/>
+                <w:color w:val="0B3D2E"/>
+                <w:sz w:val="18"/>
+                <w:szCs w:val="18"/>
+                <w:shd w:fill="F4F5F7" w:val="clear"/>
+              </w:rPr>
+              <w:t>/workspaces/{id}/invites</w:t>
+            </w:r>
+          </w:p>
+        </w:tc>
+        <w:tc>
+          <w:tcPr>
+            <w:tcW w:type="dxa" w:w="5015"/>
+            <w:tcBorders>
+              <w:top w:val="single" w:color="D4D4D4" w:sz="2"/>
+              <w:left w:val="single" w:color="D4D4D4" w:sz="2"/>
+              <w:bottom w:val="single" w:color="D4D4D4" w:sz="2"/>
+              <w:right w:val="single" w:color="D4D4D4" w:sz="2"/>
+            </w:tcBorders>
+            <w:shd w:fill="FAFBFC" w:val="clear"/>
+            <w:tcMar>
+              <w:top w:type="dxa" w:w="80"/>
+              <w:left w:type="dxa" w:w="120"/>
+              <w:bottom w:type="dxa" w:w="80"/>
+              <w:right w:type="dxa" w:w="120"/>
+            </w:tcMar>
+          </w:tcPr>
+          <w:p>
+            <w:pPr>
+              <w:spacing w:after="40" w:before="40"/>
+              <w:jc w:val="left"/>
+            </w:pPr>
+            <w:r>
+              <w:rPr>
+                <w:rFonts w:ascii="Calibri" w:cs="Calibri" w:eastAsia="Calibri" w:hAnsi="Calibri"/>
+                <w:color w:val="1A1A1A"/>
+                <w:sz w:val="20"/>
+                <w:szCs w:val="20"/>
+              </w:rPr>
+              <w:t>Pending invites (admin)</w:t>
+            </w:r>
+          </w:p>
+        </w:tc>
+      </w:tr>
+      <w:tr>
+        <w:tc>
+          <w:tcPr>
+            <w:tcW w:type="dxa" w:w="1029"/>
+            <w:tcBorders>
+              <w:top w:val="single" w:color="D4D4D4" w:sz="2"/>
+              <w:left w:val="single" w:color="D4D4D4" w:sz="2"/>
+              <w:bottom w:val="single" w:color="D4D4D4" w:sz="2"/>
+              <w:right w:val="single" w:color="D4D4D4" w:sz="2"/>
+            </w:tcBorders>
+            <w:shd w:fill="FAFBFC" w:val="clear"/>
+            <w:tcMar>
+              <w:top w:type="dxa" w:w="80"/>
+              <w:left w:type="dxa" w:w="120"/>
+              <w:bottom w:type="dxa" w:w="80"/>
+              <w:right w:type="dxa" w:w="120"/>
+            </w:tcMar>
+          </w:tcPr>
+          <w:p>
+            <w:pPr>
+              <w:spacing w:after="40" w:before="40"/>
+              <w:jc w:val="left"/>
+            </w:pPr>
+            <w:r>
+              <w:rPr>
+                <w:rFonts w:ascii="Consolas" w:cs="Consolas" w:eastAsia="Consolas" w:hAnsi="Consolas"/>
+                <w:color w:val="0B3D2E"/>
+                <w:sz w:val="18"/>
+                <w:szCs w:val="18"/>
+                <w:shd w:fill="F4F5F7" w:val="clear"/>
+              </w:rPr>
+              <w:t>POST</w:t>
+            </w:r>
+          </w:p>
+        </w:tc>
+        <w:tc>
+          <w:tcPr>
+            <w:tcW w:type="dxa" w:w="3316"/>
+            <w:tcBorders>
+              <w:top w:val="single" w:color="D4D4D4" w:sz="2"/>
+              <w:left w:val="single" w:color="D4D4D4" w:sz="2"/>
+              <w:bottom w:val="single" w:color="D4D4D4" w:sz="2"/>
+              <w:right w:val="single" w:color="D4D4D4" w:sz="2"/>
+            </w:tcBorders>
+            <w:shd w:fill="FAFBFC" w:val="clear"/>
+            <w:tcMar>
+              <w:top w:type="dxa" w:w="80"/>
+              <w:left w:type="dxa" w:w="120"/>
+              <w:bottom w:type="dxa" w:w="80"/>
+              <w:right w:type="dxa" w:w="120"/>
+            </w:tcMar>
+          </w:tcPr>
+          <w:p>
+            <w:pPr>
+              <w:spacing w:after="40" w:before="40"/>
+              <w:jc w:val="left"/>
+            </w:pPr>
+            <w:r>
+              <w:rPr>
+                <w:rFonts w:ascii="Consolas" w:cs="Consolas" w:eastAsia="Consolas" w:hAnsi="Consolas"/>
+                <w:color w:val="0B3D2E"/>
+                <w:sz w:val="18"/>
+                <w:szCs w:val="18"/>
+                <w:shd w:fill="F4F5F7" w:val="clear"/>
+              </w:rPr>
+              <w:t>/workspaces/{id}/invites/{invite_id}/resend</w:t>
+            </w:r>
+          </w:p>
+        </w:tc>
+        <w:tc>
+          <w:tcPr>
+            <w:tcW w:type="dxa" w:w="5015"/>
+            <w:tcBorders>
+              <w:top w:val="single" w:color="D4D4D4" w:sz="2"/>
+              <w:left w:val="single" w:color="D4D4D4" w:sz="2"/>
+              <w:bottom w:val="single" w:color="D4D4D4" w:sz="2"/>
+              <w:right w:val="single" w:color="D4D4D4" w:sz="2"/>
+            </w:tcBorders>
+            <w:shd w:fill="FAFBFC" w:val="clear"/>
+            <w:tcMar>
+              <w:top w:type="dxa" w:w="80"/>
+              <w:left w:type="dxa" w:w="120"/>
+              <w:bottom w:type="dxa" w:w="80"/>
+              <w:right w:type="dxa" w:w="120"/>
+            </w:tcMar>
+          </w:tcPr>
+          <w:p>
+            <w:pPr>
+              <w:spacing w:after="40" w:before="40"/>
+              <w:jc w:val="left"/>
+            </w:pPr>
+            <w:r>
+              <w:rPr>
+                <w:rFonts w:ascii="Calibri" w:cs="Calibri" w:eastAsia="Calibri" w:hAnsi="Calibri"/>
+                <w:color w:val="1A1A1A"/>
+                <w:sz w:val="20"/>
+                <w:szCs w:val="20"/>
+              </w:rPr>
+              <w:t>New token; the old one is invalidated</w:t>
             </w:r>
           </w:p>
         </w:tc>
@@ -3157,7 +3463,7 @@
                 <w:sz w:val="20"/>
                 <w:szCs w:val="20"/>
               </w:rPr>
-              <w:t xml:space="preserve">Spaces visible to caller</w:t>
+              <w:t>Spaces visible to caller — already permission-scoped; the sidebar renders exactly this list (A5)</w:t>
             </w:r>
           </w:p>
         </w:tc>
@@ -3385,6 +3691,115 @@
               <w:bottom w:val="single" w:color="D4D4D4" w:sz="2"/>
               <w:right w:val="single" w:color="D4D4D4" w:sz="2"/>
             </w:tcBorders>
+            <w:tcMar>
+              <w:top w:type="dxa" w:w="80"/>
+              <w:left w:type="dxa" w:w="120"/>
+              <w:bottom w:type="dxa" w:w="80"/>
+              <w:right w:type="dxa" w:w="120"/>
+            </w:tcMar>
+          </w:tcPr>
+          <w:p>
+            <w:pPr>
+              <w:spacing w:after="40" w:before="40"/>
+              <w:jc w:val="left"/>
+            </w:pPr>
+            <w:r>
+              <w:rPr>
+                <w:rFonts w:ascii="Consolas" w:cs="Consolas" w:eastAsia="Consolas" w:hAnsi="Consolas"/>
+                <w:color w:val="0B3D2E"/>
+                <w:sz w:val="18"/>
+                <w:szCs w:val="18"/>
+                <w:shd w:fill="F4F5F7" w:val="clear"/>
+              </w:rPr>
+              <w:t>GET</w:t>
+            </w:r>
+          </w:p>
+        </w:tc>
+        <w:tc>
+          <w:tcPr>
+            <w:tcW w:type="dxa" w:w="3206"/>
+            <w:tcBorders>
+              <w:top w:val="single" w:color="D4D4D4" w:sz="2"/>
+              <w:left w:val="single" w:color="D4D4D4" w:sz="2"/>
+              <w:bottom w:val="single" w:color="D4D4D4" w:sz="2"/>
+              <w:right w:val="single" w:color="D4D4D4" w:sz="2"/>
+            </w:tcBorders>
+            <w:tcMar>
+              <w:top w:type="dxa" w:w="80"/>
+              <w:left w:type="dxa" w:w="120"/>
+              <w:bottom w:type="dxa" w:w="80"/>
+              <w:right w:type="dxa" w:w="120"/>
+            </w:tcMar>
+          </w:tcPr>
+          <w:p>
+            <w:pPr>
+              <w:spacing w:after="40" w:before="40"/>
+              <w:jc w:val="left"/>
+            </w:pPr>
+            <w:r>
+              <w:rPr>
+                <w:rFonts w:ascii="Consolas" w:cs="Consolas" w:eastAsia="Consolas" w:hAnsi="Consolas"/>
+                <w:color w:val="0B3D2E"/>
+                <w:sz w:val="18"/>
+                <w:szCs w:val="18"/>
+                <w:shd w:fill="F4F5F7" w:val="clear"/>
+              </w:rPr>
+              <w:t>/spaces/{id}</w:t>
+            </w:r>
+          </w:p>
+        </w:tc>
+        <w:tc>
+          <w:tcPr>
+            <w:tcW w:type="dxa" w:w="4960"/>
+            <w:tcBorders>
+              <w:top w:val="single" w:color="D4D4D4" w:sz="2"/>
+              <w:left w:val="single" w:color="D4D4D4" w:sz="2"/>
+              <w:bottom w:val="single" w:color="D4D4D4" w:sz="2"/>
+              <w:right w:val="single" w:color="D4D4D4" w:sz="2"/>
+            </w:tcBorders>
+            <w:tcMar>
+              <w:top w:type="dxa" w:w="80"/>
+              <w:left w:type="dxa" w:w="120"/>
+              <w:bottom w:type="dxa" w:w="80"/>
+              <w:right w:type="dxa" w:w="120"/>
+            </w:tcMar>
+          </w:tcPr>
+          <w:p>
+            <w:pPr>
+              <w:spacing w:after="40" w:before="40"/>
+              <w:jc w:val="left"/>
+            </w:pPr>
+            <w:r>
+              <w:rPr>
+                <w:rFonts w:ascii="Calibri" w:cs="Calibri" w:eastAsia="Calibri" w:hAnsi="Calibri"/>
+                <w:color w:val="1A1A1A"/>
+                <w:sz w:val="20"/>
+                <w:szCs w:val="20"/>
+              </w:rPr>
+              <w:t>Space detail (403 when not visible)</w:t>
+            </w:r>
+            <w:r>
+              <w:rPr>
+                <w:rFonts w:ascii="Consolas" w:cs="Consolas" w:eastAsia="Consolas" w:hAnsi="Consolas"/>
+                <w:color w:val="0B3D2E"/>
+                <w:sz w:val="18"/>
+                <w:szCs w:val="18"/>
+                <w:shd w:fill="F4F5F7" w:val="clear"/>
+              </w:rPr>
+            </w:r>
+          </w:p>
+        </w:tc>
+      </w:tr>
+      <w:tr>
+        <w:tc>
+          <w:tcPr>
+            <w:tcW w:type="dxa" w:w="1194"/>
+            <w:tcBorders>
+              <w:top w:val="single" w:color="D4D4D4" w:sz="2"/>
+              <w:left w:val="single" w:color="D4D4D4" w:sz="2"/>
+              <w:bottom w:val="single" w:color="D4D4D4" w:sz="2"/>
+              <w:right w:val="single" w:color="D4D4D4" w:sz="2"/>
+            </w:tcBorders>
             <w:shd w:fill="FAFBFC" w:val="clear"/>
             <w:tcMar>
               <w:top w:type="dxa" w:w="80"/>
@@ -3511,7 +3926,7 @@
                 <w:sz w:val="20"/>
                 <w:szCs w:val="20"/>
               </w:rPr>
-              <w:t xml:space="preserve">Space membership</w:t>
+              <w:t>Space membership. GET lists members with source: space | workspace (admins inherit); POST { user_id, role } grants or changes; DELETE …/{user_id} revokes immediately</w:t>
             </w:r>
           </w:p>
         </w:tc>
@@ -4229,6 +4644,9 @@
         </w:tc>
       </w:tr>
       <w:tr>
+        <w:trPr>
+          <w:tblHeader/>
+        </w:trPr>
         <w:tc>
           <w:tcPr>
             <w:tcW w:type="dxa" w:w="1033"/>
@@ -4238,27 +4656,29 @@
               <w:bottom w:val="single" w:color="D4D4D4" w:sz="2"/>
               <w:right w:val="single" w:color="D4D4D4" w:sz="2"/>
             </w:tcBorders>
-            <w:tcMar>
-              <w:top w:type="dxa" w:w="80"/>
-              <w:left w:type="dxa" w:w="120"/>
-              <w:bottom w:type="dxa" w:w="80"/>
-              <w:right w:type="dxa" w:w="120"/>
-            </w:tcMar>
-          </w:tcPr>
-          <w:p>
-            <w:pPr>
-              <w:spacing w:after="40" w:before="40"/>
-              <w:jc w:val="left"/>
-            </w:pPr>
-            <w:r>
-              <w:rPr>
-                <w:rFonts w:ascii="Consolas" w:cs="Consolas" w:eastAsia="Consolas" w:hAnsi="Consolas"/>
-                <w:color w:val="0B3D2E"/>
-                <w:sz w:val="18"/>
-                <w:szCs w:val="18"/>
-                <w:shd w:fill="F4F5F7" w:val="clear"/>
-              </w:rPr>
-              <w:t xml:space="preserve">GET</w:t>
+            <w:shd w:fill="EDF1F5" w:val="clear"/>
+            <w:tcMar>
+              <w:top w:type="dxa" w:w="80"/>
+              <w:left w:type="dxa" w:w="120"/>
+              <w:bottom w:type="dxa" w:w="80"/>
+              <w:right w:type="dxa" w:w="120"/>
+            </w:tcMar>
+          </w:tcPr>
+          <w:p>
+            <w:pPr>
+              <w:spacing w:after="40" w:before="40"/>
+              <w:jc w:val="left"/>
+            </w:pPr>
+            <w:r>
+              <w:rPr>
+                <w:rFonts w:ascii="Calibri" w:cs="Calibri" w:eastAsia="Calibri" w:hAnsi="Calibri"/>
+                <w:b/>
+                <w:bCs/>
+                <w:color w:val="1A1A1A"/>
+                <w:sz w:val="20"/>
+                <w:szCs w:val="20"/>
+              </w:rPr>
+              <w:t>GET</w:t>
             </w:r>
           </w:p>
         </w:tc>
@@ -4271,27 +4691,29 @@
               <w:bottom w:val="single" w:color="D4D4D4" w:sz="2"/>
               <w:right w:val="single" w:color="D4D4D4" w:sz="2"/>
             </w:tcBorders>
-            <w:tcMar>
-              <w:top w:type="dxa" w:w="80"/>
-              <w:left w:type="dxa" w:w="120"/>
-              <w:bottom w:type="dxa" w:w="80"/>
-              <w:right w:type="dxa" w:w="120"/>
-            </w:tcMar>
-          </w:tcPr>
-          <w:p>
-            <w:pPr>
-              <w:spacing w:after="40" w:before="40"/>
-              <w:jc w:val="left"/>
-            </w:pPr>
-            <w:r>
-              <w:rPr>
-                <w:rFonts w:ascii="Consolas" w:cs="Consolas" w:eastAsia="Consolas" w:hAnsi="Consolas"/>
-                <w:color w:val="0B3D2E"/>
-                <w:sz w:val="18"/>
-                <w:szCs w:val="18"/>
-                <w:shd w:fill="F4F5F7" w:val="clear"/>
-              </w:rPr>
-              <w:t xml:space="preserve">/documents?space_id=&amp;folder_id=&amp;state=&amp;owner_id=&amp;q=</w:t>
+            <w:shd w:fill="EDF1F5" w:val="clear"/>
+            <w:tcMar>
+              <w:top w:type="dxa" w:w="80"/>
+              <w:left w:type="dxa" w:w="120"/>
+              <w:bottom w:type="dxa" w:w="80"/>
+              <w:right w:type="dxa" w:w="120"/>
+            </w:tcMar>
+          </w:tcPr>
+          <w:p>
+            <w:pPr>
+              <w:spacing w:after="40" w:before="40"/>
+              <w:jc w:val="left"/>
+            </w:pPr>
+            <w:r>
+              <w:rPr>
+                <w:rFonts w:ascii="Calibri" w:cs="Calibri" w:eastAsia="Calibri" w:hAnsi="Calibri"/>
+                <w:b/>
+                <w:bCs/>
+                <w:color w:val="1A1A1A"/>
+                <w:sz w:val="20"/>
+                <w:szCs w:val="20"/>
+              </w:rPr>
+              <w:t>/templates</w:t>
             </w:r>
           </w:p>
         </w:tc>
@@ -4304,26 +4726,29 @@
               <w:bottom w:val="single" w:color="D4D4D4" w:sz="2"/>
               <w:right w:val="single" w:color="D4D4D4" w:sz="2"/>
             </w:tcBorders>
-            <w:tcMar>
-              <w:top w:type="dxa" w:w="80"/>
-              <w:left w:type="dxa" w:w="120"/>
-              <w:bottom w:type="dxa" w:w="80"/>
-              <w:right w:type="dxa" w:w="120"/>
-            </w:tcMar>
-          </w:tcPr>
-          <w:p>
-            <w:pPr>
-              <w:spacing w:after="40" w:before="40"/>
-              <w:jc w:val="left"/>
-            </w:pPr>
-            <w:r>
-              <w:rPr>
-                <w:rFonts w:ascii="Calibri" w:cs="Calibri" w:eastAsia="Calibri" w:hAnsi="Calibri"/>
-                <w:color w:val="1A1A1A"/>
-                <w:sz w:val="20"/>
-                <w:szCs w:val="20"/>
-              </w:rPr>
-              <w:t xml:space="preserve">List</w:t>
+            <w:shd w:fill="EDF1F5" w:val="clear"/>
+            <w:tcMar>
+              <w:top w:type="dxa" w:w="80"/>
+              <w:left w:type="dxa" w:w="120"/>
+              <w:bottom w:type="dxa" w:w="80"/>
+              <w:right w:type="dxa" w:w="120"/>
+            </w:tcMar>
+          </w:tcPr>
+          <w:p>
+            <w:pPr>
+              <w:spacing w:after="40" w:before="40"/>
+              <w:jc w:val="left"/>
+            </w:pPr>
+            <w:r>
+              <w:rPr>
+                <w:rFonts w:ascii="Calibri" w:cs="Calibri" w:eastAsia="Calibri" w:hAnsi="Calibri"/>
+                <w:b/>
+                <w:bCs/>
+                <w:color w:val="1A1A1A"/>
+                <w:sz w:val="20"/>
+                <w:szCs w:val="20"/>
+              </w:rPr>
+              <w:t>Built-in templates: blank-sop, onboarding, client-delivery, policy</w:t>
             </w:r>
           </w:p>
         </w:tc>
@@ -4338,28 +4763,27 @@
               <w:bottom w:val="single" w:color="D4D4D4" w:sz="2"/>
               <w:right w:val="single" w:color="D4D4D4" w:sz="2"/>
             </w:tcBorders>
-            <w:shd w:fill="FAFBFC" w:val="clear"/>
-            <w:tcMar>
-              <w:top w:type="dxa" w:w="80"/>
-              <w:left w:type="dxa" w:w="120"/>
-              <w:bottom w:type="dxa" w:w="80"/>
-              <w:right w:type="dxa" w:w="120"/>
-            </w:tcMar>
-          </w:tcPr>
-          <w:p>
-            <w:pPr>
-              <w:spacing w:after="40" w:before="40"/>
-              <w:jc w:val="left"/>
-            </w:pPr>
-            <w:r>
-              <w:rPr>
-                <w:rFonts w:ascii="Consolas" w:cs="Consolas" w:eastAsia="Consolas" w:hAnsi="Consolas"/>
-                <w:color w:val="0B3D2E"/>
-                <w:sz w:val="18"/>
-                <w:szCs w:val="18"/>
-                <w:shd w:fill="F4F5F7" w:val="clear"/>
-              </w:rPr>
-              <w:t xml:space="preserve">POST</w:t>
+            <w:tcMar>
+              <w:top w:type="dxa" w:w="80"/>
+              <w:left w:type="dxa" w:w="120"/>
+              <w:bottom w:type="dxa" w:w="80"/>
+              <w:right w:type="dxa" w:w="120"/>
+            </w:tcMar>
+          </w:tcPr>
+          <w:p>
+            <w:pPr>
+              <w:spacing w:after="40" w:before="40"/>
+              <w:jc w:val="left"/>
+            </w:pPr>
+            <w:r>
+              <w:rPr>
+                <w:rFonts w:ascii="Consolas" w:cs="Consolas" w:eastAsia="Consolas" w:hAnsi="Consolas"/>
+                <w:color w:val="0B3D2E"/>
+                <w:sz w:val="18"/>
+                <w:szCs w:val="18"/>
+                <w:shd w:fill="F4F5F7" w:val="clear"/>
+              </w:rPr>
+              <w:t xml:space="preserve">GET</w:t>
             </w:r>
           </w:p>
         </w:tc>
@@ -4372,28 +4796,27 @@
               <w:bottom w:val="single" w:color="D4D4D4" w:sz="2"/>
               <w:right w:val="single" w:color="D4D4D4" w:sz="2"/>
             </w:tcBorders>
-            <w:shd w:fill="FAFBFC" w:val="clear"/>
-            <w:tcMar>
-              <w:top w:type="dxa" w:w="80"/>
-              <w:left w:type="dxa" w:w="120"/>
-              <w:bottom w:type="dxa" w:w="80"/>
-              <w:right w:type="dxa" w:w="120"/>
-            </w:tcMar>
-          </w:tcPr>
-          <w:p>
-            <w:pPr>
-              <w:spacing w:after="40" w:before="40"/>
-              <w:jc w:val="left"/>
-            </w:pPr>
-            <w:r>
-              <w:rPr>
-                <w:rFonts w:ascii="Consolas" w:cs="Consolas" w:eastAsia="Consolas" w:hAnsi="Consolas"/>
-                <w:color w:val="0B3D2E"/>
-                <w:sz w:val="18"/>
-                <w:szCs w:val="18"/>
-                <w:shd w:fill="F4F5F7" w:val="clear"/>
-              </w:rPr>
-              <w:t xml:space="preserve">/documents</w:t>
+            <w:tcMar>
+              <w:top w:type="dxa" w:w="80"/>
+              <w:left w:type="dxa" w:w="120"/>
+              <w:bottom w:type="dxa" w:w="80"/>
+              <w:right w:type="dxa" w:w="120"/>
+            </w:tcMar>
+          </w:tcPr>
+          <w:p>
+            <w:pPr>
+              <w:spacing w:after="40" w:before="40"/>
+              <w:jc w:val="left"/>
+            </w:pPr>
+            <w:r>
+              <w:rPr>
+                <w:rFonts w:ascii="Consolas" w:cs="Consolas" w:eastAsia="Consolas" w:hAnsi="Consolas"/>
+                <w:color w:val="0B3D2E"/>
+                <w:sz w:val="18"/>
+                <w:szCs w:val="18"/>
+                <w:shd w:fill="F4F5F7" w:val="clear"/>
+              </w:rPr>
+              <w:t xml:space="preserve">/documents?space_id=&amp;folder_id=&amp;state=&amp;owner_id=&amp;q=</w:t>
             </w:r>
           </w:p>
         </w:tc>
@@ -4406,65 +4829,26 @@
               <w:bottom w:val="single" w:color="D4D4D4" w:sz="2"/>
               <w:right w:val="single" w:color="D4D4D4" w:sz="2"/>
             </w:tcBorders>
-            <w:shd w:fill="FAFBFC" w:val="clear"/>
-            <w:tcMar>
-              <w:top w:type="dxa" w:w="80"/>
-              <w:left w:type="dxa" w:w="120"/>
-              <w:bottom w:type="dxa" w:w="80"/>
-              <w:right w:type="dxa" w:w="120"/>
-            </w:tcMar>
-          </w:tcPr>
-          <w:p>
-            <w:pPr>
-              <w:spacing w:after="40" w:before="40"/>
-              <w:jc w:val="left"/>
-            </w:pPr>
-            <w:r>
-              <w:rPr>
-                <w:rFonts w:ascii="Calibri" w:cs="Calibri" w:eastAsia="Calibri" w:hAnsi="Calibri"/>
-                <w:color w:val="1A1A1A"/>
-                <w:sz w:val="20"/>
-                <w:szCs w:val="20"/>
-              </w:rPr>
-              <w:t xml:space="preserve">Create (optionally </w:t>
-            </w:r>
-            <w:r>
-              <w:rPr>
-                <w:rFonts w:ascii="Consolas" w:cs="Consolas" w:eastAsia="Consolas" w:hAnsi="Consolas"/>
-                <w:color w:val="0B3D2E"/>
-                <w:sz w:val="18"/>
-                <w:szCs w:val="18"/>
-                <w:shd w:fill="F4F5F7" w:val="clear"/>
-              </w:rPr>
-              <w:t xml:space="preserve">template_id</w:t>
-            </w:r>
-            <w:r>
-              <w:rPr>
-                <w:rFonts w:ascii="Calibri" w:cs="Calibri" w:eastAsia="Calibri" w:hAnsi="Calibri"/>
-                <w:color w:val="1A1A1A"/>
-                <w:sz w:val="20"/>
-                <w:szCs w:val="20"/>
-              </w:rPr>
-              <w:t xml:space="preserve">, </w:t>
-            </w:r>
-            <w:r>
-              <w:rPr>
-                <w:rFonts w:ascii="Consolas" w:cs="Consolas" w:eastAsia="Consolas" w:hAnsi="Consolas"/>
-                <w:color w:val="0B3D2E"/>
-                <w:sz w:val="18"/>
-                <w:szCs w:val="18"/>
-                <w:shd w:fill="F4F5F7" w:val="clear"/>
-              </w:rPr>
-              <w:t xml:space="preserve">source_recording_id</w:t>
-            </w:r>
-            <w:r>
-              <w:rPr>
-                <w:rFonts w:ascii="Calibri" w:cs="Calibri" w:eastAsia="Calibri" w:hAnsi="Calibri"/>
-                <w:color w:val="1A1A1A"/>
-                <w:sz w:val="20"/>
-                <w:szCs w:val="20"/>
-              </w:rPr>
-              <w:t xml:space="preserve">)</w:t>
+            <w:tcMar>
+              <w:top w:type="dxa" w:w="80"/>
+              <w:left w:type="dxa" w:w="120"/>
+              <w:bottom w:type="dxa" w:w="80"/>
+              <w:right w:type="dxa" w:w="120"/>
+            </w:tcMar>
+          </w:tcPr>
+          <w:p>
+            <w:pPr>
+              <w:spacing w:after="40" w:before="40"/>
+              <w:jc w:val="left"/>
+            </w:pPr>
+            <w:r>
+              <w:rPr>
+                <w:rFonts w:ascii="Calibri" w:cs="Calibri" w:eastAsia="Calibri" w:hAnsi="Calibri"/>
+                <w:color w:val="1A1A1A"/>
+                <w:sz w:val="20"/>
+                <w:szCs w:val="20"/>
+              </w:rPr>
+              <w:t xml:space="preserve">List</w:t>
             </w:r>
           </w:p>
         </w:tc>
@@ -4479,27 +4863,28 @@
               <w:bottom w:val="single" w:color="D4D4D4" w:sz="2"/>
               <w:right w:val="single" w:color="D4D4D4" w:sz="2"/>
             </w:tcBorders>
-            <w:tcMar>
-              <w:top w:type="dxa" w:w="80"/>
-              <w:left w:type="dxa" w:w="120"/>
-              <w:bottom w:type="dxa" w:w="80"/>
-              <w:right w:type="dxa" w:w="120"/>
-            </w:tcMar>
-          </w:tcPr>
-          <w:p>
-            <w:pPr>
-              <w:spacing w:after="40" w:before="40"/>
-              <w:jc w:val="left"/>
-            </w:pPr>
-            <w:r>
-              <w:rPr>
-                <w:rFonts w:ascii="Consolas" w:cs="Consolas" w:eastAsia="Consolas" w:hAnsi="Consolas"/>
-                <w:color w:val="0B3D2E"/>
-                <w:sz w:val="18"/>
-                <w:szCs w:val="18"/>
-                <w:shd w:fill="F4F5F7" w:val="clear"/>
-              </w:rPr>
-              <w:t xml:space="preserve">GET</w:t>
+            <w:shd w:fill="FAFBFC" w:val="clear"/>
+            <w:tcMar>
+              <w:top w:type="dxa" w:w="80"/>
+              <w:left w:type="dxa" w:w="120"/>
+              <w:bottom w:type="dxa" w:w="80"/>
+              <w:right w:type="dxa" w:w="120"/>
+            </w:tcMar>
+          </w:tcPr>
+          <w:p>
+            <w:pPr>
+              <w:spacing w:after="40" w:before="40"/>
+              <w:jc w:val="left"/>
+            </w:pPr>
+            <w:r>
+              <w:rPr>
+                <w:rFonts w:ascii="Consolas" w:cs="Consolas" w:eastAsia="Consolas" w:hAnsi="Consolas"/>
+                <w:color w:val="0B3D2E"/>
+                <w:sz w:val="18"/>
+                <w:szCs w:val="18"/>
+                <w:shd w:fill="F4F5F7" w:val="clear"/>
+              </w:rPr>
+              <w:t xml:space="preserve">POST</w:t>
             </w:r>
           </w:p>
         </w:tc>
@@ -4512,27 +4897,28 @@
               <w:bottom w:val="single" w:color="D4D4D4" w:sz="2"/>
               <w:right w:val="single" w:color="D4D4D4" w:sz="2"/>
             </w:tcBorders>
-            <w:tcMar>
-              <w:top w:type="dxa" w:w="80"/>
-              <w:left w:type="dxa" w:w="120"/>
-              <w:bottom w:type="dxa" w:w="80"/>
-              <w:right w:type="dxa" w:w="120"/>
-            </w:tcMar>
-          </w:tcPr>
-          <w:p>
-            <w:pPr>
-              <w:spacing w:after="40" w:before="40"/>
-              <w:jc w:val="left"/>
-            </w:pPr>
-            <w:r>
-              <w:rPr>
-                <w:rFonts w:ascii="Consolas" w:cs="Consolas" w:eastAsia="Consolas" w:hAnsi="Consolas"/>
-                <w:color w:val="0B3D2E"/>
-                <w:sz w:val="18"/>
-                <w:szCs w:val="18"/>
-                <w:shd w:fill="F4F5F7" w:val="clear"/>
-              </w:rPr>
-              <w:t xml:space="preserve">/documents/{id}</w:t>
+            <w:shd w:fill="FAFBFC" w:val="clear"/>
+            <w:tcMar>
+              <w:top w:type="dxa" w:w="80"/>
+              <w:left w:type="dxa" w:w="120"/>
+              <w:bottom w:type="dxa" w:w="80"/>
+              <w:right w:type="dxa" w:w="120"/>
+            </w:tcMar>
+          </w:tcPr>
+          <w:p>
+            <w:pPr>
+              <w:spacing w:after="40" w:before="40"/>
+              <w:jc w:val="left"/>
+            </w:pPr>
+            <w:r>
+              <w:rPr>
+                <w:rFonts w:ascii="Consolas" w:cs="Consolas" w:eastAsia="Consolas" w:hAnsi="Consolas"/>
+                <w:color w:val="0B3D2E"/>
+                <w:sz w:val="18"/>
+                <w:szCs w:val="18"/>
+                <w:shd w:fill="F4F5F7" w:val="clear"/>
+              </w:rPr>
+              <w:t xml:space="preserve">/documents</w:t>
             </w:r>
           </w:p>
         </w:tc>
@@ -4545,26 +4931,61 @@
               <w:bottom w:val="single" w:color="D4D4D4" w:sz="2"/>
               <w:right w:val="single" w:color="D4D4D4" w:sz="2"/>
             </w:tcBorders>
-            <w:tcMar>
-              <w:top w:type="dxa" w:w="80"/>
-              <w:left w:type="dxa" w:w="120"/>
-              <w:bottom w:type="dxa" w:w="80"/>
-              <w:right w:type="dxa" w:w="120"/>
-            </w:tcMar>
-          </w:tcPr>
-          <w:p>
-            <w:pPr>
-              <w:spacing w:after="40" w:before="40"/>
-              <w:jc w:val="left"/>
-            </w:pPr>
-            <w:r>
-              <w:rPr>
-                <w:rFonts w:ascii="Calibri" w:cs="Calibri" w:eastAsia="Calibri" w:hAnsi="Calibri"/>
-                <w:color w:val="1A1A1A"/>
-                <w:sz w:val="20"/>
-                <w:szCs w:val="20"/>
-              </w:rPr>
-              <w:t xml:space="preserve">Working copy + metadata</w:t>
+            <w:shd w:fill="FAFBFC" w:val="clear"/>
+            <w:tcMar>
+              <w:top w:type="dxa" w:w="80"/>
+              <w:left w:type="dxa" w:w="120"/>
+              <w:bottom w:type="dxa" w:w="80"/>
+              <w:right w:type="dxa" w:w="120"/>
+            </w:tcMar>
+          </w:tcPr>
+          <w:p>
+            <w:pPr>
+              <w:spacing w:after="40" w:before="40"/>
+              <w:jc w:val="left"/>
+            </w:pPr>
+            <w:r>
+              <w:rPr>
+                <w:rFonts w:ascii="Calibri" w:cs="Calibri" w:eastAsia="Calibri" w:hAnsi="Calibri"/>
+                <w:color w:val="1A1A1A"/>
+                <w:sz w:val="20"/>
+                <w:szCs w:val="20"/>
+              </w:rPr>
+              <w:t>Create { space_id, folder_id?, title, doc_type?, template_id?, owner_id? }; owner defaults to the creator</w:t>
+            </w:r>
+            <w:r>
+              <w:rPr>
+                <w:rFonts w:ascii="Consolas" w:cs="Consolas" w:eastAsia="Consolas" w:hAnsi="Consolas"/>
+                <w:color w:val="0B3D2E"/>
+                <w:sz w:val="18"/>
+                <w:szCs w:val="18"/>
+                <w:shd w:fill="F4F5F7" w:val="clear"/>
+              </w:rPr>
+            </w:r>
+            <w:r>
+              <w:rPr>
+                <w:rFonts w:ascii="Calibri" w:cs="Calibri" w:eastAsia="Calibri" w:hAnsi="Calibri"/>
+                <w:color w:val="1A1A1A"/>
+                <w:sz w:val="20"/>
+                <w:szCs w:val="20"/>
+              </w:rPr>
+            </w:r>
+            <w:r>
+              <w:rPr>
+                <w:rFonts w:ascii="Consolas" w:cs="Consolas" w:eastAsia="Consolas" w:hAnsi="Consolas"/>
+                <w:color w:val="0B3D2E"/>
+                <w:sz w:val="18"/>
+                <w:szCs w:val="18"/>
+                <w:shd w:fill="F4F5F7" w:val="clear"/>
+              </w:rPr>
+            </w:r>
+            <w:r>
+              <w:rPr>
+                <w:rFonts w:ascii="Calibri" w:cs="Calibri" w:eastAsia="Calibri" w:hAnsi="Calibri"/>
+                <w:color w:val="1A1A1A"/>
+                <w:sz w:val="20"/>
+                <w:szCs w:val="20"/>
+              </w:rPr>
             </w:r>
           </w:p>
         </w:tc>
@@ -4579,6 +5000,106 @@
               <w:bottom w:val="single" w:color="D4D4D4" w:sz="2"/>
               <w:right w:val="single" w:color="D4D4D4" w:sz="2"/>
             </w:tcBorders>
+            <w:tcMar>
+              <w:top w:type="dxa" w:w="80"/>
+              <w:left w:type="dxa" w:w="120"/>
+              <w:bottom w:type="dxa" w:w="80"/>
+              <w:right w:type="dxa" w:w="120"/>
+            </w:tcMar>
+          </w:tcPr>
+          <w:p>
+            <w:pPr>
+              <w:spacing w:after="40" w:before="40"/>
+              <w:jc w:val="left"/>
+            </w:pPr>
+            <w:r>
+              <w:rPr>
+                <w:rFonts w:ascii="Consolas" w:cs="Consolas" w:eastAsia="Consolas" w:hAnsi="Consolas"/>
+                <w:color w:val="0B3D2E"/>
+                <w:sz w:val="18"/>
+                <w:szCs w:val="18"/>
+                <w:shd w:fill="F4F5F7" w:val="clear"/>
+              </w:rPr>
+              <w:t xml:space="preserve">GET</w:t>
+            </w:r>
+          </w:p>
+        </w:tc>
+        <w:tc>
+          <w:tcPr>
+            <w:tcW w:type="dxa" w:w="3445"/>
+            <w:tcBorders>
+              <w:top w:val="single" w:color="D4D4D4" w:sz="2"/>
+              <w:left w:val="single" w:color="D4D4D4" w:sz="2"/>
+              <w:bottom w:val="single" w:color="D4D4D4" w:sz="2"/>
+              <w:right w:val="single" w:color="D4D4D4" w:sz="2"/>
+            </w:tcBorders>
+            <w:tcMar>
+              <w:top w:type="dxa" w:w="80"/>
+              <w:left w:type="dxa" w:w="120"/>
+              <w:bottom w:type="dxa" w:w="80"/>
+              <w:right w:type="dxa" w:w="120"/>
+            </w:tcMar>
+          </w:tcPr>
+          <w:p>
+            <w:pPr>
+              <w:spacing w:after="40" w:before="40"/>
+              <w:jc w:val="left"/>
+            </w:pPr>
+            <w:r>
+              <w:rPr>
+                <w:rFonts w:ascii="Consolas" w:cs="Consolas" w:eastAsia="Consolas" w:hAnsi="Consolas"/>
+                <w:color w:val="0B3D2E"/>
+                <w:sz w:val="18"/>
+                <w:szCs w:val="18"/>
+                <w:shd w:fill="F4F5F7" w:val="clear"/>
+              </w:rPr>
+              <w:t xml:space="preserve">/documents/{id}</w:t>
+            </w:r>
+          </w:p>
+        </w:tc>
+        <w:tc>
+          <w:tcPr>
+            <w:tcW w:type="dxa" w:w="4882"/>
+            <w:tcBorders>
+              <w:top w:val="single" w:color="D4D4D4" w:sz="2"/>
+              <w:left w:val="single" w:color="D4D4D4" w:sz="2"/>
+              <w:bottom w:val="single" w:color="D4D4D4" w:sz="2"/>
+              <w:right w:val="single" w:color="D4D4D4" w:sz="2"/>
+            </w:tcBorders>
+            <w:tcMar>
+              <w:top w:type="dxa" w:w="80"/>
+              <w:left w:type="dxa" w:w="120"/>
+              <w:bottom w:type="dxa" w:w="80"/>
+              <w:right w:type="dxa" w:w="120"/>
+            </w:tcMar>
+          </w:tcPr>
+          <w:p>
+            <w:pPr>
+              <w:spacing w:after="40" w:before="40"/>
+              <w:jc w:val="left"/>
+            </w:pPr>
+            <w:r>
+              <w:rPr>
+                <w:rFonts w:ascii="Calibri" w:cs="Calibri" w:eastAsia="Calibri" w:hAnsi="Calibri"/>
+                <w:color w:val="1A1A1A"/>
+                <w:sz w:val="20"/>
+                <w:szCs w:val="20"/>
+              </w:rPr>
+              <w:t xml:space="preserve">Working copy + metadata</w:t>
+            </w:r>
+          </w:p>
+        </w:tc>
+      </w:tr>
+      <w:tr>
+        <w:tc>
+          <w:tcPr>
+            <w:tcW w:type="dxa" w:w="1033"/>
+            <w:tcBorders>
+              <w:top w:val="single" w:color="D4D4D4" w:sz="2"/>
+              <w:left w:val="single" w:color="D4D4D4" w:sz="2"/>
+              <w:bottom w:val="single" w:color="D4D4D4" w:sz="2"/>
+              <w:right w:val="single" w:color="D4D4D4" w:sz="2"/>
+            </w:tcBorders>
             <w:shd w:fill="FAFBFC" w:val="clear"/>
             <w:tcMar>
               <w:top w:type="dxa" w:w="80"/>
@@ -4667,7 +5188,7 @@
                 <w:sz w:val="20"/>
                 <w:szCs w:val="20"/>
               </w:rPr>
-              <w:t xml:space="preserve">The currently approved version (what readers see)</w:t>
+              <w:t>The currently approved version (what readers see). 409 not_published when no version has been approved yet</w:t>
             </w:r>
           </w:p>
         </w:tc>
@@ -5650,7 +6171,7 @@
                 <w:szCs w:val="18"/>
                 <w:shd w:fill="F4F5F7" w:val="clear"/>
               </w:rPr>
-              <w:t xml:space="preserve">{ "order": ["step_id", ...] }</w:t>
+              <w:t>{ "order": ["step_id", …] } — must list every step exactly once (422 otherwise). Editing a step sets verified_at</w:t>
             </w:r>
           </w:p>
         </w:tc>

--- a/Documentation/05-API-Specification.docx
+++ b/Documentation/05-API-Specification.docx
@@ -65,7 +65,7 @@
           <w:sz w:val="20"/>
           <w:szCs w:val="20"/>
         </w:rPr>
-        <w:t>Version 1.2  ·  Project documentation  ·  2026</w:t>
+        <w:t>Version 1.3  ·  Project documentation  ·  2026</w:t>
       </w:r>
     </w:p>
     <w:p>
@@ -9226,7 +9226,7 @@
           <w:sz w:val="16"/>
           <w:szCs w:val="16"/>
         </w:rPr>
-        <w:t xml:space="preserve">  "filters": { "doc_type": "sop", "owner_id": null, "updated_after": null },</w:t>
+        <w:t xml:space="preserve">  "filters": { "doc_type": "sop", "owner_id": null, "approved_after": "2026-06-01", "approved_before": null },</w:t>
       </w:r>
     </w:p>
     <w:p>
@@ -9497,6 +9497,21 @@
           <w:szCs w:val="20"/>
         </w:rPr>
         <w:t xml:space="preserve">Permission filtering is applied inside the query. Drafts appear only for their author or owner. Archived documents never appear.</w:t>
+      </w:r>
+    </w:p>
+    <w:p>
+      <w:pPr>
+        <w:spacing w:after="140" w:before="60" w:line="276"/>
+        <w:jc w:val="left"/>
+      </w:pPr>
+      <w:r>
+        <w:rPr>
+          <w:rFonts w:ascii="Calibri" w:cs="Calibri" w:eastAsia="Calibri" w:hAnsi="Calibri"/>
+          <w:color w:val="1A1A1A"/>
+          <w:sz w:val="20"/>
+          <w:szCs w:val="20"/>
+        </w:rPr>
+        <w:t>Filters (v1.3). doc_type, owner_id and the approval-date range (approved_after / approved_before, YYYY-MM-DD, inclusive, UTC) are applied inside both retrieval legs, never after ranking, so a filter narrows the result list rather than emptying a page of unrelated hits. Results are the approved version of each document — including a document whose next revision is being drafted — so the date filters use the approval date, not the last edit. updated_after from v1.2 is replaced by approved_after.</w:t>
       </w:r>
     </w:p>
     <w:p>
@@ -12051,7 +12066,7 @@
                 <w:sz w:val="20"/>
                 <w:szCs w:val="20"/>
               </w:rPr>
-              <w:t xml:space="preserve">Documents by state, approvals, chat volume, top queries, unanswered queries</w:t>
+              <w:t>Documents by state, approvals, chat volume, top queries, unanswered queries; unindexed — approved documents search cannot yet see (the index monitor re-queues them every 10 minutes)</w:t>
             </w:r>
           </w:p>
         </w:tc>

--- a/Documentation/05-API-Specification.docx
+++ b/Documentation/05-API-Specification.docx
@@ -65,7 +65,7 @@
           <w:sz w:val="20"/>
           <w:szCs w:val="20"/>
         </w:rPr>
-        <w:t>Version 1.3  ·  Project documentation  ·  2026</w:t>
+        <w:t>Version 1.4  ·  Project documentation  ·  2026</w:t>
       </w:r>
     </w:p>
     <w:p>
@@ -12169,7 +12169,7 @@
                 <w:sz w:val="20"/>
                 <w:szCs w:val="20"/>
               </w:rPr>
-              <w:t xml:space="preserve">Queries that were refused for lack of an approved source — the SOP backlog</w:t>
+              <w:t>Queries that were refused for lack of an approved source — the SOP backlog. Grouped by meaning (FR-614): each row is {question, count, last_asked_at, variants[]} where question is the most-asked phrasing and variants the other ways it was asked</w:t>
             </w:r>
           </w:p>
         </w:tc>

--- a/Documentation/05-API-Specification.docx
+++ b/Documentation/05-API-Specification.docx
@@ -65,7 +65,7 @@
           <w:sz w:val="20"/>
           <w:szCs w:val="20"/>
         </w:rPr>
-        <w:t>Version 1.4  ·  Project documentation  ·  2026</w:t>
+        <w:t>Version 1.5  ·  Project documentation  ·  2026</w:t>
       </w:r>
     </w:p>
     <w:p>
@@ -9512,6 +9512,21 @@
           <w:szCs w:val="20"/>
         </w:rPr>
         <w:t>Filters (v1.3). doc_type, owner_id and the approval-date range (approved_after / approved_before, YYYY-MM-DD, inclusive, UTC) are applied inside both retrieval legs, never after ranking, so a filter narrows the result list rather than emptying a page of unrelated hits. Results are the approved version of each document — including a document whose next revision is being drafted — so the date filters use the approval date, not the last edit. updated_after from v1.2 is replaced by approved_after.</w:t>
+      </w:r>
+    </w:p>
+    <w:p>
+      <w:pPr>
+        <w:spacing w:after="140" w:before="60" w:line="276"/>
+        <w:jc w:val="left"/>
+      </w:pPr>
+      <w:r>
+        <w:rPr>
+          <w:rFonts w:ascii="Calibri" w:cs="Calibri" w:eastAsia="Calibri" w:hAnsi="Calibri"/>
+          <w:color w:val="1A1A1A"/>
+          <w:sz w:val="20"/>
+          <w:szCs w:val="20"/>
+        </w:rPr>
+        <w:t>Translation links (v1.5, I2-T3). GET /documents/{id} and GET /documents/{id}/published carry the link both ways: source — {id, language, title, state, translation_stale} of the document this one was translated from, or null; translations — the same shape for each translation of this document, one per language. Each end is present only when the caller can open it; the published payload lists only translations that are themselves published. POST /ai/translate answers 409 when a translation in that language already exists.</w:t>
       </w:r>
     </w:p>
     <w:p>

--- a/Documentation/05-API-Specification.docx
+++ b/Documentation/05-API-Specification.docx
@@ -65,7 +65,7 @@
           <w:sz w:val="20"/>
           <w:szCs w:val="20"/>
         </w:rPr>
-        <w:t>Version 1.5  ·  Project documentation  ·  2026</w:t>
+        <w:t>Version 1.6  ·  Project documentation  ·  2026</w:t>
       </w:r>
     </w:p>
     <w:p>
@@ -12587,7 +12587,407 @@
                 <w:sz w:val="20"/>
                 <w:szCs w:val="20"/>
               </w:rPr>
-              <w:t xml:space="preserve">Provider-hosted billing portal URL</w:t>
+              <w:t>Provider-hosted billing portal URL; 501 until a payment provider is connected, 409 before the first payment</w:t>
+            </w:r>
+          </w:p>
+        </w:tc>
+      </w:tr>
+      <w:tr>
+        <w:tc>
+          <w:tcPr>
+            <w:tcW w:type="dxa" w:w="889"/>
+            <w:tcBorders>
+              <w:top w:val="single" w:color="D4D4D4" w:sz="2"/>
+              <w:left w:val="single" w:color="D4D4D4" w:sz="2"/>
+              <w:bottom w:val="single" w:color="D4D4D4" w:sz="2"/>
+              <w:right w:val="single" w:color="D4D4D4" w:sz="2"/>
+            </w:tcBorders>
+            <w:tcMar>
+              <w:top w:type="dxa" w:w="80"/>
+              <w:left w:type="dxa" w:w="120"/>
+              <w:bottom w:type="dxa" w:w="80"/>
+              <w:right w:type="dxa" w:w="120"/>
+            </w:tcMar>
+          </w:tcPr>
+          <w:p>
+            <w:pPr>
+              <w:spacing w:after="40" w:before="40"/>
+              <w:jc w:val="left"/>
+            </w:pPr>
+            <w:r>
+              <w:rPr>
+                <w:rFonts w:ascii="Consolas" w:cs="Consolas" w:eastAsia="Consolas" w:hAnsi="Consolas"/>
+                <w:color w:val="0B3D2E"/>
+                <w:sz w:val="18"/>
+                <w:szCs w:val="18"/>
+                <w:shd w:fill="F4F5F7" w:val="clear"/>
+              </w:rPr>
+              <w:t>GET</w:t>
+            </w:r>
+          </w:p>
+        </w:tc>
+        <w:tc>
+          <w:tcPr>
+            <w:tcW w:type="dxa" w:w="2766"/>
+            <w:tcBorders>
+              <w:top w:val="single" w:color="D4D4D4" w:sz="2"/>
+              <w:left w:val="single" w:color="D4D4D4" w:sz="2"/>
+              <w:bottom w:val="single" w:color="D4D4D4" w:sz="2"/>
+              <w:right w:val="single" w:color="D4D4D4" w:sz="2"/>
+            </w:tcBorders>
+            <w:tcMar>
+              <w:top w:type="dxa" w:w="80"/>
+              <w:left w:type="dxa" w:w="120"/>
+              <w:bottom w:type="dxa" w:w="80"/>
+              <w:right w:type="dxa" w:w="120"/>
+            </w:tcMar>
+          </w:tcPr>
+          <w:p>
+            <w:pPr>
+              <w:spacing w:after="40" w:before="40"/>
+              <w:jc w:val="left"/>
+            </w:pPr>
+            <w:r>
+              <w:rPr>
+                <w:rFonts w:ascii="Consolas" w:cs="Consolas" w:eastAsia="Consolas" w:hAnsi="Consolas"/>
+                <w:color w:val="0B3D2E"/>
+                <w:sz w:val="18"/>
+                <w:szCs w:val="18"/>
+                <w:shd w:fill="F4F5F7" w:val="clear"/>
+              </w:rPr>
+              <w:t>/billing</w:t>
+            </w:r>
+          </w:p>
+        </w:tc>
+        <w:tc>
+          <w:tcPr>
+            <w:tcW w:type="dxa" w:w="5705"/>
+            <w:tcBorders>
+              <w:top w:val="single" w:color="D4D4D4" w:sz="2"/>
+              <w:left w:val="single" w:color="D4D4D4" w:sz="2"/>
+              <w:bottom w:val="single" w:color="D4D4D4" w:sz="2"/>
+              <w:right w:val="single" w:color="D4D4D4" w:sz="2"/>
+            </w:tcBorders>
+            <w:tcMar>
+              <w:top w:type="dxa" w:w="80"/>
+              <w:left w:type="dxa" w:w="120"/>
+              <w:bottom w:type="dxa" w:w="80"/>
+              <w:right w:type="dxa" w:w="120"/>
+            </w:tcMar>
+          </w:tcPr>
+          <w:p>
+            <w:pPr>
+              <w:spacing w:after="40" w:before="40"/>
+              <w:jc w:val="left"/>
+            </w:pPr>
+            <w:r>
+              <w:rPr>
+                <w:rFonts w:ascii="Calibri" w:cs="Calibri" w:eastAsia="Calibri" w:hAnsi="Calibri"/>
+                <w:color w:val="1A1A1A"/>
+                <w:sz w:val="20"/>
+                <w:szCs w:val="20"/>
+              </w:rPr>
+              <w:t>Subscription state (v1.6): tier, seats, status, current_period_end, scheduled change, provider (null = not connected), has_payment_method</w:t>
+            </w:r>
+          </w:p>
+        </w:tc>
+      </w:tr>
+      <w:tr>
+        <w:tc>
+          <w:tcPr>
+            <w:tcW w:type="dxa" w:w="889"/>
+            <w:tcBorders>
+              <w:top w:val="single" w:color="D4D4D4" w:sz="2"/>
+              <w:left w:val="single" w:color="D4D4D4" w:sz="2"/>
+              <w:bottom w:val="single" w:color="D4D4D4" w:sz="2"/>
+              <w:right w:val="single" w:color="D4D4D4" w:sz="2"/>
+            </w:tcBorders>
+            <w:tcMar>
+              <w:top w:type="dxa" w:w="80"/>
+              <w:left w:type="dxa" w:w="120"/>
+              <w:bottom w:type="dxa" w:w="80"/>
+              <w:right w:type="dxa" w:w="120"/>
+            </w:tcMar>
+          </w:tcPr>
+          <w:p>
+            <w:pPr>
+              <w:spacing w:after="40" w:before="40"/>
+              <w:jc w:val="left"/>
+            </w:pPr>
+            <w:r>
+              <w:rPr>
+                <w:rFonts w:ascii="Consolas" w:cs="Consolas" w:eastAsia="Consolas" w:hAnsi="Consolas"/>
+                <w:color w:val="0B3D2E"/>
+                <w:sz w:val="18"/>
+                <w:szCs w:val="18"/>
+                <w:shd w:fill="F4F5F7" w:val="clear"/>
+              </w:rPr>
+              <w:t>POST</w:t>
+            </w:r>
+          </w:p>
+        </w:tc>
+        <w:tc>
+          <w:tcPr>
+            <w:tcW w:type="dxa" w:w="2766"/>
+            <w:tcBorders>
+              <w:top w:val="single" w:color="D4D4D4" w:sz="2"/>
+              <w:left w:val="single" w:color="D4D4D4" w:sz="2"/>
+              <w:bottom w:val="single" w:color="D4D4D4" w:sz="2"/>
+              <w:right w:val="single" w:color="D4D4D4" w:sz="2"/>
+            </w:tcBorders>
+            <w:tcMar>
+              <w:top w:type="dxa" w:w="80"/>
+              <w:left w:type="dxa" w:w="120"/>
+              <w:bottom w:type="dxa" w:w="80"/>
+              <w:right w:type="dxa" w:w="120"/>
+            </w:tcMar>
+          </w:tcPr>
+          <w:p>
+            <w:pPr>
+              <w:spacing w:after="40" w:before="40"/>
+              <w:jc w:val="left"/>
+            </w:pPr>
+            <w:r>
+              <w:rPr>
+                <w:rFonts w:ascii="Consolas" w:cs="Consolas" w:eastAsia="Consolas" w:hAnsi="Consolas"/>
+                <w:color w:val="0B3D2E"/>
+                <w:sz w:val="18"/>
+                <w:szCs w:val="18"/>
+                <w:shd w:fill="F4F5F7" w:val="clear"/>
+              </w:rPr>
+              <w:t>/billing/change</w:t>
+            </w:r>
+          </w:p>
+        </w:tc>
+        <w:tc>
+          <w:tcPr>
+            <w:tcW w:type="dxa" w:w="5705"/>
+            <w:tcBorders>
+              <w:top w:val="single" w:color="D4D4D4" w:sz="2"/>
+              <w:left w:val="single" w:color="D4D4D4" w:sz="2"/>
+              <w:bottom w:val="single" w:color="D4D4D4" w:sz="2"/>
+              <w:right w:val="single" w:color="D4D4D4" w:sz="2"/>
+            </w:tcBorders>
+            <w:tcMar>
+              <w:top w:type="dxa" w:w="80"/>
+              <w:left w:type="dxa" w:w="120"/>
+              <w:bottom w:type="dxa" w:w="80"/>
+              <w:right w:type="dxa" w:w="120"/>
+            </w:tcMar>
+          </w:tcPr>
+          <w:p>
+            <w:pPr>
+              <w:spacing w:after="40" w:before="40"/>
+              <w:jc w:val="left"/>
+            </w:pPr>
+            <w:r>
+              <w:rPr>
+                <w:rFonts w:ascii="Calibri" w:cs="Calibri" w:eastAsia="Calibri" w:hAnsi="Calibri"/>
+                <w:color w:val="1A1A1A"/>
+                <w:sz w:val="20"/>
+                <w:szCs w:val="20"/>
+              </w:rPr>
+              <w:t>{ tier, seats? } — admin. Upgrade or more seats applies at once (provider prorates); downgrade or fewer seats is scheduled for the period end; a first payment returns checkout_url instead. 422 with the counts when members or documents exceed the new plan; Team seats above 10 are refused (open decision)</w:t>
+            </w:r>
+          </w:p>
+        </w:tc>
+      </w:tr>
+      <w:tr>
+        <w:tc>
+          <w:tcPr>
+            <w:tcW w:type="dxa" w:w="889"/>
+            <w:tcBorders>
+              <w:top w:val="single" w:color="D4D4D4" w:sz="2"/>
+              <w:left w:val="single" w:color="D4D4D4" w:sz="2"/>
+              <w:bottom w:val="single" w:color="D4D4D4" w:sz="2"/>
+              <w:right w:val="single" w:color="D4D4D4" w:sz="2"/>
+            </w:tcBorders>
+            <w:tcMar>
+              <w:top w:type="dxa" w:w="80"/>
+              <w:left w:type="dxa" w:w="120"/>
+              <w:bottom w:type="dxa" w:w="80"/>
+              <w:right w:type="dxa" w:w="120"/>
+            </w:tcMar>
+          </w:tcPr>
+          <w:p>
+            <w:pPr>
+              <w:spacing w:after="40" w:before="40"/>
+              <w:jc w:val="left"/>
+            </w:pPr>
+            <w:r>
+              <w:rPr>
+                <w:rFonts w:ascii="Consolas" w:cs="Consolas" w:eastAsia="Consolas" w:hAnsi="Consolas"/>
+                <w:color w:val="0B3D2E"/>
+                <w:sz w:val="18"/>
+                <w:szCs w:val="18"/>
+                <w:shd w:fill="F4F5F7" w:val="clear"/>
+              </w:rPr>
+              <w:t>DELETE</w:t>
+            </w:r>
+          </w:p>
+        </w:tc>
+        <w:tc>
+          <w:tcPr>
+            <w:tcW w:type="dxa" w:w="2766"/>
+            <w:tcBorders>
+              <w:top w:val="single" w:color="D4D4D4" w:sz="2"/>
+              <w:left w:val="single" w:color="D4D4D4" w:sz="2"/>
+              <w:bottom w:val="single" w:color="D4D4D4" w:sz="2"/>
+              <w:right w:val="single" w:color="D4D4D4" w:sz="2"/>
+            </w:tcBorders>
+            <w:tcMar>
+              <w:top w:type="dxa" w:w="80"/>
+              <w:left w:type="dxa" w:w="120"/>
+              <w:bottom w:type="dxa" w:w="80"/>
+              <w:right w:type="dxa" w:w="120"/>
+            </w:tcMar>
+          </w:tcPr>
+          <w:p>
+            <w:pPr>
+              <w:spacing w:after="40" w:before="40"/>
+              <w:jc w:val="left"/>
+            </w:pPr>
+            <w:r>
+              <w:rPr>
+                <w:rFonts w:ascii="Consolas" w:cs="Consolas" w:eastAsia="Consolas" w:hAnsi="Consolas"/>
+                <w:color w:val="0B3D2E"/>
+                <w:sz w:val="18"/>
+                <w:szCs w:val="18"/>
+                <w:shd w:fill="F4F5F7" w:val="clear"/>
+              </w:rPr>
+              <w:t>/billing/scheduled</w:t>
+            </w:r>
+          </w:p>
+        </w:tc>
+        <w:tc>
+          <w:tcPr>
+            <w:tcW w:type="dxa" w:w="5705"/>
+            <w:tcBorders>
+              <w:top w:val="single" w:color="D4D4D4" w:sz="2"/>
+              <w:left w:val="single" w:color="D4D4D4" w:sz="2"/>
+              <w:bottom w:val="single" w:color="D4D4D4" w:sz="2"/>
+              <w:right w:val="single" w:color="D4D4D4" w:sz="2"/>
+            </w:tcBorders>
+            <w:tcMar>
+              <w:top w:type="dxa" w:w="80"/>
+              <w:left w:type="dxa" w:w="120"/>
+              <w:bottom w:type="dxa" w:w="80"/>
+              <w:right w:type="dxa" w:w="120"/>
+            </w:tcMar>
+          </w:tcPr>
+          <w:p>
+            <w:pPr>
+              <w:spacing w:after="40" w:before="40"/>
+              <w:jc w:val="left"/>
+            </w:pPr>
+            <w:r>
+              <w:rPr>
+                <w:rFonts w:ascii="Calibri" w:cs="Calibri" w:eastAsia="Calibri" w:hAnsi="Calibri"/>
+                <w:color w:val="1A1A1A"/>
+                <w:sz w:val="20"/>
+                <w:szCs w:val="20"/>
+              </w:rPr>
+              <w:t>Cancel a scheduled downgrade</w:t>
+            </w:r>
+          </w:p>
+        </w:tc>
+      </w:tr>
+      <w:tr>
+        <w:tc>
+          <w:tcPr>
+            <w:tcW w:type="dxa" w:w="889"/>
+            <w:tcBorders>
+              <w:top w:val="single" w:color="D4D4D4" w:sz="2"/>
+              <w:left w:val="single" w:color="D4D4D4" w:sz="2"/>
+              <w:bottom w:val="single" w:color="D4D4D4" w:sz="2"/>
+              <w:right w:val="single" w:color="D4D4D4" w:sz="2"/>
+            </w:tcBorders>
+            <w:tcMar>
+              <w:top w:type="dxa" w:w="80"/>
+              <w:left w:type="dxa" w:w="120"/>
+              <w:bottom w:type="dxa" w:w="80"/>
+              <w:right w:type="dxa" w:w="120"/>
+            </w:tcMar>
+          </w:tcPr>
+          <w:p>
+            <w:pPr>
+              <w:spacing w:after="40" w:before="40"/>
+              <w:jc w:val="left"/>
+            </w:pPr>
+            <w:r>
+              <w:rPr>
+                <w:rFonts w:ascii="Consolas" w:cs="Consolas" w:eastAsia="Consolas" w:hAnsi="Consolas"/>
+                <w:color w:val="0B3D2E"/>
+                <w:sz w:val="18"/>
+                <w:szCs w:val="18"/>
+                <w:shd w:fill="F4F5F7" w:val="clear"/>
+              </w:rPr>
+              <w:t>POST</w:t>
+            </w:r>
+          </w:p>
+        </w:tc>
+        <w:tc>
+          <w:tcPr>
+            <w:tcW w:type="dxa" w:w="2766"/>
+            <w:tcBorders>
+              <w:top w:val="single" w:color="D4D4D4" w:sz="2"/>
+              <w:left w:val="single" w:color="D4D4D4" w:sz="2"/>
+              <w:bottom w:val="single" w:color="D4D4D4" w:sz="2"/>
+              <w:right w:val="single" w:color="D4D4D4" w:sz="2"/>
+            </w:tcBorders>
+            <w:tcMar>
+              <w:top w:type="dxa" w:w="80"/>
+              <w:left w:type="dxa" w:w="120"/>
+              <w:bottom w:type="dxa" w:w="80"/>
+              <w:right w:type="dxa" w:w="120"/>
+            </w:tcMar>
+          </w:tcPr>
+          <w:p>
+            <w:pPr>
+              <w:spacing w:after="40" w:before="40"/>
+              <w:jc w:val="left"/>
+            </w:pPr>
+            <w:r>
+              <w:rPr>
+                <w:rFonts w:ascii="Consolas" w:cs="Consolas" w:eastAsia="Consolas" w:hAnsi="Consolas"/>
+                <w:color w:val="0B3D2E"/>
+                <w:sz w:val="18"/>
+                <w:szCs w:val="18"/>
+                <w:shd w:fill="F4F5F7" w:val="clear"/>
+              </w:rPr>
+              <w:t>/billing/webhook</w:t>
+            </w:r>
+          </w:p>
+        </w:tc>
+        <w:tc>
+          <w:tcPr>
+            <w:tcW w:type="dxa" w:w="5705"/>
+            <w:tcBorders>
+              <w:top w:val="single" w:color="D4D4D4" w:sz="2"/>
+              <w:left w:val="single" w:color="D4D4D4" w:sz="2"/>
+              <w:bottom w:val="single" w:color="D4D4D4" w:sz="2"/>
+              <w:right w:val="single" w:color="D4D4D4" w:sz="2"/>
+            </w:tcBorders>
+            <w:tcMar>
+              <w:top w:type="dxa" w:w="80"/>
+              <w:left w:type="dxa" w:w="120"/>
+              <w:bottom w:type="dxa" w:w="80"/>
+              <w:right w:type="dxa" w:w="120"/>
+            </w:tcMar>
+          </w:tcPr>
+          <w:p>
+            <w:pPr>
+              <w:spacing w:after="40" w:before="40"/>
+              <w:jc w:val="left"/>
+            </w:pPr>
+            <w:r>
+              <w:rPr>
+                <w:rFonts w:ascii="Calibri" w:cs="Calibri" w:eastAsia="Calibri" w:hAnsi="Calibri"/>
+                <w:color w:val="1A1A1A"/>
+                <w:sz w:val="20"/>
+                <w:szCs w:val="20"/>
+              </w:rPr>
+              <w:t>Provider callback, unauthenticated, signature verified by the driver; normalised events subscription.updated / subscription.canceled / payment.failed</w:t>
             </w:r>
           </w:p>
         </w:tc>

--- a/Documentation/05-API-Specification.docx
+++ b/Documentation/05-API-Specification.docx
@@ -65,7 +65,7 @@
           <w:sz w:val="20"/>
           <w:szCs w:val="20"/>
         </w:rPr>
-        <w:t>Version 1.6  ·  Project documentation  ·  2026</w:t>
+        <w:t>Version 1.7  ·  Project documentation  ·  2026</w:t>
       </w:r>
     </w:p>
     <w:p>
@@ -12082,6 +12082,206 @@
                 <w:szCs w:val="20"/>
               </w:rPr>
               <w:t>Documents by state, approvals, chat volume, top queries, unanswered queries; unindexed — approved documents search cannot yet see (the index monitor re-queues them every 10 minutes)</w:t>
+            </w:r>
+          </w:p>
+        </w:tc>
+      </w:tr>
+      <w:tr>
+        <w:tc>
+          <w:tcPr>
+            <w:tcW w:type="dxa" w:w="889"/>
+            <w:tcBorders>
+              <w:top w:val="single" w:color="D4D4D4" w:sz="2"/>
+              <w:left w:val="single" w:color="D4D4D4" w:sz="2"/>
+              <w:bottom w:val="single" w:color="D4D4D4" w:sz="2"/>
+              <w:right w:val="single" w:color="D4D4D4" w:sz="2"/>
+            </w:tcBorders>
+            <w:tcMar>
+              <w:top w:type="dxa" w:w="80"/>
+              <w:left w:type="dxa" w:w="120"/>
+              <w:bottom w:type="dxa" w:w="80"/>
+              <w:right w:type="dxa" w:w="120"/>
+            </w:tcMar>
+          </w:tcPr>
+          <w:p>
+            <w:pPr>
+              <w:spacing w:after="40" w:before="40"/>
+              <w:jc w:val="left"/>
+            </w:pPr>
+            <w:r>
+              <w:rPr>
+                <w:rFonts w:ascii="Consolas" w:cs="Consolas" w:eastAsia="Consolas" w:hAnsi="Consolas"/>
+                <w:color w:val="0B3D2E"/>
+                <w:sz w:val="18"/>
+                <w:szCs w:val="18"/>
+                <w:shd w:fill="F4F5F7" w:val="clear"/>
+              </w:rPr>
+              <w:t>GET</w:t>
+            </w:r>
+          </w:p>
+        </w:tc>
+        <w:tc>
+          <w:tcPr>
+            <w:tcW w:type="dxa" w:w="2766"/>
+            <w:tcBorders>
+              <w:top w:val="single" w:color="D4D4D4" w:sz="2"/>
+              <w:left w:val="single" w:color="D4D4D4" w:sz="2"/>
+              <w:bottom w:val="single" w:color="D4D4D4" w:sz="2"/>
+              <w:right w:val="single" w:color="D4D4D4" w:sz="2"/>
+            </w:tcBorders>
+            <w:tcMar>
+              <w:top w:type="dxa" w:w="80"/>
+              <w:left w:type="dxa" w:w="120"/>
+              <w:bottom w:type="dxa" w:w="80"/>
+              <w:right w:type="dxa" w:w="120"/>
+            </w:tcMar>
+          </w:tcPr>
+          <w:p>
+            <w:pPr>
+              <w:spacing w:after="40" w:before="40"/>
+              <w:jc w:val="left"/>
+            </w:pPr>
+            <w:r>
+              <w:rPr>
+                <w:rFonts w:ascii="Consolas" w:cs="Consolas" w:eastAsia="Consolas" w:hAnsi="Consolas"/>
+                <w:color w:val="0B3D2E"/>
+                <w:sz w:val="18"/>
+                <w:szCs w:val="18"/>
+                <w:shd w:fill="F4F5F7" w:val="clear"/>
+              </w:rPr>
+              <w:t>/analytics/past-review</w:t>
+            </w:r>
+          </w:p>
+        </w:tc>
+        <w:tc>
+          <w:tcPr>
+            <w:tcW w:type="dxa" w:w="5705"/>
+            <w:tcBorders>
+              <w:top w:val="single" w:color="D4D4D4" w:sz="2"/>
+              <w:left w:val="single" w:color="D4D4D4" w:sz="2"/>
+              <w:bottom w:val="single" w:color="D4D4D4" w:sz="2"/>
+              <w:right w:val="single" w:color="D4D4D4" w:sz="2"/>
+            </w:tcBorders>
+            <w:tcMar>
+              <w:top w:type="dxa" w:w="80"/>
+              <w:left w:type="dxa" w:w="120"/>
+              <w:bottom w:type="dxa" w:w="80"/>
+              <w:right w:type="dxa" w:w="120"/>
+            </w:tcMar>
+          </w:tcPr>
+          <w:p>
+            <w:pPr>
+              <w:spacing w:after="40" w:before="40"/>
+              <w:jc w:val="left"/>
+            </w:pPr>
+            <w:r>
+              <w:rPr>
+                <w:rFonts w:ascii="Calibri" w:cs="Calibri" w:eastAsia="Calibri" w:hAnsi="Calibri"/>
+                <w:color w:val="1A1A1A"/>
+                <w:sz w:val="20"/>
+                <w:szCs w:val="20"/>
+              </w:rPr>
+              <w:t>Admin (v1.7): every live document past its review date, most overdue first — title, space, owner, review_due_at, days_overdue</w:t>
+            </w:r>
+          </w:p>
+        </w:tc>
+      </w:tr>
+      <w:tr>
+        <w:tc>
+          <w:tcPr>
+            <w:tcW w:type="dxa" w:w="889"/>
+            <w:tcBorders>
+              <w:top w:val="single" w:color="D4D4D4" w:sz="2"/>
+              <w:left w:val="single" w:color="D4D4D4" w:sz="2"/>
+              <w:bottom w:val="single" w:color="D4D4D4" w:sz="2"/>
+              <w:right w:val="single" w:color="D4D4D4" w:sz="2"/>
+            </w:tcBorders>
+            <w:tcMar>
+              <w:top w:type="dxa" w:w="80"/>
+              <w:left w:type="dxa" w:w="120"/>
+              <w:bottom w:type="dxa" w:w="80"/>
+              <w:right w:type="dxa" w:w="120"/>
+            </w:tcMar>
+          </w:tcPr>
+          <w:p>
+            <w:pPr>
+              <w:spacing w:after="40" w:before="40"/>
+              <w:jc w:val="left"/>
+            </w:pPr>
+            <w:r>
+              <w:rPr>
+                <w:rFonts w:ascii="Consolas" w:cs="Consolas" w:eastAsia="Consolas" w:hAnsi="Consolas"/>
+                <w:color w:val="0B3D2E"/>
+                <w:sz w:val="18"/>
+                <w:szCs w:val="18"/>
+                <w:shd w:fill="F4F5F7" w:val="clear"/>
+              </w:rPr>
+              <w:t>GET</w:t>
+            </w:r>
+          </w:p>
+        </w:tc>
+        <w:tc>
+          <w:tcPr>
+            <w:tcW w:type="dxa" w:w="2766"/>
+            <w:tcBorders>
+              <w:top w:val="single" w:color="D4D4D4" w:sz="2"/>
+              <w:left w:val="single" w:color="D4D4D4" w:sz="2"/>
+              <w:bottom w:val="single" w:color="D4D4D4" w:sz="2"/>
+              <w:right w:val="single" w:color="D4D4D4" w:sz="2"/>
+            </w:tcBorders>
+            <w:tcMar>
+              <w:top w:type="dxa" w:w="80"/>
+              <w:left w:type="dxa" w:w="120"/>
+              <w:bottom w:type="dxa" w:w="80"/>
+              <w:right w:type="dxa" w:w="120"/>
+            </w:tcMar>
+          </w:tcPr>
+          <w:p>
+            <w:pPr>
+              <w:spacing w:after="40" w:before="40"/>
+              <w:jc w:val="left"/>
+            </w:pPr>
+            <w:r>
+              <w:rPr>
+                <w:rFonts w:ascii="Consolas" w:cs="Consolas" w:eastAsia="Consolas" w:hAnsi="Consolas"/>
+                <w:color w:val="0B3D2E"/>
+                <w:sz w:val="18"/>
+                <w:szCs w:val="18"/>
+                <w:shd w:fill="F4F5F7" w:val="clear"/>
+              </w:rPr>
+              <w:t>/me/documents</w:t>
+            </w:r>
+          </w:p>
+        </w:tc>
+        <w:tc>
+          <w:tcPr>
+            <w:tcW w:type="dxa" w:w="5705"/>
+            <w:tcBorders>
+              <w:top w:val="single" w:color="D4D4D4" w:sz="2"/>
+              <w:left w:val="single" w:color="D4D4D4" w:sz="2"/>
+              <w:bottom w:val="single" w:color="D4D4D4" w:sz="2"/>
+              <w:right w:val="single" w:color="D4D4D4" w:sz="2"/>
+            </w:tcBorders>
+            <w:tcMar>
+              <w:top w:type="dxa" w:w="80"/>
+              <w:left w:type="dxa" w:w="120"/>
+              <w:bottom w:type="dxa" w:w="80"/>
+              <w:right w:type="dxa" w:w="120"/>
+            </w:tcMar>
+          </w:tcPr>
+          <w:p>
+            <w:pPr>
+              <w:spacing w:after="40" w:before="40"/>
+              <w:jc w:val="left"/>
+            </w:pPr>
+            <w:r>
+              <w:rPr>
+                <w:rFonts w:ascii="Calibri" w:cs="Calibri" w:eastAsia="Calibri" w:hAnsi="Calibri"/>
+                <w:color w:val="1A1A1A"/>
+                <w:sz w:val="20"/>
+                <w:szCs w:val="20"/>
+              </w:rPr>
+              <w:t>Owner dashboard (v1.7): the caller's owned documents with what each needs — review_overdue, review_soon, draft, revision_in_draft, in_review, translation_stale, acknowledgements_outstanding — most urgent first, plus a summary</w:t>
             </w:r>
           </w:p>
         </w:tc>
